--- a/data/revised_2026-10_full/tracked/v2/Chemistry/SS3.1_Acids_and_Bases/Chemistry_Acids_and_Bases_CBE_LessonSequence_TRACKED.docx
+++ b/data/revised_2026-10_full/tracked/v2/Chemistry/SS3.1_Acids_and_Bases/Chemistry_Acids_and_Bases_CBE_LessonSequence_TRACKED.docx
@@ -427,10 +427,10 @@
               <w:spacing w:after="40" w:before="0"/>
               <w:jc w:val="left"/>
               <w:rPr>
-                <w:ins w:id="9002" w:author="Claude (AI) - proposed" w:date="2026-10-15T03:01:22Z"/>
-              </w:rPr>
-            </w:pPr>
-            <w:ins w:id="9001" w:author="Claude (AI) - proposed" w:date="2026-10-15T03:01:22Z">
+                <w:ins w:id="9002" w:author="Claude (AI) - proposed" w:date="2026-10-18T00:27:02Z"/>
+              </w:rPr>
+            </w:pPr>
+            <w:ins w:id="9001" w:author="Claude (AI) - proposed" w:date="2026-10-18T00:27:02Z">
               <w:r>
                 <w:rPr>
                   <w:rFonts w:ascii="Arial" w:cs="Arial" w:eastAsia="Arial" w:hAnsi="Arial"/>
@@ -452,10 +452,10 @@
               <w:spacing w:after="40" w:before="0"/>
               <w:jc w:val="left"/>
               <w:rPr>
-                <w:del w:id="9004" w:author="Claude (AI) - proposed" w:date="2026-10-15T03:01:22Z"/>
-              </w:rPr>
-            </w:pPr>
-            <w:del w:id="9003" w:author="Claude (AI) - proposed" w:date="2026-10-15T03:01:22Z">
+                <w:del w:id="9004" w:author="Claude (AI) - proposed" w:date="2026-10-18T00:27:02Z"/>
+              </w:rPr>
+            </w:pPr>
+            <w:del w:id="9003" w:author="Claude (AI) - proposed" w:date="2026-10-18T00:27:02Z">
               <w:r>
                 <w:rPr>
                   <w:rFonts w:ascii="Arial" w:cs="Arial" w:eastAsia="Arial" w:hAnsi="Arial"/>
@@ -525,10 +525,10 @@
               <w:ind w:left="360" w:hanging="180"/>
               <w:jc w:val="left"/>
               <w:rPr>
-                <w:del w:id="9006" w:author="Claude (AI) - proposed" w:date="2026-10-15T03:01:22Z"/>
-              </w:rPr>
-            </w:pPr>
-            <w:del w:id="9005" w:author="Claude (AI) - proposed" w:date="2026-10-15T03:01:22Z">
+                <w:del w:id="9006" w:author="Claude (AI) - proposed" w:date="2026-10-18T00:27:02Z"/>
+              </w:rPr>
+            </w:pPr>
+            <w:del w:id="9005" w:author="Claude (AI) - proposed" w:date="2026-10-18T00:27:02Z">
               <w:r>
                 <w:rPr>
                   <w:rFonts w:ascii="Arial" w:cs="Arial" w:eastAsia="Arial" w:hAnsi="Arial"/>
@@ -550,10 +550,10 @@
               <w:ind w:left="360" w:hanging="180"/>
               <w:jc w:val="left"/>
               <w:rPr>
-                <w:del w:id="9008" w:author="Claude (AI) - proposed" w:date="2026-10-15T03:01:22Z"/>
-              </w:rPr>
-            </w:pPr>
-            <w:del w:id="9007" w:author="Claude (AI) - proposed" w:date="2026-10-15T03:01:22Z">
+                <w:del w:id="9008" w:author="Claude (AI) - proposed" w:date="2026-10-18T00:27:02Z"/>
+              </w:rPr>
+            </w:pPr>
+            <w:del w:id="9007" w:author="Claude (AI) - proposed" w:date="2026-10-18T00:27:02Z">
               <w:r>
                 <w:rPr>
                   <w:rFonts w:ascii="Arial" w:cs="Arial" w:eastAsia="Arial" w:hAnsi="Arial"/>
@@ -588,7 +588,7 @@
               </w:rPr>
               <w:t xml:space="preserve">–  </w:t>
             </w:r>
-            <w:del w:id="9009" w:author="Claude (AI) - proposed" w:date="2026-10-15T03:01:22Z">
+            <w:del w:id="9009" w:author="Claude (AI) - proposed" w:date="2026-10-18T00:27:02Z">
               <w:r>
                 <w:rPr>
                   <w:rFonts w:ascii="Arial" w:cs="Arial" w:eastAsia="Arial" w:hAnsi="Arial"/>
@@ -603,7 +603,7 @@
                 <w:delText xml:space="preserve">Chemical properties</w:delText>
               </w:r>
             </w:del>
-            <w:ins w:id="9010" w:author="Claude (AI) - proposed" w:date="2026-10-15T03:01:22Z">
+            <w:ins w:id="9010" w:author="Claude (AI) - proposed" w:date="2026-10-18T00:27:02Z">
               <w:r>
                 <w:rPr>
                   <w:rFonts w:ascii="Arial" w:cs="Arial" w:eastAsia="Arial" w:hAnsi="Arial"/>
@@ -638,10 +638,10 @@
               <w:ind w:left="360" w:hanging="180"/>
               <w:jc w:val="left"/>
               <w:rPr>
-                <w:ins w:id="9012" w:author="Claude (AI) - proposed" w:date="2026-10-15T03:01:22Z"/>
-              </w:rPr>
-            </w:pPr>
-            <w:ins w:id="9011" w:author="Claude (AI) - proposed" w:date="2026-10-15T03:01:22Z">
+                <w:ins w:id="9012" w:author="Claude (AI) - proposed" w:date="2026-10-18T00:27:02Z"/>
+              </w:rPr>
+            </w:pPr>
+            <w:ins w:id="9011" w:author="Claude (AI) - proposed" w:date="2026-10-18T00:27:02Z">
               <w:r>
                 <w:rPr>
                   <w:rFonts w:ascii="Arial" w:cs="Arial" w:eastAsia="Arial" w:hAnsi="Arial"/>
@@ -663,10 +663,10 @@
               <w:ind w:left="360" w:hanging="180"/>
               <w:jc w:val="left"/>
               <w:rPr>
-                <w:ins w:id="9014" w:author="Claude (AI) - proposed" w:date="2026-10-15T03:01:22Z"/>
-              </w:rPr>
-            </w:pPr>
-            <w:ins w:id="9013" w:author="Claude (AI) - proposed" w:date="2026-10-15T03:01:22Z">
+                <w:ins w:id="9014" w:author="Claude (AI) - proposed" w:date="2026-10-18T00:27:02Z"/>
+              </w:rPr>
+            </w:pPr>
+            <w:ins w:id="9013" w:author="Claude (AI) - proposed" w:date="2026-10-18T00:27:02Z">
               <w:r>
                 <w:rPr>
                   <w:rFonts w:ascii="Arial" w:cs="Arial" w:eastAsia="Arial" w:hAnsi="Arial"/>
@@ -688,10 +688,10 @@
               <w:ind w:left="360" w:hanging="180"/>
               <w:jc w:val="left"/>
               <w:rPr>
-                <w:ins w:id="9016" w:author="Claude (AI) - proposed" w:date="2026-10-15T03:01:22Z"/>
-              </w:rPr>
-            </w:pPr>
-            <w:ins w:id="9015" w:author="Claude (AI) - proposed" w:date="2026-10-15T03:01:22Z">
+                <w:ins w:id="9016" w:author="Claude (AI) - proposed" w:date="2026-10-18T00:27:02Z"/>
+              </w:rPr>
+            </w:pPr>
+            <w:ins w:id="9015" w:author="Claude (AI) - proposed" w:date="2026-10-18T00:27:02Z">
               <w:r>
                 <w:rPr>
                   <w:rFonts w:ascii="Arial" w:cs="Arial" w:eastAsia="Arial" w:hAnsi="Arial"/>
@@ -713,10 +713,10 @@
               <w:ind w:left="360" w:hanging="180"/>
               <w:jc w:val="left"/>
               <w:rPr>
-                <w:ins w:id="9018" w:author="Claude (AI) - proposed" w:date="2026-10-15T03:01:22Z"/>
-              </w:rPr>
-            </w:pPr>
-            <w:ins w:id="9017" w:author="Claude (AI) - proposed" w:date="2026-10-15T03:01:22Z">
+                <w:ins w:id="9018" w:author="Claude (AI) - proposed" w:date="2026-10-18T00:27:02Z"/>
+              </w:rPr>
+            </w:pPr>
+            <w:ins w:id="9017" w:author="Claude (AI) - proposed" w:date="2026-10-18T00:27:02Z">
               <w:r>
                 <w:rPr>
                   <w:rFonts w:ascii="Arial" w:cs="Arial" w:eastAsia="Arial" w:hAnsi="Arial"/>
@@ -738,10 +738,10 @@
               <w:ind w:left="360" w:hanging="180"/>
               <w:jc w:val="left"/>
               <w:rPr>
-                <w:del w:id="9020" w:author="Claude (AI) - proposed" w:date="2026-10-15T03:01:22Z"/>
-              </w:rPr>
-            </w:pPr>
-            <w:del w:id="9019" w:author="Claude (AI) - proposed" w:date="2026-10-15T03:01:22Z">
+                <w:del w:id="9020" w:author="Claude (AI) - proposed" w:date="2026-10-18T00:27:02Z"/>
+              </w:rPr>
+            </w:pPr>
+            <w:del w:id="9019" w:author="Claude (AI) - proposed" w:date="2026-10-18T00:27:02Z">
               <w:r>
                 <w:rPr>
                   <w:rFonts w:ascii="Arial" w:cs="Arial" w:eastAsia="Arial" w:hAnsi="Arial"/>
@@ -776,7 +776,7 @@
               </w:rPr>
               <w:t xml:space="preserve">–  </w:t>
             </w:r>
-            <w:del w:id="9021" w:author="Claude (AI) - proposed" w:date="2026-10-15T03:01:22Z">
+            <w:del w:id="9021" w:author="Claude (AI) - proposed" w:date="2026-10-18T00:27:02Z">
               <w:r>
                 <w:rPr>
                   <w:rFonts w:ascii="Arial" w:cs="Arial" w:eastAsia="Arial" w:hAnsi="Arial"/>
@@ -791,7 +791,7 @@
                 <w:delText xml:space="preserve">Uses</w:delText>
               </w:r>
             </w:del>
-            <w:ins w:id="9022" w:author="Claude (AI) - proposed" w:date="2026-10-15T03:01:22Z">
+            <w:ins w:id="9022" w:author="Claude (AI) - proposed" w:date="2026-10-18T00:27:02Z">
               <w:r>
                 <w:rPr>
                   <w:rFonts w:ascii="Arial" w:cs="Arial" w:eastAsia="Arial" w:hAnsi="Arial"/>
@@ -887,7 +887,7 @@
               </w:rPr>
               <w:t xml:space="preserve">By the end of the sub</w:t>
             </w:r>
-            <w:del w:id="9023" w:author="Claude (AI) - proposed" w:date="2026-10-15T03:01:22Z">
+            <w:del w:id="9023" w:author="Claude (AI) - proposed" w:date="2026-10-18T00:27:02Z">
               <w:r>
                 <w:rPr>
                   <w:rFonts w:ascii="Arial" w:cs="Arial" w:eastAsia="Arial" w:hAnsi="Arial"/>
@@ -902,7 +902,7 @@
                 <w:delText xml:space="preserve">-</w:delText>
               </w:r>
             </w:del>
-            <w:ins w:id="9024" w:author="Claude (AI) - proposed" w:date="2026-10-15T03:01:22Z">
+            <w:ins w:id="9024" w:author="Claude (AI) - proposed" w:date="2026-10-18T00:27:02Z">
               <w:r>
                 <w:rPr>
                   <w:rFonts w:ascii="Arial" w:cs="Arial" w:eastAsia="Arial" w:hAnsi="Arial"/>
@@ -937,10 +937,10 @@
               <w:spacing w:after="40" w:before="0"/>
               <w:jc w:val="left"/>
               <w:rPr>
-                <w:del w:id="9026" w:author="Claude (AI) - proposed" w:date="2026-10-15T03:01:22Z"/>
-              </w:rPr>
-            </w:pPr>
-            <w:del w:id="9025" w:author="Claude (AI) - proposed" w:date="2026-10-15T03:01:22Z">
+                <w:del w:id="9026" w:author="Claude (AI) - proposed" w:date="2026-10-18T00:27:02Z"/>
+              </w:rPr>
+            </w:pPr>
+            <w:del w:id="9025" w:author="Claude (AI) - proposed" w:date="2026-10-18T00:27:02Z">
               <w:r>
                 <w:rPr>
                   <w:rFonts w:ascii="Arial" w:cs="Arial" w:eastAsia="Arial" w:hAnsi="Arial"/>
@@ -962,7 +962,7 @@
               <w:spacing w:after="40" w:before="0"/>
               <w:jc w:val="left"/>
             </w:pPr>
-            <w:del w:id="9027" w:author="Claude (AI) - proposed" w:date="2026-10-15T03:01:22Z">
+            <w:del w:id="9027" w:author="Claude (AI) - proposed" w:date="2026-10-18T00:27:02Z">
               <w:r>
                 <w:rPr>
                   <w:rFonts w:ascii="Arial" w:cs="Arial" w:eastAsia="Arial" w:hAnsi="Arial"/>
@@ -977,7 +977,7 @@
                 <w:delText xml:space="preserve">b) define</w:delText>
               </w:r>
             </w:del>
-            <w:ins w:id="9028" w:author="Claude (AI) - proposed" w:date="2026-10-15T03:01:22Z">
+            <w:ins w:id="9028" w:author="Claude (AI) - proposed" w:date="2026-10-18T00:27:02Z">
               <w:r>
                 <w:rPr>
                   <w:rFonts w:ascii="Arial" w:cs="Arial" w:eastAsia="Arial" w:hAnsi="Arial"/>
@@ -1005,7 +1005,7 @@
               </w:rPr>
               <w:t xml:space="preserve"> acids and bases </w:t>
             </w:r>
-            <w:del w:id="9029" w:author="Claude (AI) - proposed" w:date="2026-10-15T03:01:22Z">
+            <w:del w:id="9029" w:author="Claude (AI) - proposed" w:date="2026-10-18T00:27:02Z">
               <w:r>
                 <w:rPr>
                   <w:rFonts w:ascii="Arial" w:cs="Arial" w:eastAsia="Arial" w:hAnsi="Arial"/>
@@ -1020,7 +1020,7 @@
                 <w:delText xml:space="preserve">using the Arrhenius definition</w:delText>
               </w:r>
             </w:del>
-            <w:ins w:id="9030" w:author="Claude (AI) - proposed" w:date="2026-10-15T03:01:22Z">
+            <w:ins w:id="9030" w:author="Claude (AI) - proposed" w:date="2026-10-18T00:27:02Z">
               <w:r>
                 <w:rPr>
                   <w:rFonts w:ascii="Arial" w:cs="Arial" w:eastAsia="Arial" w:hAnsi="Arial"/>
@@ -1042,7 +1042,7 @@
               <w:spacing w:after="40" w:before="0"/>
               <w:jc w:val="left"/>
             </w:pPr>
-            <w:del w:id="9031" w:author="Claude (AI) - proposed" w:date="2026-10-15T03:01:22Z">
+            <w:del w:id="9031" w:author="Claude (AI) - proposed" w:date="2026-10-18T00:27:02Z">
               <w:r>
                 <w:rPr>
                   <w:rFonts w:ascii="Arial" w:cs="Arial" w:eastAsia="Arial" w:hAnsi="Arial"/>
@@ -1057,7 +1057,7 @@
                 <w:delText xml:space="preserve">c) investigate</w:delText>
               </w:r>
             </w:del>
-            <w:ins w:id="9032" w:author="Claude (AI) - proposed" w:date="2026-10-15T03:01:22Z">
+            <w:ins w:id="9032" w:author="Claude (AI) - proposed" w:date="2026-10-18T00:27:02Z">
               <w:r>
                 <w:rPr>
                   <w:rFonts w:ascii="Arial" w:cs="Arial" w:eastAsia="Arial" w:hAnsi="Arial"/>
@@ -1085,7 +1085,7 @@
               </w:rPr>
               <w:t xml:space="preserve"> the chemical properties of acids and bases</w:t>
             </w:r>
-            <w:del w:id="9033" w:author="Claude (AI) - proposed" w:date="2026-10-15T03:01:22Z">
+            <w:del w:id="9033" w:author="Claude (AI) - proposed" w:date="2026-10-18T00:27:02Z">
               <w:r>
                 <w:rPr>
                   <w:rFonts w:ascii="Arial" w:cs="Arial" w:eastAsia="Arial" w:hAnsi="Arial"/>
@@ -1107,7 +1107,7 @@
               <w:spacing w:after="40" w:before="0"/>
               <w:jc w:val="left"/>
             </w:pPr>
-            <w:del w:id="9034" w:author="Claude (AI) - proposed" w:date="2026-10-15T03:01:22Z">
+            <w:del w:id="9034" w:author="Claude (AI) - proposed" w:date="2026-10-18T00:27:02Z">
               <w:r>
                 <w:rPr>
                   <w:rFonts w:ascii="Arial" w:cs="Arial" w:eastAsia="Arial" w:hAnsi="Arial"/>
@@ -1122,7 +1122,7 @@
                 <w:delText xml:space="preserve">d) determine</w:delText>
               </w:r>
             </w:del>
-            <w:ins w:id="9035" w:author="Claude (AI) - proposed" w:date="2026-10-15T03:01:22Z">
+            <w:ins w:id="9035" w:author="Claude (AI) - proposed" w:date="2026-10-18T00:27:02Z">
               <w:r>
                 <w:rPr>
                   <w:rFonts w:ascii="Arial" w:cs="Arial" w:eastAsia="Arial" w:hAnsi="Arial"/>
@@ -1150,7 +1150,7 @@
               </w:rPr>
               <w:t xml:space="preserve"> the strength of acids and bases using the </w:t>
             </w:r>
-            <w:del w:id="9036" w:author="Claude (AI) - proposed" w:date="2026-10-15T03:01:22Z">
+            <w:del w:id="9036" w:author="Claude (AI) - proposed" w:date="2026-10-18T00:27:02Z">
               <w:r>
                 <w:rPr>
                   <w:rFonts w:ascii="Arial" w:cs="Arial" w:eastAsia="Arial" w:hAnsi="Arial"/>
@@ -1165,7 +1165,7 @@
                 <w:delText xml:space="preserve">pH scale and universal indicator, and distinguish strong from weak acids and bases</w:delText>
               </w:r>
             </w:del>
-            <w:ins w:id="9037" w:author="Claude (AI) - proposed" w:date="2026-10-15T03:01:22Z">
+            <w:ins w:id="9037" w:author="Claude (AI) - proposed" w:date="2026-10-18T00:27:02Z">
               <w:r>
                 <w:rPr>
                   <w:rFonts w:ascii="Arial" w:cs="Arial" w:eastAsia="Arial" w:hAnsi="Arial"/>
@@ -1187,7 +1187,7 @@
               <w:spacing w:after="40" w:before="0"/>
               <w:jc w:val="left"/>
             </w:pPr>
-            <w:del w:id="9038" w:author="Claude (AI) - proposed" w:date="2026-10-15T03:01:22Z">
+            <w:del w:id="9038" w:author="Claude (AI) - proposed" w:date="2026-10-18T00:27:02Z">
               <w:r>
                 <w:rPr>
                   <w:rFonts w:ascii="Arial" w:cs="Arial" w:eastAsia="Arial" w:hAnsi="Arial"/>
@@ -1202,7 +1202,7 @@
                 <w:delText xml:space="preserve">e) appreciate</w:delText>
               </w:r>
             </w:del>
-            <w:ins w:id="9039" w:author="Claude (AI) - proposed" w:date="2026-10-15T03:01:22Z">
+            <w:ins w:id="9039" w:author="Claude (AI) - proposed" w:date="2026-10-18T00:27:02Z">
               <w:r>
                 <w:rPr>
                   <w:rFonts w:ascii="Arial" w:cs="Arial" w:eastAsia="Arial" w:hAnsi="Arial"/>
@@ -1230,7 +1230,7 @@
               </w:rPr>
               <w:t xml:space="preserve"> the uses of acids and bases in day</w:t>
             </w:r>
-            <w:del w:id="9040" w:author="Claude (AI) - proposed" w:date="2026-10-15T03:01:22Z">
+            <w:del w:id="9040" w:author="Claude (AI) - proposed" w:date="2026-10-18T00:27:02Z">
               <w:r>
                 <w:rPr>
                   <w:rFonts w:ascii="Arial" w:cs="Arial" w:eastAsia="Arial" w:hAnsi="Arial"/>
@@ -1245,7 +1245,7 @@
                 <w:delText xml:space="preserve">-to-day life, including safe handling and the use of antacids to relieve hyperacidity</w:delText>
               </w:r>
             </w:del>
-            <w:ins w:id="9041" w:author="Claude (AI) - proposed" w:date="2026-10-15T03:01:22Z">
+            <w:ins w:id="9041" w:author="Claude (AI) - proposed" w:date="2026-10-18T00:27:02Z">
               <w:r>
                 <w:rPr>
                   <w:rFonts w:ascii="Arial" w:cs="Arial" w:eastAsia="Arial" w:hAnsi="Arial"/>
@@ -1267,10 +1267,10 @@
               <w:spacing w:after="40" w:before="0"/>
               <w:jc w:val="left"/>
               <w:rPr>
-                <w:ins w:id="9043" w:author="Claude (AI) - proposed" w:date="2026-10-15T03:01:22Z"/>
-              </w:rPr>
-            </w:pPr>
-            <w:ins w:id="9042" w:author="Claude (AI) - proposed" w:date="2026-10-15T03:01:22Z">
+                <w:ins w:id="9043" w:author="Claude (AI) - proposed" w:date="2026-10-18T00:27:02Z"/>
+              </w:rPr>
+            </w:pPr>
+            <w:ins w:id="9042" w:author="Claude (AI) - proposed" w:date="2026-10-18T00:27:02Z">
               <w:r>
                 <w:rPr>
                   <w:rFonts w:ascii="Arial" w:cs="Arial" w:eastAsia="Arial" w:hAnsi="Arial"/>
@@ -1360,7 +1360,7 @@
               <w:ind w:left="360" w:hanging="180"/>
               <w:jc w:val="left"/>
             </w:pPr>
-            <w:del w:id="9044" w:author="Claude (AI) - proposed" w:date="2026-10-15T03:01:22Z">
+            <w:del w:id="9044" w:author="Claude (AI) - proposed" w:date="2026-10-18T00:27:02Z">
               <w:r>
                 <w:rPr>
                   <w:rFonts w:ascii="Arial" w:cs="Arial" w:eastAsia="Arial" w:hAnsi="Arial"/>
@@ -1375,7 +1375,7 @@
                 <w:delText xml:space="preserve">–  Communication and collaboration: learners discuss findings in groups, cold-call responses, and present models and explanations</w:delText>
               </w:r>
             </w:del>
-            <w:ins w:id="9045" w:author="Claude (AI) - proposed" w:date="2026-10-15T03:01:22Z">
+            <w:ins w:id="9045" w:author="Claude (AI) - proposed" w:date="2026-10-18T00:27:02Z">
               <w:r>
                 <w:rPr>
                   <w:rFonts w:ascii="Arial" w:cs="Arial" w:eastAsia="Arial" w:hAnsi="Arial"/>
@@ -1417,7 +1417,7 @@
               <w:ind w:left="360" w:hanging="180"/>
               <w:jc w:val="left"/>
             </w:pPr>
-            <w:del w:id="9046" w:author="Claude (AI) - proposed" w:date="2026-10-15T03:01:22Z">
+            <w:del w:id="9046" w:author="Claude (AI) - proposed" w:date="2026-10-18T00:27:02Z">
               <w:r>
                 <w:rPr>
                   <w:rFonts w:ascii="Arial" w:cs="Arial" w:eastAsia="Arial" w:hAnsi="Arial"/>
@@ -1432,7 +1432,7 @@
                 <w:delText xml:space="preserve">–  Digital literacy: learners interpret graphs and use simulations of pH where available</w:delText>
               </w:r>
             </w:del>
-            <w:ins w:id="9047" w:author="Claude (AI) - proposed" w:date="2026-10-15T03:01:22Z">
+            <w:ins w:id="9047" w:author="Claude (AI) - proposed" w:date="2026-10-18T00:27:02Z">
               <w:r>
                 <w:rPr>
                   <w:rFonts w:ascii="Arial" w:cs="Arial" w:eastAsia="Arial" w:hAnsi="Arial"/>
@@ -1535,7 +1535,7 @@
               </w:rPr>
               <w:t xml:space="preserve">–  Responsibility:</w:t>
             </w:r>
-            <w:ins w:id="9048" w:author="Claude (AI) - proposed" w:date="2026-10-15T03:01:22Z">
+            <w:ins w:id="9048" w:author="Claude (AI) - proposed" w:date="2026-10-18T00:27:02Z">
               <w:r>
                 <w:rPr>
                   <w:rFonts w:ascii="Arial" w:cs="Arial" w:eastAsia="Arial" w:hAnsi="Arial"/>
@@ -1866,10 +1866,10 @@
               <w:ind w:left="360" w:hanging="180"/>
               <w:jc w:val="left"/>
               <w:rPr>
-                <w:ins w:id="9050" w:author="Claude (AI) - proposed" w:date="2026-10-15T03:01:22Z"/>
-              </w:rPr>
-            </w:pPr>
-            <w:ins w:id="9049" w:author="Claude (AI) - proposed" w:date="2026-10-15T03:01:22Z">
+                <w:ins w:id="9050" w:author="Claude (AI) - proposed" w:date="2026-10-18T00:27:02Z"/>
+              </w:rPr>
+            </w:pPr>
+            <w:ins w:id="9049" w:author="Claude (AI) - proposed" w:date="2026-10-18T00:27:02Z">
               <w:r>
                 <w:rPr>
                   <w:rFonts w:ascii="Arial" w:cs="Arial" w:eastAsia="Arial" w:hAnsi="Arial"/>
@@ -2032,7 +2032,7 @@
               </w:rPr>
               <w:t xml:space="preserve">–  Agronomist/farmer: tests soil pH </w:t>
             </w:r>
-            <w:del w:id="9051" w:author="Claude (AI) - proposed" w:date="2026-10-15T03:01:22Z">
+            <w:del w:id="9051" w:author="Claude (AI) - proposed" w:date="2026-10-18T00:27:02Z">
               <w:r>
                 <w:rPr>
                   <w:rFonts w:ascii="Arial" w:cs="Arial" w:eastAsia="Arial" w:hAnsi="Arial"/>
@@ -2047,7 +2047,7 @@
                 <w:delText xml:space="preserve">in Kericho tea farms</w:delText>
               </w:r>
             </w:del>
-            <w:ins w:id="9052" w:author="Claude (AI) - proposed" w:date="2026-10-15T03:01:22Z">
+            <w:ins w:id="9052" w:author="Claude (AI) - proposed" w:date="2026-10-18T00:27:02Z">
               <w:r>
                 <w:rPr>
                   <w:rFonts w:ascii="Arial" w:cs="Arial" w:eastAsia="Arial" w:hAnsi="Arial"/>
@@ -2075,7 +2075,7 @@
               </w:rPr>
               <w:t xml:space="preserve"> and Rift Valley maize farms and applies lime to correct acidity</w:t>
             </w:r>
-            <w:ins w:id="9053" w:author="Claude (AI) - proposed" w:date="2026-10-15T03:01:22Z">
+            <w:ins w:id="9053" w:author="Claude (AI) - proposed" w:date="2026-10-18T00:27:02Z">
               <w:r>
                 <w:rPr>
                   <w:rFonts w:ascii="Arial" w:cs="Arial" w:eastAsia="Arial" w:hAnsi="Arial"/>
@@ -2326,7 +2326,7 @@
               </w:rPr>
               <w:t xml:space="preserve">KICD KEY INQUIRY </w:t>
             </w:r>
-            <w:del w:id="9054" w:author="Claude (AI) - proposed" w:date="2026-10-15T03:01:22Z">
+            <w:del w:id="9054" w:author="Claude (AI) - proposed" w:date="2026-10-18T00:27:02Z">
               <w:r>
                 <w:rPr>
                   <w:rFonts w:ascii="Arial" w:cs="Arial" w:eastAsia="Arial" w:hAnsi="Arial"/>
@@ -2341,7 +2341,7 @@
                 <w:delText xml:space="preserve">QUESTIONS</w:delText>
               </w:r>
             </w:del>
-            <w:ins w:id="9055" w:author="Claude (AI) - proposed" w:date="2026-10-15T03:01:22Z">
+            <w:ins w:id="9055" w:author="Claude (AI) - proposed" w:date="2026-10-18T00:27:02Z">
               <w:r>
                 <w:rPr>
                   <w:rFonts w:ascii="Arial" w:cs="Arial" w:eastAsia="Arial" w:hAnsi="Arial"/>
@@ -2376,7 +2376,7 @@
               <w:spacing w:after="40" w:before="0"/>
               <w:jc w:val="left"/>
             </w:pPr>
-            <w:del w:id="9056" w:author="Claude (AI) - proposed" w:date="2026-10-15T03:01:22Z">
+            <w:del w:id="9056" w:author="Claude (AI) - proposed" w:date="2026-10-18T00:27:02Z">
               <w:r>
                 <w:rPr>
                   <w:rFonts w:ascii="Arial" w:cs="Arial" w:eastAsia="Arial" w:hAnsi="Arial"/>
@@ -2391,7 +2391,7 @@
                 <w:delText xml:space="preserve">1. How do we classify substances as acids or bases?</w:delText>
               </w:r>
             </w:del>
-            <w:ins w:id="9057" w:author="Claude (AI) - proposed" w:date="2026-10-15T03:01:22Z">
+            <w:ins w:id="9057" w:author="Claude (AI) - proposed" w:date="2026-10-18T00:27:02Z">
               <w:r>
                 <w:rPr>
                   <w:rFonts w:ascii="Arial" w:cs="Arial" w:eastAsia="Arial" w:hAnsi="Arial"/>
@@ -2413,10 +2413,10 @@
               <w:spacing w:after="40" w:before="0"/>
               <w:jc w:val="left"/>
               <w:rPr>
-                <w:del w:id="9059" w:author="Claude (AI) - proposed" w:date="2026-10-15T03:01:22Z"/>
-              </w:rPr>
-            </w:pPr>
-            <w:del w:id="9058" w:author="Claude (AI) - proposed" w:date="2026-10-15T03:01:22Z">
+                <w:del w:id="9059" w:author="Claude (AI) - proposed" w:date="2026-10-18T00:27:02Z"/>
+              </w:rPr>
+            </w:pPr>
+            <w:del w:id="9058" w:author="Claude (AI) - proposed" w:date="2026-10-18T00:27:02Z">
               <w:r>
                 <w:rPr>
                   <w:rFonts w:ascii="Arial" w:cs="Arial" w:eastAsia="Arial" w:hAnsi="Arial"/>
@@ -2835,7 +2835,7 @@
               </w:rPr>
               <w:t xml:space="preserve">–  </w:t>
             </w:r>
-            <w:del w:id="9060" w:author="Claude (AI) - proposed" w:date="2026-10-15T03:01:22Z">
+            <w:del w:id="9060" w:author="Claude (AI) - proposed" w:date="2026-10-18T00:27:02Z">
               <w:r>
                 <w:rPr>
                   <w:rFonts w:ascii="Arial" w:cs="Arial" w:eastAsia="Arial" w:hAnsi="Arial"/>
@@ -2850,7 +2850,7 @@
                 <w:delText xml:space="preserve">Tea farmers in Kericho</w:delText>
               </w:r>
             </w:del>
-            <w:ins w:id="9061" w:author="Claude (AI) - proposed" w:date="2026-10-15T03:01:22Z">
+            <w:ins w:id="9061" w:author="Claude (AI) - proposed" w:date="2026-10-18T00:27:02Z">
               <w:r>
                 <w:rPr>
                   <w:rFonts w:ascii="Arial" w:cs="Arial" w:eastAsia="Arial" w:hAnsi="Arial"/>
@@ -3040,7 +3040,7 @@
         </w:rPr>
         <w:t xml:space="preserve">© 2026 SeaVuria and ARES. This work is licensed under a </w:t>
       </w:r>
-      <w:hyperlink w:history="1" r:id="rId8nm-6h8xtu6uolscdjzja">
+      <w:hyperlink w:history="1" r:id="rIdqxfy1wwszwxv8nj40qo1s">
         <w:r>
           <w:rPr>
             <w:rFonts w:ascii="Arial" w:cs="Arial" w:eastAsia="Arial" w:hAnsi="Arial"/>
@@ -3060,7 +3060,7 @@
         </w:rPr>
         <w:t xml:space="preserve"> (</w:t>
       </w:r>
-      <w:hyperlink w:history="1" r:id="rId1xqw8eaxykhfk9xcfko_m">
+      <w:hyperlink w:history="1" r:id="rId_hb6dajrm4_-z9iyog5bd">
         <w:r>
           <w:rPr>
             <w:rFonts w:ascii="Arial" w:cs="Arial" w:eastAsia="Arial" w:hAnsi="Arial"/>
@@ -3080,7 +3080,7 @@
         </w:rPr>
         <w:t xml:space="preserve">). To view a copy of this license, visit </w:t>
       </w:r>
-      <w:hyperlink w:history="1" r:id="rId3mod-zu2twmd_fpzvcugq">
+      <w:hyperlink w:history="1" r:id="rIdqlxhhpnjmjbhqu9nmxf7u">
         <w:r>
           <w:rPr>
             <w:rFonts w:ascii="Arial" w:cs="Arial" w:eastAsia="Arial" w:hAnsi="Arial"/>
@@ -3587,10 +3587,10 @@
               <w:spacing w:after="40" w:before="0"/>
               <w:jc w:val="left"/>
               <w:rPr>
-                <w:ins w:id="9063" w:author="Claude (AI) - proposed" w:date="2026-10-15T03:01:22Z"/>
-              </w:rPr>
-            </w:pPr>
-            <w:ins w:id="9062" w:author="Claude (AI) - proposed" w:date="2026-10-15T03:01:22Z">
+                <w:ins w:id="9063" w:author="Claude (AI) - proposed" w:date="2026-10-18T00:27:02Z"/>
+              </w:rPr>
+            </w:pPr>
+            <w:ins w:id="9062" w:author="Claude (AI) - proposed" w:date="2026-10-18T00:27:02Z">
               <w:r>
                 <w:rPr>
                   <w:rFonts w:ascii="Arial" w:cs="Arial" w:eastAsia="Arial" w:hAnsi="Arial"/>
@@ -3612,10 +3612,10 @@
               <w:spacing w:after="40" w:before="0"/>
               <w:jc w:val="left"/>
               <w:rPr>
-                <w:del w:id="9065" w:author="Claude (AI) - proposed" w:date="2026-10-15T03:01:22Z"/>
-              </w:rPr>
-            </w:pPr>
-            <w:del w:id="9064" w:author="Claude (AI) - proposed" w:date="2026-10-15T03:01:22Z">
+                <w:del w:id="9065" w:author="Claude (AI) - proposed" w:date="2026-10-18T00:27:02Z"/>
+              </w:rPr>
+            </w:pPr>
+            <w:del w:id="9064" w:author="Claude (AI) - proposed" w:date="2026-10-18T00:27:02Z">
               <w:r>
                 <w:rPr>
                   <w:rFonts w:ascii="Arial" w:cs="Arial" w:eastAsia="Arial" w:hAnsi="Arial"/>
@@ -3861,7 +3861,7 @@
               </w:rPr>
               <w:t xml:space="preserve">Mrs Achieng's class in Kisumu sees four products on the front bench: lemon juice bought from Kisumu market, vinegar used by mama mboga for pickling kachumbari, baking soda used by Mama Wanjiru for mandazi, and a bar of soap. In clear cups they all look similar. Yet Otieno asks why lemon is sour, and Wanjiru asks why soap is slippery. Learners predict how the products differ, study a pH graph (lemon juice 2.0, vinegar 2.8, pure water 7.0, baking soda 8.3, soap 10.0), build hypotheses, and raise questions for the DQB. The driving question is: Does the alkalinity of a substance determine its uses in day to day life? Why are patients with hyperacidity issues given antacid medications? They draw an initial particle model, which will be revised in every lesson.</w:t>
             </w:r>
-            <w:ins w:id="9066" w:author="Claude (AI) - proposed" w:date="2026-10-15T03:01:22Z">
+            <w:ins w:id="9066" w:author="Claude (AI) - proposed" w:date="2026-10-18T00:27:02Z">
               <w:r>
                 <w:rPr>
                   <w:rFonts w:ascii="Arial" w:cs="Arial" w:eastAsia="Arial" w:hAnsi="Arial"/>
@@ -4164,7 +4164,7 @@
             <w:pPr>
               <w:spacing w:after="20" w:before="0"/>
             </w:pPr>
-            <w:hyperlink w:history="1" r:id="rId8_bgnqwuvpp67ymuywegv">
+            <w:hyperlink w:history="1" r:id="rId-_enqv-xxaxe172gtkfgd">
               <w:r>
                 <w:rPr>
                   <w:rFonts w:ascii="Arial" w:cs="Arial" w:eastAsia="Arial" w:hAnsi="Arial"/>
@@ -4197,7 +4197,7 @@
               <w:spacing w:after="10" w:before="0"/>
               <w:ind w:left="120"/>
             </w:pPr>
-            <w:hyperlink w:history="1" r:id="rIds4zzushtwka0lhgq7h4vg">
+            <w:hyperlink w:history="1" r:id="rIdjto1znyvddlck8v-v8tsr">
               <w:r>
                 <w:rPr>
                   <w:rFonts w:ascii="Arial" w:cs="Arial" w:eastAsia="Arial" w:hAnsi="Arial"/>
@@ -4242,7 +4242,7 @@
             <w:pPr>
               <w:spacing w:after="20" w:before="0"/>
             </w:pPr>
-            <w:hyperlink w:history="1" r:id="rIdgbgjcrhmmrjjvledlyzmh">
+            <w:hyperlink w:history="1" r:id="rIdfnkecf5xv448gnezndrhb">
               <w:r>
                 <w:rPr>
                   <w:rFonts w:ascii="Arial" w:cs="Arial" w:eastAsia="Arial" w:hAnsi="Arial"/>
@@ -4275,7 +4275,7 @@
               <w:spacing w:after="10" w:before="0"/>
               <w:ind w:left="120"/>
             </w:pPr>
-            <w:hyperlink w:history="1" r:id="rIdm0wkmni2daimkc1cogrui">
+            <w:hyperlink w:history="1" r:id="rId5qaocpwbdby--88e70hgr">
               <w:r>
                 <w:rPr>
                   <w:rFonts w:ascii="Arial" w:cs="Arial" w:eastAsia="Arial" w:hAnsi="Arial"/>
@@ -4475,7 +4475,7 @@
             <w:pPr>
               <w:spacing w:after="20" w:before="0"/>
             </w:pPr>
-            <w:hyperlink w:history="1" r:id="rIdqxmgh0pkd3vowh8agifho">
+            <w:hyperlink w:history="1" r:id="rId_njb6putgv5vewtytilki">
               <w:r>
                 <w:rPr>
                   <w:rFonts w:ascii="Arial" w:cs="Arial" w:eastAsia="Arial" w:hAnsi="Arial"/>
@@ -4508,7 +4508,7 @@
               <w:spacing w:after="10" w:before="0"/>
               <w:ind w:left="120"/>
             </w:pPr>
-            <w:hyperlink w:history="1" r:id="rIdwsvmuft3g3twce18b6tpa">
+            <w:hyperlink w:history="1" r:id="rIdrxtdkqdgqyi4wnohz3xop">
               <w:r>
                 <w:rPr>
                   <w:rFonts w:ascii="Arial" w:cs="Arial" w:eastAsia="Arial" w:hAnsi="Arial"/>
@@ -4553,7 +4553,7 @@
             <w:pPr>
               <w:spacing w:after="20" w:before="0"/>
             </w:pPr>
-            <w:hyperlink w:history="1" r:id="rIdvwzjwfgadzq7djkzr6nhg">
+            <w:hyperlink w:history="1" r:id="rIddbeheb5bw9zyvsan1dz45">
               <w:r>
                 <w:rPr>
                   <w:rFonts w:ascii="Arial" w:cs="Arial" w:eastAsia="Arial" w:hAnsi="Arial"/>
@@ -4586,7 +4586,7 @@
               <w:spacing w:after="10" w:before="0"/>
               <w:ind w:left="120"/>
             </w:pPr>
-            <w:hyperlink w:history="1" r:id="rIdlxlwg9xnodqukkkbc9baw">
+            <w:hyperlink w:history="1" r:id="rIdssz9cgyo7qzgauiwmncvv">
               <w:r>
                 <w:rPr>
                   <w:rFonts w:ascii="Arial" w:cs="Arial" w:eastAsia="Arial" w:hAnsi="Arial"/>
@@ -4786,7 +4786,7 @@
             <w:pPr>
               <w:spacing w:after="20" w:before="0"/>
             </w:pPr>
-            <w:hyperlink w:history="1" r:id="rId7lhvmpuluq8d-en7qukem">
+            <w:hyperlink w:history="1" r:id="rIdcy0bfamtqycqkomwobgtc">
               <w:r>
                 <w:rPr>
                   <w:rFonts w:ascii="Arial" w:cs="Arial" w:eastAsia="Arial" w:hAnsi="Arial"/>
@@ -4819,7 +4819,7 @@
               <w:spacing w:after="10" w:before="0"/>
               <w:ind w:left="120"/>
             </w:pPr>
-            <w:hyperlink w:history="1" r:id="rIdacqzhpjwjp_e58cl5fweh">
+            <w:hyperlink w:history="1" r:id="rIdaiaspvkdm7svtpled9wdd">
               <w:r>
                 <w:rPr>
                   <w:rFonts w:ascii="Arial" w:cs="Arial" w:eastAsia="Arial" w:hAnsi="Arial"/>
@@ -4864,7 +4864,7 @@
             <w:pPr>
               <w:spacing w:after="20" w:before="0"/>
             </w:pPr>
-            <w:hyperlink w:history="1" r:id="rIdsvjs5uqbzlxtiyzgeojk3">
+            <w:hyperlink w:history="1" r:id="rIdx3ulzmvl9esc0-igclpqa">
               <w:r>
                 <w:rPr>
                   <w:rFonts w:ascii="Arial" w:cs="Arial" w:eastAsia="Arial" w:hAnsi="Arial"/>
@@ -4913,7 +4913,7 @@
               <w:spacing w:after="10" w:before="0"/>
               <w:ind w:left="120"/>
             </w:pPr>
-            <w:hyperlink w:history="1" r:id="rIdyppimuy4ojlbrjcdrwfl_">
+            <w:hyperlink w:history="1" r:id="rIdodl4ird58gvnn64ptiwbp">
               <w:r>
                 <w:rPr>
                   <w:rFonts w:ascii="Arial" w:cs="Arial" w:eastAsia="Arial" w:hAnsi="Arial"/>
@@ -4991,7 +4991,7 @@
               </w:rPr>
               <w:t xml:space="preserve">Say: 'Work as a team of scientists. Your hypothesis must use at least one number from the graph.' Circulate and ask: 'What in the data makes you say that?' and 'What might be different inside the lemon juice compared with the soap?' WAIT TIME 10-15 seconds. Cold-call 4 groups to share one hypothesis each; after each, ask a different group: 'Do you agree or disagree, and what evidence would help?' Introduce the words 'acidic' </w:t>
             </w:r>
-            <w:ins w:id="9067" w:author="Claude (AI) - proposed" w:date="2026-10-15T03:01:22Z">
+            <w:ins w:id="9067" w:author="Claude (AI) - proposed" w:date="2026-10-18T00:27:02Z">
               <w:r>
                 <w:rPr>
                   <w:rFonts w:ascii="Arial" w:cs="Arial" w:eastAsia="Arial" w:hAnsi="Arial"/>
@@ -5019,7 +5019,7 @@
               </w:rPr>
               <w:t xml:space="preserve">for values below 7 and 'basic'</w:t>
             </w:r>
-            <w:ins w:id="9068" w:author="Claude (AI) - proposed" w:date="2026-10-15T03:01:22Z">
+            <w:ins w:id="9068" w:author="Claude (AI) - proposed" w:date="2026-10-18T00:27:02Z">
               <w:r>
                 <w:rPr>
                   <w:rFonts w:ascii="Arial" w:cs="Arial" w:eastAsia="Arial" w:hAnsi="Arial"/>
@@ -5047,7 +5047,7 @@
               </w:rPr>
               <w:t xml:space="preserve"> for values above 7 as labels for the pattern only</w:t>
             </w:r>
-            <w:ins w:id="9069" w:author="Claude (AI) - proposed" w:date="2026-10-15T03:01:22Z">
+            <w:ins w:id="9069" w:author="Claude (AI) - proposed" w:date="2026-10-18T00:27:02Z">
               <w:r>
                 <w:rPr>
                   <w:rFonts w:ascii="Arial" w:cs="Arial" w:eastAsia="Arial" w:hAnsi="Arial"/>
@@ -5197,7 +5197,7 @@
             <w:pPr>
               <w:spacing w:after="20" w:before="0"/>
             </w:pPr>
-            <w:hyperlink w:history="1" r:id="rIdkwjvphgvcnf1b_g9ptbik">
+            <w:hyperlink w:history="1" r:id="rIdl0qyf_0fjmaov1wdkwl3d">
               <w:r>
                 <w:rPr>
                   <w:rFonts w:ascii="Arial" w:cs="Arial" w:eastAsia="Arial" w:hAnsi="Arial"/>
@@ -5230,7 +5230,7 @@
               <w:spacing w:after="10" w:before="0"/>
               <w:ind w:left="120"/>
             </w:pPr>
-            <w:hyperlink w:history="1" r:id="rId6jmyrgkmloyp3tlhwbzwd">
+            <w:hyperlink w:history="1" r:id="rIdifdluw-ihsz-cu8i3gqmp">
               <w:r>
                 <w:rPr>
                   <w:rFonts w:ascii="Arial" w:cs="Arial" w:eastAsia="Arial" w:hAnsi="Arial"/>
@@ -5275,7 +5275,7 @@
             <w:pPr>
               <w:spacing w:after="20" w:before="0"/>
             </w:pPr>
-            <w:hyperlink w:history="1" r:id="rIdjlujzzfjij6p2udbwitvc">
+            <w:hyperlink w:history="1" r:id="rIdf-oc59ekxbs2i6duyzweu">
               <w:r>
                 <w:rPr>
                   <w:rFonts w:ascii="Arial" w:cs="Arial" w:eastAsia="Arial" w:hAnsi="Arial"/>
@@ -5324,7 +5324,7 @@
               <w:spacing w:after="10" w:before="0"/>
               <w:ind w:left="120"/>
             </w:pPr>
-            <w:hyperlink w:history="1" r:id="rIdy_emty0rbevdacpkrnh2f">
+            <w:hyperlink w:history="1" r:id="rIdgrsounbaymditg9x3zzeq">
               <w:r>
                 <w:rPr>
                   <w:rFonts w:ascii="Arial" w:cs="Arial" w:eastAsia="Arial" w:hAnsi="Arial"/>
@@ -5402,7 +5402,7 @@
               </w:rPr>
               <w:t xml:space="preserve">Introduce the board: 'This is our Driving Question Board. It tracks what we wonder and what we learn.' Prompt: 'Think of a nurse in Nairobi giving an antacid to a patient with hyperacidity after eating spicy nyama choma. What would you want to know?' WAIT TIME 10-15 seconds. Cold-call 5 learners to read a question aloud and place it. Ask the class: 'Which questions can we answer by testing? Which need us to learn what is inside the particles?' Link to the KICD key inquiry </w:t>
             </w:r>
-            <w:del w:id="9070" w:author="Claude (AI) - proposed" w:date="2026-10-15T03:01:22Z">
+            <w:del w:id="9070" w:author="Claude (AI) - proposed" w:date="2026-10-18T00:27:02Z">
               <w:r>
                 <w:rPr>
                   <w:rFonts w:ascii="Arial" w:cs="Arial" w:eastAsia="Arial" w:hAnsi="Arial"/>
@@ -5417,7 +5417,7 @@
                 <w:delText xml:space="preserve">questions</w:delText>
               </w:r>
             </w:del>
-            <w:ins w:id="9071" w:author="Claude (AI) - proposed" w:date="2026-10-15T03:01:22Z">
+            <w:ins w:id="9071" w:author="Claude (AI) - proposed" w:date="2026-10-18T00:27:02Z">
               <w:r>
                 <w:rPr>
                   <w:rFonts w:ascii="Arial" w:cs="Arial" w:eastAsia="Arial" w:hAnsi="Arial"/>
@@ -5445,7 +5445,7 @@
               </w:rPr>
               <w:t xml:space="preserve"> by writing on the board: '</w:t>
             </w:r>
-            <w:del w:id="9072" w:author="Claude (AI) - proposed" w:date="2026-10-15T03:01:22Z">
+            <w:del w:id="9072" w:author="Claude (AI) - proposed" w:date="2026-10-18T00:27:02Z">
               <w:r>
                 <w:rPr>
                   <w:rFonts w:ascii="Arial" w:cs="Arial" w:eastAsia="Arial" w:hAnsi="Arial"/>
@@ -5460,7 +5460,7 @@
                 <w:delText xml:space="preserve">How do we classify substances as acids or bases?' and 'Why are acids and bases important in our day-to-day life</w:delText>
               </w:r>
             </w:del>
-            <w:ins w:id="9073" w:author="Claude (AI) - proposed" w:date="2026-10-15T03:01:22Z">
+            <w:ins w:id="9073" w:author="Claude (AI) - proposed" w:date="2026-10-18T00:27:02Z">
               <w:r>
                 <w:rPr>
                   <w:rFonts w:ascii="Arial" w:cs="Arial" w:eastAsia="Arial" w:hAnsi="Arial"/>
@@ -5610,7 +5610,7 @@
             <w:pPr>
               <w:spacing w:after="20" w:before="0"/>
             </w:pPr>
-            <w:hyperlink w:history="1" r:id="rIdqvon-4r33gamglooovqmo">
+            <w:hyperlink w:history="1" r:id="rId1yth3amf4j8z346b1duui">
               <w:r>
                 <w:rPr>
                   <w:rFonts w:ascii="Arial" w:cs="Arial" w:eastAsia="Arial" w:hAnsi="Arial"/>
@@ -5643,7 +5643,7 @@
               <w:spacing w:after="10" w:before="0"/>
               <w:ind w:left="120"/>
             </w:pPr>
-            <w:hyperlink w:history="1" r:id="rIdch0iyw66wo0al95dfaqbs">
+            <w:hyperlink w:history="1" r:id="rId5pwcshdufoy3hwooielzu">
               <w:r>
                 <w:rPr>
                   <w:rFonts w:ascii="Arial" w:cs="Arial" w:eastAsia="Arial" w:hAnsi="Arial"/>
@@ -5688,7 +5688,7 @@
             <w:pPr>
               <w:spacing w:after="20" w:before="0"/>
             </w:pPr>
-            <w:hyperlink w:history="1" r:id="rIdlrl6k-k9rmd0degq1mbob">
+            <w:hyperlink w:history="1" r:id="rIdw161fzjzkxjcgykk3n3p5">
               <w:r>
                 <w:rPr>
                   <w:rFonts w:ascii="Arial" w:cs="Arial" w:eastAsia="Arial" w:hAnsi="Arial"/>
@@ -5737,7 +5737,7 @@
               <w:spacing w:after="10" w:before="0"/>
               <w:ind w:left="120"/>
             </w:pPr>
-            <w:hyperlink w:history="1" r:id="rIdbk-pf_kotkripesv78qc8">
+            <w:hyperlink w:history="1" r:id="rIdlxiarozl3bkc3ofxyi15w">
               <w:r>
                 <w:rPr>
                   <w:rFonts w:ascii="Arial" w:cs="Arial" w:eastAsia="Arial" w:hAnsi="Arial"/>
@@ -6262,7 +6262,7 @@
         </w:rPr>
         <w:t xml:space="preserve">© 2026 SeaVuria and ARES. Aligned with KICD objectives. Developed by SeaVuria; technical implementation by ARES (with AI assistance from Claude). Licensed under </w:t>
       </w:r>
-      <w:hyperlink w:history="1" r:id="rIdpslxiosqx6k56t-j8kzti">
+      <w:hyperlink w:history="1" r:id="rIddi3totbvbhlbfadab6ano">
         <w:r>
           <w:rPr>
             <w:rFonts w:ascii="Arial" w:cs="Arial" w:eastAsia="Arial" w:hAnsi="Arial"/>
@@ -6283,7 +6283,7 @@
         </w:rPr>
         <w:t xml:space="preserve"> (</w:t>
       </w:r>
-      <w:hyperlink w:history="1" r:id="rIdxvmljjkyq8vrokqvn-23r">
+      <w:hyperlink w:history="1" r:id="rIdvjusxst9gpxlndlmwkfuv">
         <w:r>
           <w:rPr>
             <w:rFonts w:ascii="Arial" w:cs="Arial" w:eastAsia="Arial" w:hAnsi="Arial"/>
@@ -6600,7 +6600,7 @@
               </w:rPr>
               <w:t xml:space="preserve">Acids turn blue litmus red and leave red litmus red; bases turn red litmus blue and leave blue litmus blue. Red cabbage extract (purple) turns red/pink in acids, stays purple in water, and turns blue</w:t>
             </w:r>
-            <w:del w:id="9074" w:author="Claude (AI) - proposed" w:date="2026-10-15T03:01:22Z">
+            <w:del w:id="9074" w:author="Claude (AI) - proposed" w:date="2026-10-18T00:27:02Z">
               <w:r>
                 <w:rPr>
                   <w:rFonts w:ascii="Arial" w:cs="Arial" w:eastAsia="Arial" w:hAnsi="Arial"/>
@@ -6615,7 +6615,7 @@
                 <w:delText xml:space="preserve">-green to </w:delText>
               </w:r>
             </w:del>
-            <w:ins w:id="9075" w:author="Claude (AI) - proposed" w:date="2026-10-15T03:01:22Z">
+            <w:ins w:id="9075" w:author="Claude (AI) - proposed" w:date="2026-10-18T00:27:02Z">
               <w:r>
                 <w:rPr>
                   <w:rFonts w:ascii="Arial" w:cs="Arial" w:eastAsia="Arial" w:hAnsi="Arial"/>
@@ -6643,7 +6643,7 @@
               </w:rPr>
               <w:t xml:space="preserve">green-yellow </w:t>
             </w:r>
-            <w:del w:id="9076" w:author="Claude (AI) - proposed" w:date="2026-10-15T03:01:22Z">
+            <w:del w:id="9076" w:author="Claude (AI) - proposed" w:date="2026-10-18T00:27:02Z">
               <w:r>
                 <w:rPr>
                   <w:rFonts w:ascii="Arial" w:cs="Arial" w:eastAsia="Arial" w:hAnsi="Arial"/>
@@ -6658,7 +6658,7 @@
                 <w:delText xml:space="preserve">in bases</w:delText>
               </w:r>
             </w:del>
-            <w:ins w:id="9077" w:author="Claude (AI) - proposed" w:date="2026-10-15T03:01:22Z">
+            <w:ins w:id="9077" w:author="Claude (AI) - proposed" w:date="2026-10-18T00:27:02Z">
               <w:r>
                 <w:rPr>
                   <w:rFonts w:ascii="Arial" w:cs="Arial" w:eastAsia="Arial" w:hAnsi="Arial"/>
@@ -6877,7 +6877,7 @@
               <w:spacing w:after="40" w:before="0"/>
               <w:jc w:val="left"/>
             </w:pPr>
-            <w:del w:id="9078" w:author="Claude (AI) - proposed" w:date="2026-10-15T03:01:22Z">
+            <w:del w:id="9078" w:author="Claude (AI) - proposed" w:date="2026-10-18T00:27:02Z">
               <w:r>
                 <w:rPr>
                   <w:rFonts w:ascii="Arial" w:cs="Arial" w:eastAsia="Arial" w:hAnsi="Arial"/>
@@ -6892,7 +6892,7 @@
                 <w:delText xml:space="preserve">How do we classify substances as acids or bases</w:delText>
               </w:r>
             </w:del>
-            <w:ins w:id="9079" w:author="Claude (AI) - proposed" w:date="2026-10-15T03:01:22Z">
+            <w:ins w:id="9079" w:author="Claude (AI) - proposed" w:date="2026-10-18T00:27:02Z">
               <w:r>
                 <w:rPr>
                   <w:rFonts w:ascii="Arial" w:cs="Arial" w:eastAsia="Arial" w:hAnsi="Arial"/>
@@ -6920,7 +6920,7 @@
               </w:rPr>
               <w:t xml:space="preserve">? (KICD Key Inquiry Question</w:t>
             </w:r>
-            <w:del w:id="9080" w:author="Claude (AI) - proposed" w:date="2026-10-15T03:01:22Z">
+            <w:del w:id="9080" w:author="Claude (AI) - proposed" w:date="2026-10-18T00:27:02Z">
               <w:r>
                 <w:rPr>
                   <w:rFonts w:ascii="Arial" w:cs="Arial" w:eastAsia="Arial" w:hAnsi="Arial"/>
@@ -6935,7 +6935,7 @@
                 <w:delText xml:space="preserve"> 1) Linked to: Why are acids and bases important in our day-to-day life</w:delText>
               </w:r>
             </w:del>
-            <w:ins w:id="9081" w:author="Claude (AI) - proposed" w:date="2026-10-15T03:01:22Z">
+            <w:ins w:id="9081" w:author="Claude (AI) - proposed" w:date="2026-10-18T00:27:02Z">
               <w:r>
                 <w:rPr>
                   <w:rFonts w:ascii="Arial" w:cs="Arial" w:eastAsia="Arial" w:hAnsi="Arial"/>
@@ -7482,7 +7482,7 @@
             <w:pPr>
               <w:spacing w:after="20" w:before="0"/>
             </w:pPr>
-            <w:hyperlink w:history="1" r:id="rIdairzjxvkzh6w9x1_9ij2v">
+            <w:hyperlink w:history="1" r:id="rIdc4wfgxksyy8i6e5gnpau4">
               <w:r>
                 <w:rPr>
                   <w:rFonts w:ascii="Arial" w:cs="Arial" w:eastAsia="Arial" w:hAnsi="Arial"/>
@@ -7531,7 +7531,7 @@
               <w:spacing w:after="10" w:before="0"/>
               <w:ind w:left="120"/>
             </w:pPr>
-            <w:hyperlink w:history="1" r:id="rIds3bk0esxjsf1boz9lejvc">
+            <w:hyperlink w:history="1" r:id="rIdzsxzohnc0byjftizschcq">
               <w:r>
                 <w:rPr>
                   <w:rFonts w:ascii="Arial" w:cs="Arial" w:eastAsia="Arial" w:hAnsi="Arial"/>
@@ -7576,7 +7576,7 @@
             <w:pPr>
               <w:spacing w:after="20" w:before="0"/>
             </w:pPr>
-            <w:hyperlink w:history="1" r:id="rIdhnix14egyueia5daxosnx">
+            <w:hyperlink w:history="1" r:id="rId8hmepemaeifpyo9os_goy">
               <w:r>
                 <w:rPr>
                   <w:rFonts w:ascii="Arial" w:cs="Arial" w:eastAsia="Arial" w:hAnsi="Arial"/>
@@ -7609,7 +7609,7 @@
               <w:spacing w:after="10" w:before="0"/>
               <w:ind w:left="120"/>
             </w:pPr>
-            <w:hyperlink w:history="1" r:id="rIdbwb3v6xqoi7_jxkwpqqz3">
+            <w:hyperlink w:history="1" r:id="rIdveztyvderrx32loywh1ba">
               <w:r>
                 <w:rPr>
                   <w:rFonts w:ascii="Arial" w:cs="Arial" w:eastAsia="Arial" w:hAnsi="Arial"/>
@@ -7809,7 +7809,7 @@
             <w:pPr>
               <w:spacing w:after="20" w:before="0"/>
             </w:pPr>
-            <w:hyperlink w:history="1" r:id="rId7xsdum7tvqt9_5htfpgis">
+            <w:hyperlink w:history="1" r:id="rIdohiohfc2ahus3r7iftrtu">
               <w:r>
                 <w:rPr>
                   <w:rFonts w:ascii="Arial" w:cs="Arial" w:eastAsia="Arial" w:hAnsi="Arial"/>
@@ -7858,7 +7858,7 @@
               <w:spacing w:after="10" w:before="0"/>
               <w:ind w:left="120"/>
             </w:pPr>
-            <w:hyperlink w:history="1" r:id="rIdjpgydsagthoqhgbprr_6y">
+            <w:hyperlink w:history="1" r:id="rIdg1wy2gkdxcsd4y9_8m-tn">
               <w:r>
                 <w:rPr>
                   <w:rFonts w:ascii="Arial" w:cs="Arial" w:eastAsia="Arial" w:hAnsi="Arial"/>
@@ -7903,7 +7903,7 @@
             <w:pPr>
               <w:spacing w:after="20" w:before="0"/>
             </w:pPr>
-            <w:hyperlink w:history="1" r:id="rIdxfntjeiwywnzmsji1dfwc">
+            <w:hyperlink w:history="1" r:id="rIdyvoacl2v8u3h0ydhntqov">
               <w:r>
                 <w:rPr>
                   <w:rFonts w:ascii="Arial" w:cs="Arial" w:eastAsia="Arial" w:hAnsi="Arial"/>
@@ -7936,7 +7936,7 @@
               <w:spacing w:after="10" w:before="0"/>
               <w:ind w:left="120"/>
             </w:pPr>
-            <w:hyperlink w:history="1" r:id="rIdjim2-coe4w-yr7axcob_g">
+            <w:hyperlink w:history="1" r:id="rIdlviz55pnujgeco2app-yw">
               <w:r>
                 <w:rPr>
                   <w:rFonts w:ascii="Arial" w:cs="Arial" w:eastAsia="Arial" w:hAnsi="Arial"/>
@@ -7981,7 +7981,7 @@
               </w:rPr>
               <w:t xml:space="preserve">In groups of four, learners carry out the practical. Roles: Materials manager, Tester, Recorder and Safety/Reporter. They label 5 small cups: lemon juice, vinegar, water, baking soda solution (1 spoon in 1 cup water) and soap solution (1 spoon shavings in 1 cup water). Step 1: Dip a strip of red litmus into each, record the colour. Step 2: Dip a strip of blue litmus into each, record the colour (using a fresh strip each time). Step 3: Add about 10 drops of purple red cabbage extract to about 2 cm of each liquid and record the colour. They record in a results table with columns for substance, red litmus, blue litmus and red cabbage colour. Expected results: red litmus turns blue in baking soda and soap but stays red in lemon juice, vinegar and </w:t>
             </w:r>
-            <w:del w:id="9082" w:author="Claude (AI) - proposed" w:date="2026-10-15T03:01:22Z">
+            <w:del w:id="9082" w:author="Claude (AI) - proposed" w:date="2026-10-18T00:27:02Z">
               <w:r>
                 <w:rPr>
                   <w:rFonts w:ascii="Arial" w:cs="Arial" w:eastAsia="Arial" w:hAnsi="Arial"/>
@@ -7996,7 +7996,7 @@
                 <w:delText xml:space="preserve">(for water) unchanged</w:delText>
               </w:r>
             </w:del>
-            <w:ins w:id="9083" w:author="Claude (AI) - proposed" w:date="2026-10-15T03:01:22Z">
+            <w:ins w:id="9083" w:author="Claude (AI) - proposed" w:date="2026-10-18T00:27:02Z">
               <w:r>
                 <w:rPr>
                   <w:rFonts w:ascii="Arial" w:cs="Arial" w:eastAsia="Arial" w:hAnsi="Arial"/>
@@ -8024,7 +8024,7 @@
               </w:rPr>
               <w:t xml:space="preserve">; blue litmus turns red in lemon juice and vinegar but stays blue in baking soda</w:t>
             </w:r>
-            <w:del w:id="9084" w:author="Claude (AI) - proposed" w:date="2026-10-15T03:01:22Z">
+            <w:del w:id="9084" w:author="Claude (AI) - proposed" w:date="2026-10-18T00:27:02Z">
               <w:r>
                 <w:rPr>
                   <w:rFonts w:ascii="Arial" w:cs="Arial" w:eastAsia="Arial" w:hAnsi="Arial"/>
@@ -8039,7 +8039,7 @@
                 <w:delText xml:space="preserve"> and soap</w:delText>
               </w:r>
             </w:del>
-            <w:ins w:id="9085" w:author="Claude (AI) - proposed" w:date="2026-10-15T03:01:22Z">
+            <w:ins w:id="9085" w:author="Claude (AI) - proposed" w:date="2026-10-18T00:27:02Z">
               <w:r>
                 <w:rPr>
                   <w:rFonts w:ascii="Arial" w:cs="Arial" w:eastAsia="Arial" w:hAnsi="Arial"/>
@@ -8067,7 +8067,7 @@
               </w:rPr>
               <w:t xml:space="preserve">; red cabbage extract is red/pink in lemon juice, pink-red in vinegar, purple in water, blue</w:t>
             </w:r>
-            <w:del w:id="9086" w:author="Claude (AI) - proposed" w:date="2026-10-15T03:01:22Z">
+            <w:del w:id="9086" w:author="Claude (AI) - proposed" w:date="2026-10-18T00:27:02Z">
               <w:r>
                 <w:rPr>
                   <w:rFonts w:ascii="Arial" w:cs="Arial" w:eastAsia="Arial" w:hAnsi="Arial"/>
@@ -8095,7 +8095,7 @@
               </w:rPr>
               <w:t xml:space="preserve"> in baking soda and </w:t>
             </w:r>
-            <w:del w:id="9087" w:author="Claude (AI) - proposed" w:date="2026-10-15T03:01:22Z">
+            <w:del w:id="9087" w:author="Claude (AI) - proposed" w:date="2026-10-18T00:27:02Z">
               <w:r>
                 <w:rPr>
                   <w:rFonts w:ascii="Arial" w:cs="Arial" w:eastAsia="Arial" w:hAnsi="Arial"/>
@@ -8110,7 +8110,7 @@
                 <w:delText xml:space="preserve">green-yellow</w:delText>
               </w:r>
             </w:del>
-            <w:ins w:id="9088" w:author="Claude (AI) - proposed" w:date="2026-10-15T03:01:22Z">
+            <w:ins w:id="9088" w:author="Claude (AI) - proposed" w:date="2026-10-18T00:27:02Z">
               <w:r>
                 <w:rPr>
                   <w:rFonts w:ascii="Arial" w:cs="Arial" w:eastAsia="Arial" w:hAnsi="Arial"/>
@@ -8293,7 +8293,7 @@
             <w:pPr>
               <w:spacing w:after="20" w:before="0"/>
             </w:pPr>
-            <w:hyperlink w:history="1" r:id="rIdov4eput-7adntylnwwe6s">
+            <w:hyperlink w:history="1" r:id="rIdpxt866u1x6cgmdqzgwrv-">
               <w:r>
                 <w:rPr>
                   <w:rFonts w:ascii="Arial" w:cs="Arial" w:eastAsia="Arial" w:hAnsi="Arial"/>
@@ -8342,7 +8342,7 @@
               <w:spacing w:after="10" w:before="0"/>
               <w:ind w:left="120"/>
             </w:pPr>
-            <w:hyperlink w:history="1" r:id="rIdxq2csuskx6rclpzx2ievr">
+            <w:hyperlink w:history="1" r:id="rIdkdurznhafplzmcxhxpzg6">
               <w:r>
                 <w:rPr>
                   <w:rFonts w:ascii="Arial" w:cs="Arial" w:eastAsia="Arial" w:hAnsi="Arial"/>
@@ -8387,7 +8387,7 @@
             <w:pPr>
               <w:spacing w:after="20" w:before="0"/>
             </w:pPr>
-            <w:hyperlink w:history="1" r:id="rIdqp0174m4zd2pybubjbqir">
+            <w:hyperlink w:history="1" r:id="rIdom9ji9fch0aepbflpw33r">
               <w:r>
                 <w:rPr>
                   <w:rFonts w:ascii="Arial" w:cs="Arial" w:eastAsia="Arial" w:hAnsi="Arial"/>
@@ -8420,7 +8420,7 @@
               <w:spacing w:after="10" w:before="0"/>
               <w:ind w:left="120"/>
             </w:pPr>
-            <w:hyperlink w:history="1" r:id="rIdkuo5kmfeieh1mlh2osdou">
+            <w:hyperlink w:history="1" r:id="rIdvf3w-rmgkgs4x9e0aeekt">
               <w:r>
                 <w:rPr>
                   <w:rFonts w:ascii="Arial" w:cs="Arial" w:eastAsia="Arial" w:hAnsi="Arial"/>
@@ -8498,7 +8498,7 @@
               </w:rPr>
               <w:t xml:space="preserve">Ask: 'What pattern do you see across the three indicators? Talk to your partner for two minutes.' Use WAIT TIME of 10-15 seconds after each question. Cold-call 4 learners to describe the pattern using evidence. Prompt: 'Which hypothesis from last lesson was supported? Which needs revising?' Use the sentence frame: 'I know lemon juice is an acid because the blue litmus turned ___ and the cabbage extract turned ___.' Challenge misconceptions, for example 'soap is a base because it is not food' or 'white means base': 'Does colour or appearance appear in our evidence? What does our evidence say?' Ask: 'Water stayed purple. Where would you place it?' Introduce the working definitions</w:t>
             </w:r>
-            <w:ins w:id="9089" w:author="Claude (AI) - proposed" w:date="2026-10-15T03:01:22Z">
+            <w:ins w:id="9089" w:author="Claude (AI) - proposed" w:date="2026-10-18T00:27:02Z">
               <w:r>
                 <w:rPr>
                   <w:rFonts w:ascii="Arial" w:cs="Arial" w:eastAsia="Arial" w:hAnsi="Arial"/>
@@ -8648,7 +8648,7 @@
             <w:pPr>
               <w:spacing w:after="20" w:before="0"/>
             </w:pPr>
-            <w:hyperlink w:history="1" r:id="rIdpmg_io5ha9mvlbjwerv5w">
+            <w:hyperlink w:history="1" r:id="rIdtbb62f-cc4fzzntg8nsbr">
               <w:r>
                 <w:rPr>
                   <w:rFonts w:ascii="Arial" w:cs="Arial" w:eastAsia="Arial" w:hAnsi="Arial"/>
@@ -8697,7 +8697,7 @@
               <w:spacing w:after="10" w:before="0"/>
               <w:ind w:left="120"/>
             </w:pPr>
-            <w:hyperlink w:history="1" r:id="rIdx2mbwphlf9_2qbzx1fjvm">
+            <w:hyperlink w:history="1" r:id="rIdpv_hupliwxu_pcxdjioqz">
               <w:r>
                 <w:rPr>
                   <w:rFonts w:ascii="Arial" w:cs="Arial" w:eastAsia="Arial" w:hAnsi="Arial"/>
@@ -8742,7 +8742,7 @@
             <w:pPr>
               <w:spacing w:after="20" w:before="0"/>
             </w:pPr>
-            <w:hyperlink w:history="1" r:id="rIdd0xrnk6lcrpstu26utdol">
+            <w:hyperlink w:history="1" r:id="rIdjyevvyk_xfdlqlzvebl_i">
               <w:r>
                 <w:rPr>
                   <w:rFonts w:ascii="Arial" w:cs="Arial" w:eastAsia="Arial" w:hAnsi="Arial"/>
@@ -8775,7 +8775,7 @@
               <w:spacing w:after="10" w:before="0"/>
               <w:ind w:left="120"/>
             </w:pPr>
-            <w:hyperlink w:history="1" r:id="rIdtmp3ufqnw9x8jj5ulry1w">
+            <w:hyperlink w:history="1" r:id="rIdw7grngclgsoogejoppdwz">
               <w:r>
                 <w:rPr>
                   <w:rFonts w:ascii="Arial" w:cs="Arial" w:eastAsia="Arial" w:hAnsi="Arial"/>
@@ -8975,7 +8975,7 @@
             <w:pPr>
               <w:spacing w:after="20" w:before="0"/>
             </w:pPr>
-            <w:hyperlink w:history="1" r:id="rIdwdshrq06tw-fecfzb_emo">
+            <w:hyperlink w:history="1" r:id="rIdzhfdvkkjvwgv7avesc3hj">
               <w:r>
                 <w:rPr>
                   <w:rFonts w:ascii="Arial" w:cs="Arial" w:eastAsia="Arial" w:hAnsi="Arial"/>
@@ -9024,7 +9024,7 @@
               <w:spacing w:after="10" w:before="0"/>
               <w:ind w:left="120"/>
             </w:pPr>
-            <w:hyperlink w:history="1" r:id="rIdslwckjrtad93lttkuiidi">
+            <w:hyperlink w:history="1" r:id="rId6ih2gohqd4aevkpnec1fn">
               <w:r>
                 <w:rPr>
                   <w:rFonts w:ascii="Arial" w:cs="Arial" w:eastAsia="Arial" w:hAnsi="Arial"/>
@@ -9069,7 +9069,7 @@
             <w:pPr>
               <w:spacing w:after="20" w:before="0"/>
             </w:pPr>
-            <w:hyperlink w:history="1" r:id="rIdgupnrqm1aft8m9zbkb9ra">
+            <w:hyperlink w:history="1" r:id="rIdroeyo3u7vdjw4tpakhqrw">
               <w:r>
                 <w:rPr>
                   <w:rFonts w:ascii="Arial" w:cs="Arial" w:eastAsia="Arial" w:hAnsi="Arial"/>
@@ -9102,7 +9102,7 @@
               <w:spacing w:after="10" w:before="0"/>
               <w:ind w:left="120"/>
             </w:pPr>
-            <w:hyperlink w:history="1" r:id="rIdk-piq3h0ukt-5svumreox">
+            <w:hyperlink w:history="1" r:id="rIdqu05aon5xryc5zphlofd3">
               <w:r>
                 <w:rPr>
                   <w:rFonts w:ascii="Arial" w:cs="Arial" w:eastAsia="Arial" w:hAnsi="Arial"/>
@@ -9627,7 +9627,7 @@
         </w:rPr>
         <w:t xml:space="preserve">© 2026 SeaVuria and ARES. Aligned with KICD objectives. Developed by SeaVuria; technical implementation by ARES (with AI assistance from Claude). Licensed under </w:t>
       </w:r>
-      <w:hyperlink w:history="1" r:id="rIde5tlghlzme3udg4qzhdl6">
+      <w:hyperlink w:history="1" r:id="rIdhxyibcpgmm27shbbpd1rh">
         <w:r>
           <w:rPr>
             <w:rFonts w:ascii="Arial" w:cs="Arial" w:eastAsia="Arial" w:hAnsi="Arial"/>
@@ -9648,7 +9648,7 @@
         </w:rPr>
         <w:t xml:space="preserve"> (</w:t>
       </w:r>
-      <w:hyperlink w:history="1" r:id="rIdk8f-dkbr72jvpsropioog">
+      <w:hyperlink w:history="1" r:id="rIdgn7ol_afoca1n8-q973g4">
         <w:r>
           <w:rPr>
             <w:rFonts w:ascii="Arial" w:cs="Arial" w:eastAsia="Arial" w:hAnsi="Arial"/>
@@ -9965,7 +9965,7 @@
               </w:rPr>
               <w:t xml:space="preserve">Acids are sour; bases are slippery and bitter. Litmus is red in acids and blue in bases. Phenolphthalein is colourless in acids and pink in bases. Methyl orange is red in acids and yellow in bases. Red cabbage extract is a natural indicator (purple in water, red/pink in acids, blue</w:t>
             </w:r>
-            <w:del w:id="9090" w:author="Claude (AI) - proposed" w:date="2026-10-15T03:01:22Z">
+            <w:del w:id="9090" w:author="Claude (AI) - proposed" w:date="2026-10-18T00:27:02Z">
               <w:r>
                 <w:rPr>
                   <w:rFonts w:ascii="Arial" w:cs="Arial" w:eastAsia="Arial" w:hAnsi="Arial"/>
@@ -9980,7 +9980,7 @@
                 <w:delText xml:space="preserve">-green to</w:delText>
               </w:r>
             </w:del>
-            <w:ins w:id="9091" w:author="Claude (AI) - proposed" w:date="2026-10-15T03:01:22Z">
+            <w:ins w:id="9091" w:author="Claude (AI) - proposed" w:date="2026-10-18T00:27:02Z">
               <w:r>
                 <w:rPr>
                   <w:rFonts w:ascii="Arial" w:cs="Arial" w:eastAsia="Arial" w:hAnsi="Arial"/>
@@ -10008,7 +10008,7 @@
               </w:rPr>
               <w:t xml:space="preserve"> green-yellow </w:t>
             </w:r>
-            <w:del w:id="9092" w:author="Claude (AI) - proposed" w:date="2026-10-15T03:01:22Z">
+            <w:del w:id="9092" w:author="Claude (AI) - proposed" w:date="2026-10-18T00:27:02Z">
               <w:r>
                 <w:rPr>
                   <w:rFonts w:ascii="Arial" w:cs="Arial" w:eastAsia="Arial" w:hAnsi="Arial"/>
@@ -10023,7 +10023,7 @@
                 <w:delText xml:space="preserve">in</w:delText>
               </w:r>
             </w:del>
-            <w:ins w:id="9093" w:author="Claude (AI) - proposed" w:date="2026-10-15T03:01:22Z">
+            <w:ins w:id="9093" w:author="Claude (AI) - proposed" w:date="2026-10-18T00:27:02Z">
               <w:r>
                 <w:rPr>
                   <w:rFonts w:ascii="Arial" w:cs="Arial" w:eastAsia="Arial" w:hAnsi="Arial"/>
@@ -10242,10 +10242,10 @@
               <w:spacing w:after="40" w:before="0"/>
               <w:jc w:val="left"/>
               <w:rPr>
-                <w:ins w:id="9095" w:author="Claude (AI) - proposed" w:date="2026-10-15T03:01:22Z"/>
-              </w:rPr>
-            </w:pPr>
-            <w:ins w:id="9094" w:author="Claude (AI) - proposed" w:date="2026-10-15T03:01:22Z">
+                <w:ins w:id="9095" w:author="Claude (AI) - proposed" w:date="2026-10-18T00:27:02Z"/>
+              </w:rPr>
+            </w:pPr>
+            <w:ins w:id="9094" w:author="Claude (AI) - proposed" w:date="2026-10-18T00:27:02Z">
               <w:r>
                 <w:rPr>
                   <w:rFonts w:ascii="Arial" w:cs="Arial" w:eastAsia="Arial" w:hAnsi="Arial"/>
@@ -10267,10 +10267,10 @@
               <w:spacing w:after="40" w:before="0"/>
               <w:jc w:val="left"/>
               <w:rPr>
-                <w:del w:id="9097" w:author="Claude (AI) - proposed" w:date="2026-10-15T03:01:22Z"/>
-              </w:rPr>
-            </w:pPr>
-            <w:del w:id="9096" w:author="Claude (AI) - proposed" w:date="2026-10-15T03:01:22Z">
+                <w:del w:id="9097" w:author="Claude (AI) - proposed" w:date="2026-10-18T00:27:02Z"/>
+              </w:rPr>
+            </w:pPr>
+            <w:del w:id="9096" w:author="Claude (AI) - proposed" w:date="2026-10-18T00:27:02Z">
               <w:r>
                 <w:rPr>
                   <w:rFonts w:ascii="Arial" w:cs="Arial" w:eastAsia="Arial" w:hAnsi="Arial"/>
@@ -10516,7 +10516,7 @@
               </w:rPr>
               <w:t xml:space="preserve">Mrs Achieng returns to the Kisumu market products and the pH graph. Otieno asked 'why is lemon sour?' and Wanjiru asked 'why is soap slippery?', and the class has so far sorted the products with litmus and red cabbage. Today learners predict which colours universal indicator will give, then test lemon juice, vinegar, water, baking soda solution and soap solution with red cabbage extract and universal indicator, and compare the two indicators. Learners explain why different indicators give different colours but the same sorting, build a three-column classification table (acid, neutral, base) that includes water, match colours to the pH values (2.0, 2.8, 7.0, 8.3, 10.0), revise their hypotheses and the Driving Question Board (DQB), and </w:t>
             </w:r>
-            <w:del w:id="9098" w:author="Claude (AI) - proposed" w:date="2026-10-15T03:01:22Z">
+            <w:del w:id="9098" w:author="Claude (AI) - proposed" w:date="2026-10-18T00:27:02Z">
               <w:r>
                 <w:rPr>
                   <w:rFonts w:ascii="Arial" w:cs="Arial" w:eastAsia="Arial" w:hAnsi="Arial"/>
@@ -10531,7 +10531,7 @@
                 <w:delText xml:space="preserve">update</w:delText>
               </w:r>
             </w:del>
-            <w:ins w:id="9099" w:author="Claude (AI) - proposed" w:date="2026-10-15T03:01:22Z">
+            <w:ins w:id="9099" w:author="Claude (AI) - proposed" w:date="2026-10-18T00:27:02Z">
               <w:r>
                 <w:rPr>
                   <w:rFonts w:ascii="Arial" w:cs="Arial" w:eastAsia="Arial" w:hAnsi="Arial"/>
@@ -10559,7 +10559,7 @@
               </w:rPr>
               <w:t xml:space="preserve"> their particle model </w:t>
             </w:r>
-            <w:del w:id="9100" w:author="Claude (AI) - proposed" w:date="2026-10-15T03:01:22Z">
+            <w:del w:id="9100" w:author="Claude (AI) - proposed" w:date="2026-10-18T00:27:02Z">
               <w:r>
                 <w:rPr>
                   <w:rFonts w:ascii="Arial" w:cs="Arial" w:eastAsia="Arial" w:hAnsi="Arial"/>
@@ -10574,7 +10574,7 @@
                 <w:delText xml:space="preserve">with a first claim about which products are likely to have more</w:delText>
               </w:r>
             </w:del>
-            <w:ins w:id="9101" w:author="Claude (AI) - proposed" w:date="2026-10-15T03:01:22Z">
+            <w:ins w:id="9101" w:author="Claude (AI) - proposed" w:date="2026-10-18T00:27:02Z">
               <w:r>
                 <w:rPr>
                   <w:rFonts w:ascii="Arial" w:cs="Arial" w:eastAsia="Arial" w:hAnsi="Arial"/>
@@ -10602,7 +10602,7 @@
               </w:rPr>
               <w:t xml:space="preserve"> H+ and </w:t>
             </w:r>
-            <w:del w:id="9102" w:author="Claude (AI) - proposed" w:date="2026-10-15T03:01:22Z">
+            <w:del w:id="9102" w:author="Claude (AI) - proposed" w:date="2026-10-18T00:27:02Z">
               <w:r>
                 <w:rPr>
                   <w:rFonts w:ascii="Arial" w:cs="Arial" w:eastAsia="Arial" w:hAnsi="Arial"/>
@@ -10617,7 +10617,7 @@
                 <w:delText xml:space="preserve">which more OH-</w:delText>
               </w:r>
             </w:del>
-            <w:ins w:id="9103" w:author="Claude (AI) - proposed" w:date="2026-10-15T03:01:22Z">
+            <w:ins w:id="9103" w:author="Claude (AI) - proposed" w:date="2026-10-18T00:27:02Z">
               <w:r>
                 <w:rPr>
                   <w:rFonts w:ascii="Arial" w:cs="Arial" w:eastAsia="Arial" w:hAnsi="Arial"/>
@@ -10933,7 +10933,7 @@
             <w:pPr>
               <w:spacing w:after="20" w:before="0"/>
             </w:pPr>
-            <w:hyperlink w:history="1" r:id="rIdhct_uvc3jyapdewvfrt6e">
+            <w:hyperlink w:history="1" r:id="rIdyuyhfah9stneldbsbzdun">
               <w:r>
                 <w:rPr>
                   <w:rFonts w:ascii="Arial" w:cs="Arial" w:eastAsia="Arial" w:hAnsi="Arial"/>
@@ -10966,7 +10966,7 @@
               <w:spacing w:after="10" w:before="0"/>
               <w:ind w:left="120"/>
             </w:pPr>
-            <w:hyperlink w:history="1" r:id="rIdo-ews6b7igqajq73llfly">
+            <w:hyperlink w:history="1" r:id="rIdgvvqgn3g0ahc_7cfamcuv">
               <w:r>
                 <w:rPr>
                   <w:rFonts w:ascii="Arial" w:cs="Arial" w:eastAsia="Arial" w:hAnsi="Arial"/>
@@ -11011,7 +11011,7 @@
             <w:pPr>
               <w:spacing w:after="20" w:before="0"/>
             </w:pPr>
-            <w:hyperlink w:history="1" r:id="rIdjsq9dhqfqqeizsn2daacp">
+            <w:hyperlink w:history="1" r:id="rIdtta6wnrzdjwdddhn_mdrt">
               <w:r>
                 <w:rPr>
                   <w:rFonts w:ascii="Arial" w:cs="Arial" w:eastAsia="Arial" w:hAnsi="Arial"/>
@@ -11044,7 +11044,7 @@
               <w:spacing w:after="10" w:before="0"/>
               <w:ind w:left="120"/>
             </w:pPr>
-            <w:hyperlink w:history="1" r:id="rIdz0xolbjkwvzjo4io1jbwj">
+            <w:hyperlink w:history="1" r:id="rId5kg7n33pb9ulzeo9srrvg">
               <w:r>
                 <w:rPr>
                   <w:rFonts w:ascii="Arial" w:cs="Arial" w:eastAsia="Arial" w:hAnsi="Arial"/>
@@ -11244,7 +11244,7 @@
             <w:pPr>
               <w:spacing w:after="20" w:before="0"/>
             </w:pPr>
-            <w:hyperlink w:history="1" r:id="rIdsyqrbzfqpksypncc0lfqo">
+            <w:hyperlink w:history="1" r:id="rIdu3a2hk0jds7kql96snnrc">
               <w:r>
                 <w:rPr>
                   <w:rFonts w:ascii="Arial" w:cs="Arial" w:eastAsia="Arial" w:hAnsi="Arial"/>
@@ -11277,7 +11277,7 @@
               <w:spacing w:after="10" w:before="0"/>
               <w:ind w:left="120"/>
             </w:pPr>
-            <w:hyperlink w:history="1" r:id="rIdxt-fq2zmfyr4ifbz7beav">
+            <w:hyperlink w:history="1" r:id="rId_azvnuas6m62ffjcm-2ls">
               <w:r>
                 <w:rPr>
                   <w:rFonts w:ascii="Arial" w:cs="Arial" w:eastAsia="Arial" w:hAnsi="Arial"/>
@@ -11322,7 +11322,7 @@
             <w:pPr>
               <w:spacing w:after="20" w:before="0"/>
             </w:pPr>
-            <w:hyperlink w:history="1" r:id="rIddmxgimdzfquesg1dquy50">
+            <w:hyperlink w:history="1" r:id="rIdu70nir47j9db2lhpccn0s">
               <w:r>
                 <w:rPr>
                   <w:rFonts w:ascii="Arial" w:cs="Arial" w:eastAsia="Arial" w:hAnsi="Arial"/>
@@ -11355,7 +11355,7 @@
               <w:spacing w:after="10" w:before="0"/>
               <w:ind w:left="120"/>
             </w:pPr>
-            <w:hyperlink w:history="1" r:id="rIdvjkkxxp0xqg6s4351ec8g">
+            <w:hyperlink w:history="1" r:id="rIdt_zywqmabzz03jp8hkuds">
               <w:r>
                 <w:rPr>
                   <w:rFonts w:ascii="Arial" w:cs="Arial" w:eastAsia="Arial" w:hAnsi="Arial"/>
@@ -11400,7 +11400,7 @@
               </w:rPr>
               <w:t xml:space="preserve">In groups of 4, learners use 5 labelled test tubes (lemon juice, vinegar, water, baking soda solution, soap solution; as in Lesson 1, the baking soda and soap are 1 spoon in 1 cup water). Step 1: add 2 cm3 of red cabbage extract (purple) to each tube and record the colours. Step 2: in a second set of tubes add 3 drops of universal indicator and compare with the pH colour chart. Expected results: Red cabbage extract: lemon juice red/pink, vinegar pink-red, water purple, baking soda blue</w:t>
             </w:r>
-            <w:del w:id="9104" w:author="Claude (AI) - proposed" w:date="2026-10-15T03:01:22Z">
+            <w:del w:id="9104" w:author="Claude (AI) - proposed" w:date="2026-10-18T00:27:02Z">
               <w:r>
                 <w:rPr>
                   <w:rFonts w:ascii="Arial" w:cs="Arial" w:eastAsia="Arial" w:hAnsi="Arial"/>
@@ -11415,7 +11415,7 @@
                 <w:delText xml:space="preserve">-green, soap green-yellow</w:delText>
               </w:r>
             </w:del>
-            <w:ins w:id="9105" w:author="Claude (AI) - proposed" w:date="2026-10-15T03:01:22Z">
+            <w:ins w:id="9105" w:author="Claude (AI) - proposed" w:date="2026-10-18T00:27:02Z">
               <w:r>
                 <w:rPr>
                   <w:rFonts w:ascii="Arial" w:cs="Arial" w:eastAsia="Arial" w:hAnsi="Arial"/>
@@ -11476,7 +11476,7 @@
               </w:rPr>
               <w:t xml:space="preserve">Model one tube first: 'Watch carefully as I add three drops to the lemon juice. Describe only what you SEE, not what you think.'</w:t>
             </w:r>
-            <w:ins w:id="9106" w:author="Claude (AI) - proposed" w:date="2026-10-15T03:01:22Z">
+            <w:ins w:id="9106" w:author="Claude (AI) - proposed" w:date="2026-10-18T00:27:02Z">
               <w:r>
                 <w:rPr>
                   <w:rFonts w:ascii="Arial" w:cs="Arial" w:eastAsia="Arial" w:hAnsi="Arial"/>
@@ -11626,7 +11626,7 @@
             <w:pPr>
               <w:spacing w:after="20" w:before="0"/>
             </w:pPr>
-            <w:hyperlink w:history="1" r:id="rIdwzloejpj_ouzgonawexs5">
+            <w:hyperlink w:history="1" r:id="rIdzgwjnau4xuhv3cewy1isn">
               <w:r>
                 <w:rPr>
                   <w:rFonts w:ascii="Arial" w:cs="Arial" w:eastAsia="Arial" w:hAnsi="Arial"/>
@@ -11675,7 +11675,7 @@
               <w:spacing w:after="10" w:before="0"/>
               <w:ind w:left="120"/>
             </w:pPr>
-            <w:hyperlink w:history="1" r:id="rIdhpy_w4uslh3piisjg1wdy">
+            <w:hyperlink w:history="1" r:id="rIdbmxg2akwegsb2ibotg2pl">
               <w:r>
                 <w:rPr>
                   <w:rFonts w:ascii="Arial" w:cs="Arial" w:eastAsia="Arial" w:hAnsi="Arial"/>
@@ -11720,7 +11720,7 @@
             <w:pPr>
               <w:spacing w:after="20" w:before="0"/>
             </w:pPr>
-            <w:hyperlink w:history="1" r:id="rIdq0bod3oxewb5juwsfyvrt">
+            <w:hyperlink w:history="1" r:id="rIdnyupxcrtjueluoh9nbzsz">
               <w:r>
                 <w:rPr>
                   <w:rFonts w:ascii="Arial" w:cs="Arial" w:eastAsia="Arial" w:hAnsi="Arial"/>
@@ -11753,7 +11753,7 @@
               <w:spacing w:after="10" w:before="0"/>
               <w:ind w:left="120"/>
             </w:pPr>
-            <w:hyperlink w:history="1" r:id="rIduv_aauiv5t79mbwabd0hi">
+            <w:hyperlink w:history="1" r:id="rIduehyjn9x6yvs7aasyxa_o">
               <w:r>
                 <w:rPr>
                   <w:rFonts w:ascii="Arial" w:cs="Arial" w:eastAsia="Arial" w:hAnsi="Arial"/>
@@ -11831,7 +11831,7 @@
               </w:rPr>
               <w:t xml:space="preserve">Draw the empty table and ask groups to propose entries; say: 'Where does water go and what is your evidence?' WAIT TIME 10-15 seconds. Cold-call 5 learners, one for each substance, to place it and give the evidence. Probe: 'Litmus only told us acid or base. What extra information did universal indicator give us?' Ask: 'Otieno asked why lemon is sour. Can the table answer that yet?' (Expected: not yet; the table shows that it is acidic, not why it is sour. Park for the DQB.) Ask learners to compare their Lesson 1 hypotheses with the table: 'Which hypothesis do you keep, and which do you change?' </w:t>
             </w:r>
-            <w:del w:id="9107" w:author="Claude (AI) - proposed" w:date="2026-10-15T03:01:22Z">
+            <w:del w:id="9107" w:author="Claude (AI) - proposed" w:date="2026-10-18T00:27:02Z">
               <w:r>
                 <w:rPr>
                   <w:rFonts w:ascii="Arial" w:cs="Arial" w:eastAsia="Arial" w:hAnsi="Arial"/>
@@ -11846,7 +11846,7 @@
                 <w:delText xml:space="preserve">Clarify the convention: acid produces H+ (aq) in water; do NOT explain ions in depth, as that is for Lesson 4</w:delText>
               </w:r>
             </w:del>
-            <w:ins w:id="9108" w:author="Claude (AI) - proposed" w:date="2026-10-15T03:01:22Z">
+            <w:ins w:id="9108" w:author="Claude (AI) - proposed" w:date="2026-10-18T00:27:02Z">
               <w:r>
                 <w:rPr>
                   <w:rFonts w:ascii="Arial" w:cs="Arial" w:eastAsia="Arial" w:hAnsi="Arial"/>
@@ -11996,7 +11996,7 @@
             <w:pPr>
               <w:spacing w:after="20" w:before="0"/>
             </w:pPr>
-            <w:hyperlink w:history="1" r:id="rIdrwaznpuia-mslpc4n3sh7">
+            <w:hyperlink w:history="1" r:id="rIdpyqovhatieol7pjx1d0_q">
               <w:r>
                 <w:rPr>
                   <w:rFonts w:ascii="Arial" w:cs="Arial" w:eastAsia="Arial" w:hAnsi="Arial"/>
@@ -12045,7 +12045,7 @@
               <w:spacing w:after="10" w:before="0"/>
               <w:ind w:left="120"/>
             </w:pPr>
-            <w:hyperlink w:history="1" r:id="rIdtojeiyee5jnu6-mdmdo7h">
+            <w:hyperlink w:history="1" r:id="rIdlwxnrgxpdbudu3vpdmasa">
               <w:r>
                 <w:rPr>
                   <w:rFonts w:ascii="Arial" w:cs="Arial" w:eastAsia="Arial" w:hAnsi="Arial"/>
@@ -12090,7 +12090,7 @@
             <w:pPr>
               <w:spacing w:after="20" w:before="0"/>
             </w:pPr>
-            <w:hyperlink w:history="1" r:id="rIdi9esqnc-4jlt3z8ox9vbn">
+            <w:hyperlink w:history="1" r:id="rId_o5nujlxdeug56j5rfkpu">
               <w:r>
                 <w:rPr>
                   <w:rFonts w:ascii="Arial" w:cs="Arial" w:eastAsia="Arial" w:hAnsi="Arial"/>
@@ -12123,7 +12123,7 @@
               <w:spacing w:after="10" w:before="0"/>
               <w:ind w:left="120"/>
             </w:pPr>
-            <w:hyperlink w:history="1" r:id="rIdpovhrfnbqh5ewxcsmhl8f">
+            <w:hyperlink w:history="1" r:id="rIde3zgern2uznpreadf-ias">
               <w:r>
                 <w:rPr>
                   <w:rFonts w:ascii="Arial" w:cs="Arial" w:eastAsia="Arial" w:hAnsi="Arial"/>
@@ -12323,7 +12323,7 @@
             <w:pPr>
               <w:spacing w:after="20" w:before="0"/>
             </w:pPr>
-            <w:hyperlink w:history="1" r:id="rIdn6o8rn1hwb79z-5spqxb4">
+            <w:hyperlink w:history="1" r:id="rIdslmiqkpzdhymoz77dzmng">
               <w:r>
                 <w:rPr>
                   <w:rFonts w:ascii="Arial" w:cs="Arial" w:eastAsia="Arial" w:hAnsi="Arial"/>
@@ -12372,7 +12372,7 @@
               <w:spacing w:after="10" w:before="0"/>
               <w:ind w:left="120"/>
             </w:pPr>
-            <w:hyperlink w:history="1" r:id="rIdshnh8wpo4wkv__mmzssog">
+            <w:hyperlink w:history="1" r:id="rIdml9b6wpddnq8ditr-tmws">
               <w:r>
                 <w:rPr>
                   <w:rFonts w:ascii="Arial" w:cs="Arial" w:eastAsia="Arial" w:hAnsi="Arial"/>
@@ -12417,7 +12417,7 @@
             <w:pPr>
               <w:spacing w:after="20" w:before="0"/>
             </w:pPr>
-            <w:hyperlink w:history="1" r:id="rId7h88h1gzmqwcfgpjuil0n">
+            <w:hyperlink w:history="1" r:id="rIdetwr6ismpfabwsbmvjjao">
               <w:r>
                 <w:rPr>
                   <w:rFonts w:ascii="Arial" w:cs="Arial" w:eastAsia="Arial" w:hAnsi="Arial"/>
@@ -12450,7 +12450,7 @@
               <w:spacing w:after="10" w:before="0"/>
               <w:ind w:left="120"/>
             </w:pPr>
-            <w:hyperlink w:history="1" r:id="rId9tfy6dk_squ_p4vm5fkvu">
+            <w:hyperlink w:history="1" r:id="rIdi_4hdzrbrnjpnt_b5blho">
               <w:r>
                 <w:rPr>
                   <w:rFonts w:ascii="Arial" w:cs="Arial" w:eastAsia="Arial" w:hAnsi="Arial"/>
@@ -12495,7 +12495,7 @@
               </w:rPr>
               <w:t xml:space="preserve">Learners open their model page</w:t>
             </w:r>
-            <w:del w:id="9109" w:author="Claude (AI) - proposed" w:date="2026-10-15T03:01:22Z">
+            <w:del w:id="9109" w:author="Claude (AI) - proposed" w:date="2026-10-18T00:27:02Z">
               <w:r>
                 <w:rPr>
                   <w:rFonts w:ascii="Arial" w:cs="Arial" w:eastAsia="Arial" w:hAnsi="Arial"/>
@@ -12510,7 +12510,7 @@
                 <w:delText xml:space="preserve">: a particle drawing of H+ and OH- ions in each product (lemon juice, vinegar, water, baking soda solution, soap solution</w:delText>
               </w:r>
             </w:del>
-            <w:ins w:id="9110" w:author="Claude (AI) - proposed" w:date="2026-10-15T03:01:22Z">
+            <w:ins w:id="9110" w:author="Claude (AI) - proposed" w:date="2026-10-18T00:27:02Z">
               <w:r>
                 <w:rPr>
                   <w:rFonts w:ascii="Arial" w:cs="Arial" w:eastAsia="Arial" w:hAnsi="Arial"/>
@@ -12538,7 +12538,7 @@
               </w:rPr>
               <w:t xml:space="preserve">). Using the classification table and pH values, they </w:t>
             </w:r>
-            <w:del w:id="9111" w:author="Claude (AI) - proposed" w:date="2026-10-15T03:01:22Z">
+            <w:del w:id="9111" w:author="Claude (AI) - proposed" w:date="2026-10-18T00:27:02Z">
               <w:r>
                 <w:rPr>
                   <w:rFonts w:ascii="Arial" w:cs="Arial" w:eastAsia="Arial" w:hAnsi="Arial"/>
@@ -12553,7 +12553,7 @@
                 <w:delText xml:space="preserve">make a first draft</w:delText>
               </w:r>
             </w:del>
-            <w:ins w:id="9112" w:author="Claude (AI) - proposed" w:date="2026-10-15T03:01:22Z">
+            <w:ins w:id="9112" w:author="Claude (AI) - proposed" w:date="2026-10-18T00:27:02Z">
               <w:r>
                 <w:rPr>
                   <w:rFonts w:ascii="Arial" w:cs="Arial" w:eastAsia="Arial" w:hAnsi="Arial"/>
@@ -12581,7 +12581,7 @@
               </w:rPr>
               <w:t xml:space="preserve">: lemon juice (pH 2.0) with many </w:t>
             </w:r>
-            <w:del w:id="9113" w:author="Claude (AI) - proposed" w:date="2026-10-15T03:01:22Z">
+            <w:del w:id="9113" w:author="Claude (AI) - proposed" w:date="2026-10-18T00:27:02Z">
               <w:r>
                 <w:rPr>
                   <w:rFonts w:ascii="Arial" w:cs="Arial" w:eastAsia="Arial" w:hAnsi="Arial"/>
@@ -12596,7 +12596,7 @@
                 <w:delText xml:space="preserve">H+ ions</w:delText>
               </w:r>
             </w:del>
-            <w:ins w:id="9114" w:author="Claude (AI) - proposed" w:date="2026-10-15T03:01:22Z">
+            <w:ins w:id="9114" w:author="Claude (AI) - proposed" w:date="2026-10-18T00:27:02Z">
               <w:r>
                 <w:rPr>
                   <w:rFonts w:ascii="Arial" w:cs="Arial" w:eastAsia="Arial" w:hAnsi="Arial"/>
@@ -12624,7 +12624,7 @@
               </w:rPr>
               <w:t xml:space="preserve">, vinegar (pH 2.8) with fewer </w:t>
             </w:r>
-            <w:del w:id="9115" w:author="Claude (AI) - proposed" w:date="2026-10-15T03:01:22Z">
+            <w:del w:id="9115" w:author="Claude (AI) - proposed" w:date="2026-10-18T00:27:02Z">
               <w:r>
                 <w:rPr>
                   <w:rFonts w:ascii="Arial" w:cs="Arial" w:eastAsia="Arial" w:hAnsi="Arial"/>
@@ -12639,7 +12639,7 @@
                 <w:delText xml:space="preserve">H+ than lemon</w:delText>
               </w:r>
             </w:del>
-            <w:ins w:id="9116" w:author="Claude (AI) - proposed" w:date="2026-10-15T03:01:22Z">
+            <w:ins w:id="9116" w:author="Claude (AI) - proposed" w:date="2026-10-18T00:27:02Z">
               <w:r>
                 <w:rPr>
                   <w:rFonts w:ascii="Arial" w:cs="Arial" w:eastAsia="Arial" w:hAnsi="Arial"/>
@@ -12667,7 +12667,7 @@
               </w:rPr>
               <w:t xml:space="preserve">, water with equal</w:t>
             </w:r>
-            <w:del w:id="9117" w:author="Claude (AI) - proposed" w:date="2026-10-15T03:01:22Z">
+            <w:del w:id="9117" w:author="Claude (AI) - proposed" w:date="2026-10-18T00:27:02Z">
               <w:r>
                 <w:rPr>
                   <w:rFonts w:ascii="Arial" w:cs="Arial" w:eastAsia="Arial" w:hAnsi="Arial"/>
@@ -12682,7 +12682,7 @@
                 <w:delText xml:space="preserve"> very few H+ and OH-</w:delText>
               </w:r>
             </w:del>
-            <w:ins w:id="9118" w:author="Claude (AI) - proposed" w:date="2026-10-15T03:01:22Z">
+            <w:ins w:id="9118" w:author="Claude (AI) - proposed" w:date="2026-10-18T00:27:02Z">
               <w:r>
                 <w:rPr>
                   <w:rFonts w:ascii="Arial" w:cs="Arial" w:eastAsia="Arial" w:hAnsi="Arial"/>
@@ -12710,7 +12710,7 @@
               </w:rPr>
               <w:t xml:space="preserve">, baking soda (pH 8.3) with more </w:t>
             </w:r>
-            <w:del w:id="9119" w:author="Claude (AI) - proposed" w:date="2026-10-15T03:01:22Z">
+            <w:del w:id="9119" w:author="Claude (AI) - proposed" w:date="2026-10-18T00:27:02Z">
               <w:r>
                 <w:rPr>
                   <w:rFonts w:ascii="Arial" w:cs="Arial" w:eastAsia="Arial" w:hAnsi="Arial"/>
@@ -12725,7 +12725,7 @@
                 <w:delText xml:space="preserve">OH- than H+,</w:delText>
               </w:r>
             </w:del>
-            <w:ins w:id="9120" w:author="Claude (AI) - proposed" w:date="2026-10-15T03:01:22Z">
+            <w:ins w:id="9120" w:author="Claude (AI) - proposed" w:date="2026-10-18T00:27:02Z">
               <w:r>
                 <w:rPr>
                   <w:rFonts w:ascii="Arial" w:cs="Arial" w:eastAsia="Arial" w:hAnsi="Arial"/>
@@ -12753,7 +12753,7 @@
               </w:rPr>
               <w:t xml:space="preserve"> soap (pH 10.0) with the most </w:t>
             </w:r>
-            <w:del w:id="9121" w:author="Claude (AI) - proposed" w:date="2026-10-15T03:01:22Z">
+            <w:del w:id="9121" w:author="Claude (AI) - proposed" w:date="2026-10-18T00:27:02Z">
               <w:r>
                 <w:rPr>
                   <w:rFonts w:ascii="Arial" w:cs="Arial" w:eastAsia="Arial" w:hAnsi="Arial"/>
@@ -12768,7 +12768,7 @@
                 <w:delText xml:space="preserve">OH-</w:delText>
               </w:r>
             </w:del>
-            <w:ins w:id="9122" w:author="Claude (AI) - proposed" w:date="2026-10-15T03:01:22Z">
+            <w:ins w:id="9122" w:author="Claude (AI) - proposed" w:date="2026-10-18T00:27:02Z">
               <w:r>
                 <w:rPr>
                   <w:rFonts w:ascii="Arial" w:cs="Arial" w:eastAsia="Arial" w:hAnsi="Arial"/>
@@ -12796,7 +12796,7 @@
               </w:rPr>
               <w:t xml:space="preserve">. They add a key and a caption in their own words, e.g. 'Lower pH likely means more </w:t>
             </w:r>
-            <w:del w:id="9123" w:author="Claude (AI) - proposed" w:date="2026-10-15T03:01:22Z">
+            <w:del w:id="9123" w:author="Claude (AI) - proposed" w:date="2026-10-18T00:27:02Z">
               <w:r>
                 <w:rPr>
                   <w:rFonts w:ascii="Arial" w:cs="Arial" w:eastAsia="Arial" w:hAnsi="Arial"/>
@@ -12811,7 +12811,7 @@
                 <w:delText xml:space="preserve">H+</w:delText>
               </w:r>
             </w:del>
-            <w:ins w:id="9124" w:author="Claude (AI) - proposed" w:date="2026-10-15T03:01:22Z">
+            <w:ins w:id="9124" w:author="Claude (AI) - proposed" w:date="2026-10-18T00:27:02Z">
               <w:r>
                 <w:rPr>
                   <w:rFonts w:ascii="Arial" w:cs="Arial" w:eastAsia="Arial" w:hAnsi="Arial"/>
@@ -12839,7 +12839,7 @@
               </w:rPr>
               <w:t xml:space="preserve">; higher pH likely means more </w:t>
             </w:r>
-            <w:del w:id="9125" w:author="Claude (AI) - proposed" w:date="2026-10-15T03:01:22Z">
+            <w:del w:id="9125" w:author="Claude (AI) - proposed" w:date="2026-10-18T00:27:02Z">
               <w:r>
                 <w:rPr>
                   <w:rFonts w:ascii="Arial" w:cs="Arial" w:eastAsia="Arial" w:hAnsi="Arial"/>
@@ -12854,7 +12854,7 @@
                 <w:delText xml:space="preserve">OH-'</w:delText>
               </w:r>
             </w:del>
-            <w:ins w:id="9126" w:author="Claude (AI) - proposed" w:date="2026-10-15T03:01:22Z">
+            <w:ins w:id="9126" w:author="Claude (AI) - proposed" w:date="2026-10-18T00:27:02Z">
               <w:r>
                 <w:rPr>
                   <w:rFonts w:ascii="Arial" w:cs="Arial" w:eastAsia="Arial" w:hAnsi="Arial"/>
@@ -12882,7 +12882,7 @@
               </w:rPr>
               <w:t xml:space="preserve"> and label which indicator colour matches each beaker. Learners write one 'I wonder' about how the indicator 'knows' </w:t>
             </w:r>
-            <w:del w:id="9127" w:author="Claude (AI) - proposed" w:date="2026-10-15T03:01:22Z">
+            <w:del w:id="9127" w:author="Claude (AI) - proposed" w:date="2026-10-18T00:27:02Z">
               <w:r>
                 <w:rPr>
                   <w:rFonts w:ascii="Arial" w:cs="Arial" w:eastAsia="Arial" w:hAnsi="Arial"/>
@@ -12897,7 +12897,7 @@
                 <w:delText xml:space="preserve">the ions are there</w:delText>
               </w:r>
             </w:del>
-            <w:ins w:id="9128" w:author="Claude (AI) - proposed" w:date="2026-10-15T03:01:22Z">
+            <w:ins w:id="9128" w:author="Claude (AI) - proposed" w:date="2026-10-18T00:27:02Z">
               <w:r>
                 <w:rPr>
                   <w:rFonts w:ascii="Arial" w:cs="Arial" w:eastAsia="Arial" w:hAnsi="Arial"/>
@@ -12958,7 +12958,7 @@
               </w:rPr>
               <w:t xml:space="preserve">Say: 'Use your table to decide how many </w:t>
             </w:r>
-            <w:del w:id="9129" w:author="Claude (AI) - proposed" w:date="2026-10-15T03:01:22Z">
+            <w:del w:id="9129" w:author="Claude (AI) - proposed" w:date="2026-10-18T00:27:02Z">
               <w:r>
                 <w:rPr>
                   <w:rFonts w:ascii="Arial" w:cs="Arial" w:eastAsia="Arial" w:hAnsi="Arial"/>
@@ -12973,7 +12973,7 @@
                 <w:delText xml:space="preserve">H+ and OH-</w:delText>
               </w:r>
             </w:del>
-            <w:ins w:id="9130" w:author="Claude (AI) - proposed" w:date="2026-10-15T03:01:22Z">
+            <w:ins w:id="9130" w:author="Claude (AI) - proposed" w:date="2026-10-18T00:27:02Z">
               <w:r>
                 <w:rPr>
                   <w:rFonts w:ascii="Arial" w:cs="Arial" w:eastAsia="Arial" w:hAnsi="Arial"/>
@@ -13001,7 +13001,7 @@
               </w:rPr>
               <w:t xml:space="preserve"> dots to draw. We </w:t>
             </w:r>
-            <w:del w:id="9131" w:author="Claude (AI) - proposed" w:date="2026-10-15T03:01:22Z">
+            <w:del w:id="9131" w:author="Claude (AI) - proposed" w:date="2026-10-18T00:27:02Z">
               <w:r>
                 <w:rPr>
                   <w:rFonts w:ascii="Arial" w:cs="Arial" w:eastAsia="Arial" w:hAnsi="Arial"/>
@@ -13016,7 +13016,7 @@
                 <w:delText xml:space="preserve">have not measured ions yet</w:delText>
               </w:r>
             </w:del>
-            <w:ins w:id="9132" w:author="Claude (AI) - proposed" w:date="2026-10-15T03:01:22Z">
+            <w:ins w:id="9132" w:author="Claude (AI) - proposed" w:date="2026-10-18T00:27:02Z">
               <w:r>
                 <w:rPr>
                   <w:rFonts w:ascii="Arial" w:cs="Arial" w:eastAsia="Arial" w:hAnsi="Arial"/>
@@ -13044,7 +13044,7 @@
               </w:rPr>
               <w:t xml:space="preserve">, so mark your drawing as a first idea.' Circulate with prompts: 'Why did you draw more </w:t>
             </w:r>
-            <w:del w:id="9133" w:author="Claude (AI) - proposed" w:date="2026-10-15T03:01:22Z">
+            <w:del w:id="9133" w:author="Claude (AI) - proposed" w:date="2026-10-18T00:27:02Z">
               <w:r>
                 <w:rPr>
                   <w:rFonts w:ascii="Arial" w:cs="Arial" w:eastAsia="Arial" w:hAnsi="Arial"/>
@@ -13059,7 +13059,7 @@
                 <w:delText xml:space="preserve">H+</w:delText>
               </w:r>
             </w:del>
-            <w:ins w:id="9134" w:author="Claude (AI) - proposed" w:date="2026-10-15T03:01:22Z">
+            <w:ins w:id="9134" w:author="Claude (AI) - proposed" w:date="2026-10-18T00:27:02Z">
               <w:r>
                 <w:rPr>
                   <w:rFonts w:ascii="Arial" w:cs="Arial" w:eastAsia="Arial" w:hAnsi="Arial"/>
@@ -13153,7 +13153,7 @@
               </w:rPr>
               <w:t xml:space="preserve">Look for: (1) models show more </w:t>
             </w:r>
-            <w:del w:id="9135" w:author="Claude (AI) - proposed" w:date="2026-10-15T03:01:22Z">
+            <w:del w:id="9135" w:author="Claude (AI) - proposed" w:date="2026-10-18T00:27:02Z">
               <w:r>
                 <w:rPr>
                   <w:rFonts w:ascii="Arial" w:cs="Arial" w:eastAsia="Arial" w:hAnsi="Arial"/>
@@ -13168,7 +13168,7 @@
                 <w:delText xml:space="preserve">H+</w:delText>
               </w:r>
             </w:del>
-            <w:ins w:id="9136" w:author="Claude (AI) - proposed" w:date="2026-10-15T03:01:22Z">
+            <w:ins w:id="9136" w:author="Claude (AI) - proposed" w:date="2026-10-18T00:27:02Z">
               <w:r>
                 <w:rPr>
                   <w:rFonts w:ascii="Arial" w:cs="Arial" w:eastAsia="Arial" w:hAnsi="Arial"/>
@@ -13196,7 +13196,7 @@
               </w:rPr>
               <w:t xml:space="preserve"> for the acids than the bases and more </w:t>
             </w:r>
-            <w:del w:id="9137" w:author="Claude (AI) - proposed" w:date="2026-10-15T03:01:22Z">
+            <w:del w:id="9137" w:author="Claude (AI) - proposed" w:date="2026-10-18T00:27:02Z">
               <w:r>
                 <w:rPr>
                   <w:rFonts w:ascii="Arial" w:cs="Arial" w:eastAsia="Arial" w:hAnsi="Arial"/>
@@ -13211,7 +13211,7 @@
                 <w:delText xml:space="preserve">OH-</w:delText>
               </w:r>
             </w:del>
-            <w:ins w:id="9138" w:author="Claude (AI) - proposed" w:date="2026-10-15T03:01:22Z">
+            <w:ins w:id="9138" w:author="Claude (AI) - proposed" w:date="2026-10-18T00:27:02Z">
               <w:r>
                 <w:rPr>
                   <w:rFonts w:ascii="Arial" w:cs="Arial" w:eastAsia="Arial" w:hAnsi="Arial"/>
@@ -13239,7 +13239,7 @@
               </w:rPr>
               <w:t xml:space="preserve"> for the bases than the acids; (2) lemon juice is shown as more acidic than vinegar; (3) water is shown as neutral, with equal small amounts of </w:t>
             </w:r>
-            <w:del w:id="9139" w:author="Claude (AI) - proposed" w:date="2026-10-15T03:01:22Z">
+            <w:del w:id="9139" w:author="Claude (AI) - proposed" w:date="2026-10-18T00:27:02Z">
               <w:r>
                 <w:rPr>
                   <w:rFonts w:ascii="Arial" w:cs="Arial" w:eastAsia="Arial" w:hAnsi="Arial"/>
@@ -13254,7 +13254,7 @@
                 <w:delText xml:space="preserve">H+ and OH-</w:delText>
               </w:r>
             </w:del>
-            <w:ins w:id="9140" w:author="Claude (AI) - proposed" w:date="2026-10-15T03:01:22Z">
+            <w:ins w:id="9140" w:author="Claude (AI) - proposed" w:date="2026-10-18T00:27:02Z">
               <w:r>
                 <w:rPr>
                   <w:rFonts w:ascii="Arial" w:cs="Arial" w:eastAsia="Arial" w:hAnsi="Arial"/>
@@ -13507,7 +13507,7 @@
               </w:rPr>
               <w:t xml:space="preserve">We tested lemon juice, vinegar, water, baking soda solution and soap solution with red cabbage extract and universal indicator. Red cabbage: lemon juice red/pink, vinegar pink-red, water purple, baking soda blue</w:t>
             </w:r>
-            <w:del w:id="9141" w:author="Claude (AI) - proposed" w:date="2026-10-15T03:01:22Z">
+            <w:del w:id="9141" w:author="Claude (AI) - proposed" w:date="2026-10-18T00:27:02Z">
               <w:r>
                 <w:rPr>
                   <w:rFonts w:ascii="Arial" w:cs="Arial" w:eastAsia="Arial" w:hAnsi="Arial"/>
@@ -13522,7 +13522,7 @@
                 <w:delText xml:space="preserve">-green, soap green-yellow</w:delText>
               </w:r>
             </w:del>
-            <w:ins w:id="9142" w:author="Claude (AI) - proposed" w:date="2026-10-15T03:01:22Z">
+            <w:ins w:id="9142" w:author="Claude (AI) - proposed" w:date="2026-10-18T00:27:02Z">
               <w:r>
                 <w:rPr>
                   <w:rFonts w:ascii="Arial" w:cs="Arial" w:eastAsia="Arial" w:hAnsi="Arial"/>
@@ -13686,7 +13686,7 @@
               </w:rPr>
               <w:t xml:space="preserve">Lemon juice (pH 2.0) and vinegar (pH 2.8) are acids; baking soda (pH 8.3) and soap (pH 10.0) are bases; water (pH 7.0) is neutral. Lemon juice is more acidic than vinegar, and soap is more basic than baking soda. Our hypotheses from Lesson 1 are supported by the indicator evidence and the pH values, and our </w:t>
             </w:r>
-            <w:ins w:id="9143" w:author="Claude (AI) - proposed" w:date="2026-10-15T03:01:22Z">
+            <w:ins w:id="9143" w:author="Claude (AI) - proposed" w:date="2026-10-18T00:27:02Z">
               <w:r>
                 <w:rPr>
                   <w:rFonts w:ascii="Arial" w:cs="Arial" w:eastAsia="Arial" w:hAnsi="Arial"/>
@@ -13714,7 +13714,7 @@
               </w:rPr>
               <w:t xml:space="preserve">model shows more </w:t>
             </w:r>
-            <w:del w:id="9144" w:author="Claude (AI) - proposed" w:date="2026-10-15T03:01:22Z">
+            <w:del w:id="9144" w:author="Claude (AI) - proposed" w:date="2026-10-18T00:27:02Z">
               <w:r>
                 <w:rPr>
                   <w:rFonts w:ascii="Arial" w:cs="Arial" w:eastAsia="Arial" w:hAnsi="Arial"/>
@@ -13729,7 +13729,7 @@
                 <w:delText xml:space="preserve">H+</w:delText>
               </w:r>
             </w:del>
-            <w:ins w:id="9145" w:author="Claude (AI) - proposed" w:date="2026-10-15T03:01:22Z">
+            <w:ins w:id="9145" w:author="Claude (AI) - proposed" w:date="2026-10-18T00:27:02Z">
               <w:r>
                 <w:rPr>
                   <w:rFonts w:ascii="Arial" w:cs="Arial" w:eastAsia="Arial" w:hAnsi="Arial"/>
@@ -13757,7 +13757,7 @@
               </w:rPr>
               <w:t xml:space="preserve"> in the acids and more </w:t>
             </w:r>
-            <w:del w:id="9146" w:author="Claude (AI) - proposed" w:date="2026-10-15T03:01:22Z">
+            <w:del w:id="9146" w:author="Claude (AI) - proposed" w:date="2026-10-18T00:27:02Z">
               <w:r>
                 <w:rPr>
                   <w:rFonts w:ascii="Arial" w:cs="Arial" w:eastAsia="Arial" w:hAnsi="Arial"/>
@@ -13772,7 +13772,7 @@
                 <w:delText xml:space="preserve">OH-</w:delText>
               </w:r>
             </w:del>
-            <w:ins w:id="9147" w:author="Claude (AI) - proposed" w:date="2026-10-15T03:01:22Z">
+            <w:ins w:id="9147" w:author="Claude (AI) - proposed" w:date="2026-10-18T00:27:02Z">
               <w:r>
                 <w:rPr>
                   <w:rFonts w:ascii="Arial" w:cs="Arial" w:eastAsia="Arial" w:hAnsi="Arial"/>
@@ -13820,7 +13820,7 @@
         </w:rPr>
         <w:t xml:space="preserve">© 2026 SeaVuria and ARES. Aligned with KICD objectives. Developed by SeaVuria; technical implementation by ARES (with AI assistance from Claude). Licensed under </w:t>
       </w:r>
-      <w:hyperlink w:history="1" r:id="rIdngwghv5aer0vpiw7wi7h-">
+      <w:hyperlink w:history="1" r:id="rIdeww-5g_3lokmluums-dbb">
         <w:r>
           <w:rPr>
             <w:rFonts w:ascii="Arial" w:cs="Arial" w:eastAsia="Arial" w:hAnsi="Arial"/>
@@ -13841,7 +13841,7 @@
         </w:rPr>
         <w:t xml:space="preserve"> (</w:t>
       </w:r>
-      <w:hyperlink w:history="1" r:id="rIdueau3sqriraidvqads1fo">
+      <w:hyperlink w:history="1" r:id="rId_mwxbqj53gkdmboykxgad">
         <w:r>
           <w:rPr>
             <w:rFonts w:ascii="Arial" w:cs="Arial" w:eastAsia="Arial" w:hAnsi="Arial"/>
@@ -14349,7 +14349,7 @@
               <w:spacing w:after="40" w:before="0"/>
               <w:jc w:val="left"/>
             </w:pPr>
-            <w:del w:id="9148" w:author="Claude (AI) - proposed" w:date="2026-10-15T03:01:22Z">
+            <w:del w:id="9148" w:author="Claude (AI) - proposed" w:date="2026-10-18T00:27:02Z">
               <w:r>
                 <w:rPr>
                   <w:rFonts w:ascii="Arial" w:cs="Arial" w:eastAsia="Arial" w:hAnsi="Arial"/>
@@ -14364,7 +14364,7 @@
                 <w:delText xml:space="preserve">1. How do we classify substances as acids or bases? 2. Why are acids and bases important in our day-to-day life? (This lesson advances Question 1 by explaining WHY lemon juice and vinegar are acids: they release H+ (aq) ions in water.)</w:delText>
               </w:r>
             </w:del>
-            <w:ins w:id="9149" w:author="Claude (AI) - proposed" w:date="2026-10-15T03:01:22Z">
+            <w:ins w:id="9149" w:author="Claude (AI) - proposed" w:date="2026-10-18T00:27:02Z">
               <w:r>
                 <w:rPr>
                   <w:rFonts w:ascii="Arial" w:cs="Arial" w:eastAsia="Arial" w:hAnsi="Arial"/>
@@ -14610,7 +14610,7 @@
               </w:rPr>
               <w:t xml:space="preserve">Mwalimu Achieng revisits the Kisumu kitchen phenomenon: lemon juice (pH 2.0), vinegar (pH 2.8), baking soda (pH 8.3) and bar soap (pH 10.0) look alike, yet lemon juice is sour and soap is slippery. Learners already know from Lessons 1-3 that lemon juice and vinegar are acids with low pH. Today Otieno's question, 'Why is lemon sour?', is explored at the particle level. Learners first predict what lemon juice contains that water does not, then examine H+ concentration data (lemon juice 1 x 10^-2 mol/L, vinegar about 1.6 x 10^-3 mol/L, water 1 x 10^-7 mol/L) and use a particle simulation or paper-card model to see acids releasing H+ (aq) ions in water. They explain sourness and low pH using the Arrhenius definition, add the DQB questions, and draw the first H+ ion version of their Model for each product.</w:t>
             </w:r>
-            <w:ins w:id="9150" w:author="Claude (AI) - proposed" w:date="2026-10-15T03:01:22Z">
+            <w:ins w:id="9150" w:author="Claude (AI) - proposed" w:date="2026-10-18T00:27:02Z">
               <w:r>
                 <w:rPr>
                   <w:rFonts w:ascii="Arial" w:cs="Arial" w:eastAsia="Arial" w:hAnsi="Arial"/>
@@ -14913,7 +14913,7 @@
             <w:pPr>
               <w:spacing w:after="20" w:before="0"/>
             </w:pPr>
-            <w:hyperlink w:history="1" r:id="rIduetpytxp3av2prdrvptm6">
+            <w:hyperlink w:history="1" r:id="rIdy3ijvev40iz5x5w-26lyp">
               <w:r>
                 <w:rPr>
                   <w:rFonts w:ascii="Arial" w:cs="Arial" w:eastAsia="Arial" w:hAnsi="Arial"/>
@@ -14946,7 +14946,7 @@
               <w:spacing w:after="10" w:before="0"/>
               <w:ind w:left="120"/>
             </w:pPr>
-            <w:hyperlink w:history="1" r:id="rIdehornveav0mai7wsq5cv6">
+            <w:hyperlink w:history="1" r:id="rIdmsu61kpwroqhacgguf75y">
               <w:r>
                 <w:rPr>
                   <w:rFonts w:ascii="Arial" w:cs="Arial" w:eastAsia="Arial" w:hAnsi="Arial"/>
@@ -14991,7 +14991,7 @@
             <w:pPr>
               <w:spacing w:after="20" w:before="0"/>
             </w:pPr>
-            <w:hyperlink w:history="1" r:id="rId_oanr2bjydmracyp9mouj">
+            <w:hyperlink w:history="1" r:id="rIdercefi0yydrdqoizeu2ww">
               <w:r>
                 <w:rPr>
                   <w:rFonts w:ascii="Arial" w:cs="Arial" w:eastAsia="Arial" w:hAnsi="Arial"/>
@@ -15024,7 +15024,7 @@
               <w:spacing w:after="10" w:before="0"/>
               <w:ind w:left="120"/>
             </w:pPr>
-            <w:hyperlink w:history="1" r:id="rIdgid6qq0pmkue1puirkgs7">
+            <w:hyperlink w:history="1" r:id="rId9w529ctyhdzutrezyjo2u">
               <w:r>
                 <w:rPr>
                   <w:rFonts w:ascii="Arial" w:cs="Arial" w:eastAsia="Arial" w:hAnsi="Arial"/>
@@ -15224,7 +15224,7 @@
             <w:pPr>
               <w:spacing w:after="20" w:before="0"/>
             </w:pPr>
-            <w:hyperlink w:history="1" r:id="rIdgti4ugaejd0i_xmigjuaf">
+            <w:hyperlink w:history="1" r:id="rIdoineowhwu7jxw5js_hcuo">
               <w:r>
                 <w:rPr>
                   <w:rFonts w:ascii="Arial" w:cs="Arial" w:eastAsia="Arial" w:hAnsi="Arial"/>
@@ -15257,7 +15257,7 @@
               <w:spacing w:after="10" w:before="0"/>
               <w:ind w:left="120"/>
             </w:pPr>
-            <w:hyperlink w:history="1" r:id="rIdfj7ori1gignghr6usrfhw">
+            <w:hyperlink w:history="1" r:id="rIdjg6tnovs_8cl1eawchtmv">
               <w:r>
                 <w:rPr>
                   <w:rFonts w:ascii="Arial" w:cs="Arial" w:eastAsia="Arial" w:hAnsi="Arial"/>
@@ -15302,7 +15302,7 @@
             <w:pPr>
               <w:spacing w:after="20" w:before="0"/>
             </w:pPr>
-            <w:hyperlink w:history="1" r:id="rIdrptarukfwxutg667jxkdi">
+            <w:hyperlink w:history="1" r:id="rId2siu6w03ko21ythwho145">
               <w:r>
                 <w:rPr>
                   <w:rFonts w:ascii="Arial" w:cs="Arial" w:eastAsia="Arial" w:hAnsi="Arial"/>
@@ -15335,7 +15335,7 @@
               <w:spacing w:after="10" w:before="0"/>
               <w:ind w:left="120"/>
             </w:pPr>
-            <w:hyperlink w:history="1" r:id="rId5jj7gxsjqpd-lhbniy1o6">
+            <w:hyperlink w:history="1" r:id="rIdy9lnv5jhc9kbcb1bx4ohs">
               <w:r>
                 <w:rPr>
                   <w:rFonts w:ascii="Arial" w:cs="Arial" w:eastAsia="Arial" w:hAnsi="Arial"/>
@@ -15380,7 +15380,7 @@
               </w:rPr>
               <w:t xml:space="preserve">Part A (data, </w:t>
             </w:r>
-            <w:del w:id="9151" w:author="Claude (AI) - proposed" w:date="2026-10-15T03:01:22Z">
+            <w:del w:id="9151" w:author="Claude (AI) - proposed" w:date="2026-10-18T00:27:02Z">
               <w:r>
                 <w:rPr>
                   <w:rFonts w:ascii="Arial" w:cs="Arial" w:eastAsia="Arial" w:hAnsi="Arial"/>
@@ -15395,7 +15395,7 @@
                 <w:delText xml:space="preserve">8</w:delText>
               </w:r>
             </w:del>
-            <w:ins w:id="9152" w:author="Claude (AI) - proposed" w:date="2026-10-15T03:01:22Z">
+            <w:ins w:id="9152" w:author="Claude (AI) - proposed" w:date="2026-10-18T00:27:02Z">
               <w:r>
                 <w:rPr>
                   <w:rFonts w:ascii="Arial" w:cs="Arial" w:eastAsia="Arial" w:hAnsi="Arial"/>
@@ -15578,7 +15578,7 @@
             <w:pPr>
               <w:spacing w:after="20" w:before="0"/>
             </w:pPr>
-            <w:hyperlink w:history="1" r:id="rIdrbeouuourawrlwtbpzmvf">
+            <w:hyperlink w:history="1" r:id="rIdupzauogpyiv0qdnhbcr4p">
               <w:r>
                 <w:rPr>
                   <w:rFonts w:ascii="Arial" w:cs="Arial" w:eastAsia="Arial" w:hAnsi="Arial"/>
@@ -15611,7 +15611,7 @@
               <w:spacing w:after="10" w:before="0"/>
               <w:ind w:left="120"/>
             </w:pPr>
-            <w:hyperlink w:history="1" r:id="rId3wj_fthz0a0xpjgl4snq4">
+            <w:hyperlink w:history="1" r:id="rIdwkcq3wqenqzinr4jq-mm7">
               <w:r>
                 <w:rPr>
                   <w:rFonts w:ascii="Arial" w:cs="Arial" w:eastAsia="Arial" w:hAnsi="Arial"/>
@@ -15656,7 +15656,7 @@
             <w:pPr>
               <w:spacing w:after="20" w:before="0"/>
             </w:pPr>
-            <w:hyperlink w:history="1" r:id="rIdrwm8ceuufnrcoxkxv2lsz">
+            <w:hyperlink w:history="1" r:id="rIdp1u7o9fmlnfgkxtb1jx4k">
               <w:r>
                 <w:rPr>
                   <w:rFonts w:ascii="Arial" w:cs="Arial" w:eastAsia="Arial" w:hAnsi="Arial"/>
@@ -15689,7 +15689,7 @@
               <w:spacing w:after="10" w:before="0"/>
               <w:ind w:left="120"/>
             </w:pPr>
-            <w:hyperlink w:history="1" r:id="rIdc2cyn2h7yrtnjnlm6-_oj">
+            <w:hyperlink w:history="1" r:id="rIdrsvj1oxgnpcx7tyonm19f">
               <w:r>
                 <w:rPr>
                   <w:rFonts w:ascii="Arial" w:cs="Arial" w:eastAsia="Arial" w:hAnsi="Arial"/>
@@ -15889,7 +15889,7 @@
             <w:pPr>
               <w:spacing w:after="20" w:before="0"/>
             </w:pPr>
-            <w:hyperlink w:history="1" r:id="rIdf1u4uwezbbnkumoviepck">
+            <w:hyperlink w:history="1" r:id="rIdqkd8zzhub6phxavj_udyx">
               <w:r>
                 <w:rPr>
                   <w:rFonts w:ascii="Arial" w:cs="Arial" w:eastAsia="Arial" w:hAnsi="Arial"/>
@@ -15922,7 +15922,7 @@
               <w:spacing w:after="10" w:before="0"/>
               <w:ind w:left="120"/>
             </w:pPr>
-            <w:hyperlink w:history="1" r:id="rIdscaw2kygs079l1fafltcr">
+            <w:hyperlink w:history="1" r:id="rId-ncd0y3-ind9ujsi3kz7g">
               <w:r>
                 <w:rPr>
                   <w:rFonts w:ascii="Arial" w:cs="Arial" w:eastAsia="Arial" w:hAnsi="Arial"/>
@@ -15967,7 +15967,7 @@
             <w:pPr>
               <w:spacing w:after="20" w:before="0"/>
             </w:pPr>
-            <w:hyperlink w:history="1" r:id="rIdi_47_kcamvmskjnj6-qly">
+            <w:hyperlink w:history="1" r:id="rIdk9o_2yxckbxvt50hczgj2">
               <w:r>
                 <w:rPr>
                   <w:rFonts w:ascii="Arial" w:cs="Arial" w:eastAsia="Arial" w:hAnsi="Arial"/>
@@ -16000,7 +16000,7 @@
               <w:spacing w:after="10" w:before="0"/>
               <w:ind w:left="120"/>
             </w:pPr>
-            <w:hyperlink w:history="1" r:id="rIdqm_vbhpjbu2qv65rlrm23">
+            <w:hyperlink w:history="1" r:id="rId47pr3osc1p0znpnzwisux">
               <w:r>
                 <w:rPr>
                   <w:rFonts w:ascii="Arial" w:cs="Arial" w:eastAsia="Arial" w:hAnsi="Arial"/>
@@ -16200,7 +16200,7 @@
             <w:pPr>
               <w:spacing w:after="20" w:before="0"/>
             </w:pPr>
-            <w:hyperlink w:history="1" r:id="rIdrngx_vec2vru4kferosoj">
+            <w:hyperlink w:history="1" r:id="rIdttcgqtrdy3yxoohemvrqr">
               <w:r>
                 <w:rPr>
                   <w:rFonts w:ascii="Arial" w:cs="Arial" w:eastAsia="Arial" w:hAnsi="Arial"/>
@@ -16249,7 +16249,7 @@
               <w:spacing w:after="10" w:before="0"/>
               <w:ind w:left="120"/>
             </w:pPr>
-            <w:hyperlink w:history="1" r:id="rIdnrxea9zkgrmtgdqzxww7-">
+            <w:hyperlink w:history="1" r:id="rIdy4jrys55ez4fdk7nvuw1a">
               <w:r>
                 <w:rPr>
                   <w:rFonts w:ascii="Arial" w:cs="Arial" w:eastAsia="Arial" w:hAnsi="Arial"/>
@@ -16294,7 +16294,7 @@
             <w:pPr>
               <w:spacing w:after="20" w:before="0"/>
             </w:pPr>
-            <w:hyperlink w:history="1" r:id="rIdxcqvqhpcd4s_h0zjvipgi">
+            <w:hyperlink w:history="1" r:id="rIdr4vf3cxajvqxvx0zfjy4s">
               <w:r>
                 <w:rPr>
                   <w:rFonts w:ascii="Arial" w:cs="Arial" w:eastAsia="Arial" w:hAnsi="Arial"/>
@@ -16327,7 +16327,7 @@
               <w:spacing w:after="10" w:before="0"/>
               <w:ind w:left="120"/>
             </w:pPr>
-            <w:hyperlink w:history="1" r:id="rIdpq16xnqerzzlw-cus_gxz">
+            <w:hyperlink w:history="1" r:id="rIdwjq3h8my4lmtqrtzhfw3p">
               <w:r>
                 <w:rPr>
                   <w:rFonts w:ascii="Arial" w:cs="Arial" w:eastAsia="Arial" w:hAnsi="Arial"/>
@@ -16372,7 +16372,7 @@
               </w:rPr>
               <w:t xml:space="preserve">Learners open their Model page (</w:t>
             </w:r>
-            <w:del w:id="9153" w:author="Claude (AI) - proposed" w:date="2026-10-15T03:01:22Z">
+            <w:del w:id="9153" w:author="Claude (AI) - proposed" w:date="2026-10-18T00:27:02Z">
               <w:r>
                 <w:rPr>
                   <w:rFonts w:ascii="Arial" w:cs="Arial" w:eastAsia="Arial" w:hAnsi="Arial"/>
@@ -16387,7 +16387,7 @@
                 <w:delText xml:space="preserve">particle drawings of H+ and OH- ions in each product, revised each lesson</w:delText>
               </w:r>
             </w:del>
-            <w:ins w:id="9154" w:author="Claude (AI) - proposed" w:date="2026-10-15T03:01:22Z">
+            <w:ins w:id="9154" w:author="Claude (AI) - proposed" w:date="2026-10-18T00:27:02Z">
               <w:r>
                 <w:rPr>
                   <w:rFonts w:ascii="Arial" w:cs="Arial" w:eastAsia="Arial" w:hAnsi="Arial"/>
@@ -16448,7 +16448,7 @@
               </w:rPr>
               <w:t xml:space="preserve">Say: '</w:t>
             </w:r>
-            <w:ins w:id="9155" w:author="Claude (AI) - proposed" w:date="2026-10-15T03:01:22Z">
+            <w:ins w:id="9155" w:author="Claude (AI) - proposed" w:date="2026-10-18T00:27:02Z">
               <w:r>
                 <w:rPr>
                   <w:rFonts w:ascii="Arial" w:cs="Arial" w:eastAsia="Arial" w:hAnsi="Arial"/>
@@ -16923,7 +16923,7 @@
         </w:rPr>
         <w:t xml:space="preserve">© 2026 SeaVuria and ARES. Aligned with KICD objectives. Developed by SeaVuria; technical implementation by ARES (with AI assistance from Claude). Licensed under </w:t>
       </w:r>
-      <w:hyperlink w:history="1" r:id="rIdhljrrkobznorh3u44odjb">
+      <w:hyperlink w:history="1" r:id="rIdcpyplzhyu-exclathucff">
         <w:r>
           <w:rPr>
             <w:rFonts w:ascii="Arial" w:cs="Arial" w:eastAsia="Arial" w:hAnsi="Arial"/>
@@ -16944,7 +16944,7 @@
         </w:rPr>
         <w:t xml:space="preserve"> (</w:t>
       </w:r>
-      <w:hyperlink w:history="1" r:id="rIdg5crsj-2vuw6urdrpzv2c">
+      <w:hyperlink w:history="1" r:id="rIdpbsers3vjsbvk3ikyy1hf">
         <w:r>
           <w:rPr>
             <w:rFonts w:ascii="Arial" w:cs="Arial" w:eastAsia="Arial" w:hAnsi="Arial"/>
@@ -17452,7 +17452,7 @@
               <w:spacing w:after="40" w:before="0"/>
               <w:jc w:val="left"/>
             </w:pPr>
-            <w:del w:id="9156" w:author="Claude (AI) - proposed" w:date="2026-10-15T03:01:22Z">
+            <w:del w:id="9156" w:author="Claude (AI) - proposed" w:date="2026-10-18T00:27:02Z">
               <w:r>
                 <w:rPr>
                   <w:rFonts w:ascii="Arial" w:cs="Arial" w:eastAsia="Arial" w:hAnsi="Arial"/>
@@ -17467,7 +17467,7 @@
                 <w:delText xml:space="preserve">1. How do we classify substances as acids or bases? 2. Why are acids and bases important in our day-to-day life?</w:delText>
               </w:r>
             </w:del>
-            <w:ins w:id="9157" w:author="Claude (AI) - proposed" w:date="2026-10-15T03:01:22Z">
+            <w:ins w:id="9157" w:author="Claude (AI) - proposed" w:date="2026-10-18T00:27:02Z">
               <w:r>
                 <w:rPr>
                   <w:rFonts w:ascii="Arial" w:cs="Arial" w:eastAsia="Arial" w:hAnsi="Arial"/>
@@ -18014,7 +18014,7 @@
             <w:pPr>
               <w:spacing w:after="20" w:before="0"/>
             </w:pPr>
-            <w:hyperlink w:history="1" r:id="rIdiwgu-sx21kj1gnmsvx1zh">
+            <w:hyperlink w:history="1" r:id="rIdhtvqe-b7a-te28edkoo-w">
               <w:r>
                 <w:rPr>
                   <w:rFonts w:ascii="Arial" w:cs="Arial" w:eastAsia="Arial" w:hAnsi="Arial"/>
@@ -18047,7 +18047,7 @@
               <w:spacing w:after="10" w:before="0"/>
               <w:ind w:left="120"/>
             </w:pPr>
-            <w:hyperlink w:history="1" r:id="rIduqnlkzpuub1qvzzhzxz-z">
+            <w:hyperlink w:history="1" r:id="rId44c_35snbk3jfvwl1z3cm">
               <w:r>
                 <w:rPr>
                   <w:rFonts w:ascii="Arial" w:cs="Arial" w:eastAsia="Arial" w:hAnsi="Arial"/>
@@ -18092,7 +18092,7 @@
             <w:pPr>
               <w:spacing w:after="20" w:before="0"/>
             </w:pPr>
-            <w:hyperlink w:history="1" r:id="rIdrw_v_1lgyxfxnximg4dc3">
+            <w:hyperlink w:history="1" r:id="rIdrq-azgssfis8gmxyrpsax">
               <w:r>
                 <w:rPr>
                   <w:rFonts w:ascii="Arial" w:cs="Arial" w:eastAsia="Arial" w:hAnsi="Arial"/>
@@ -18125,7 +18125,7 @@
               <w:spacing w:after="10" w:before="0"/>
               <w:ind w:left="120"/>
             </w:pPr>
-            <w:hyperlink w:history="1" r:id="rIdlg4dlcrol2rcka3k3m3fn">
+            <w:hyperlink w:history="1" r:id="rIdlkhgfxnnd7rq_dzvpkmub">
               <w:r>
                 <w:rPr>
                   <w:rFonts w:ascii="Arial" w:cs="Arial" w:eastAsia="Arial" w:hAnsi="Arial"/>
@@ -18325,7 +18325,7 @@
             <w:pPr>
               <w:spacing w:after="20" w:before="0"/>
             </w:pPr>
-            <w:hyperlink w:history="1" r:id="rIdtch1ziwqprf4wjjudommh">
+            <w:hyperlink w:history="1" r:id="rIdkwg9zzuva2ginmj2eu7gh">
               <w:r>
                 <w:rPr>
                   <w:rFonts w:ascii="Arial" w:cs="Arial" w:eastAsia="Arial" w:hAnsi="Arial"/>
@@ -18358,7 +18358,7 @@
               <w:spacing w:after="10" w:before="0"/>
               <w:ind w:left="120"/>
             </w:pPr>
-            <w:hyperlink w:history="1" r:id="rIdlsxxcpe7oy9iewi3pv89-">
+            <w:hyperlink w:history="1" r:id="rIdrx8skyd4_uxg3gisseumo">
               <w:r>
                 <w:rPr>
                   <w:rFonts w:ascii="Arial" w:cs="Arial" w:eastAsia="Arial" w:hAnsi="Arial"/>
@@ -18403,7 +18403,7 @@
             <w:pPr>
               <w:spacing w:after="20" w:before="0"/>
             </w:pPr>
-            <w:hyperlink w:history="1" r:id="rIdlzvry6spg70h_78npx75h">
+            <w:hyperlink w:history="1" r:id="rId-q6h9g4yocga5azs2wqhg">
               <w:r>
                 <w:rPr>
                   <w:rFonts w:ascii="Arial" w:cs="Arial" w:eastAsia="Arial" w:hAnsi="Arial"/>
@@ -18436,7 +18436,7 @@
               <w:spacing w:after="10" w:before="0"/>
               <w:ind w:left="120"/>
             </w:pPr>
-            <w:hyperlink w:history="1" r:id="rIdffa0mrbeves5n50tdndjw">
+            <w:hyperlink w:history="1" r:id="rIdb8sfek7vcbeadnl9mpexx">
               <w:r>
                 <w:rPr>
                   <w:rFonts w:ascii="Arial" w:cs="Arial" w:eastAsia="Arial" w:hAnsi="Arial"/>
@@ -18481,7 +18481,7 @@
               </w:rPr>
               <w:t xml:space="preserve">Stations in groups of 4 (rotating 5 minutes each), wearing goggles. Station 1 - Litmus: red and blue litmus in baking soda solution, soap solution, vinegar and water; record colours (red litmus turns blue in baking soda and soap; blue litmus stays blue; vinegar turns blue litmus red). Station 2 - Feel test: the teacher-approved test of rubbing a drop of dilute soap solution between finger and thumb, compared with a drop of water and a drop of vinegar; learners describe the feel in words (slippery vs not). Learners NEVER taste anything. Station 3 - Data card: the pH values (baking soda 8.3, soap 10.0, water 7.0), and the OH- concentration of soap, 1 x 10^-4 mol/L (pOH 4), against the water value of 1 x 10^-7 mol/L for both H+ and OH-. Learners calculate that soap has 1000 times more OH- than pure water (10^-4 / 10^-7). Station 4 - Reading card: soap is made </w:t>
             </w:r>
-            <w:del w:id="9158" w:author="Claude (AI) - proposed" w:date="2026-10-15T03:01:22Z">
+            <w:del w:id="9158" w:author="Claude (AI) - proposed" w:date="2026-10-18T00:27:02Z">
               <w:r>
                 <w:rPr>
                   <w:rFonts w:ascii="Arial" w:cs="Arial" w:eastAsia="Arial" w:hAnsi="Arial"/>
@@ -18496,7 +18496,7 @@
                 <w:delText xml:space="preserve">from</w:delText>
               </w:r>
             </w:del>
-            <w:ins w:id="9159" w:author="Claude (AI) - proposed" w:date="2026-10-15T03:01:22Z">
+            <w:ins w:id="9159" w:author="Claude (AI) - proposed" w:date="2026-10-18T00:27:02Z">
               <w:r>
                 <w:rPr>
                   <w:rFonts w:ascii="Arial" w:cs="Arial" w:eastAsia="Arial" w:hAnsi="Arial"/>
@@ -18524,7 +18524,7 @@
               </w:rPr>
               <w:t xml:space="preserve"> fats or oil </w:t>
             </w:r>
-            <w:del w:id="9160" w:author="Claude (AI) - proposed" w:date="2026-10-15T03:01:22Z">
+            <w:del w:id="9160" w:author="Claude (AI) - proposed" w:date="2026-10-18T00:27:02Z">
               <w:r>
                 <w:rPr>
                   <w:rFonts w:ascii="Arial" w:cs="Arial" w:eastAsia="Arial" w:hAnsi="Arial"/>
@@ -18539,7 +18539,7 @@
                 <w:delText xml:space="preserve">and sodium hydroxide, and the</w:delText>
               </w:r>
             </w:del>
-            <w:ins w:id="9161" w:author="Claude (AI) - proposed" w:date="2026-10-15T03:01:22Z">
+            <w:ins w:id="9161" w:author="Claude (AI) - proposed" w:date="2026-10-18T00:27:02Z">
               <w:r>
                 <w:rPr>
                   <w:rFonts w:ascii="Arial" w:cs="Arial" w:eastAsia="Arial" w:hAnsi="Arial"/>
@@ -18567,7 +18567,7 @@
               </w:rPr>
               <w:t xml:space="preserve"> OH- ions</w:t>
             </w:r>
-            <w:del w:id="9162" w:author="Claude (AI) - proposed" w:date="2026-10-15T03:01:22Z">
+            <w:del w:id="9162" w:author="Claude (AI) - proposed" w:date="2026-10-18T00:27:02Z">
               <w:r>
                 <w:rPr>
                   <w:rFonts w:ascii="Arial" w:cs="Arial" w:eastAsia="Arial" w:hAnsi="Arial"/>
@@ -18750,7 +18750,7 @@
             <w:pPr>
               <w:spacing w:after="20" w:before="0"/>
             </w:pPr>
-            <w:hyperlink w:history="1" r:id="rIdqwvyet7naefrvuucz0gzt">
+            <w:hyperlink w:history="1" r:id="rIdnweay0lob1o3g9po6rwce">
               <w:r>
                 <w:rPr>
                   <w:rFonts w:ascii="Arial" w:cs="Arial" w:eastAsia="Arial" w:hAnsi="Arial"/>
@@ -18783,7 +18783,7 @@
               <w:spacing w:after="10" w:before="0"/>
               <w:ind w:left="120"/>
             </w:pPr>
-            <w:hyperlink w:history="1" r:id="rIdtm5p3eyyqq8cmzg2jgadd">
+            <w:hyperlink w:history="1" r:id="rIdnepj4wxr8h_ov0voko6z2">
               <w:r>
                 <w:rPr>
                   <w:rFonts w:ascii="Arial" w:cs="Arial" w:eastAsia="Arial" w:hAnsi="Arial"/>
@@ -18828,7 +18828,7 @@
             <w:pPr>
               <w:spacing w:after="20" w:before="0"/>
             </w:pPr>
-            <w:hyperlink w:history="1" r:id="rIdwgyd4wlhl1hzuq5p5rxfp">
+            <w:hyperlink w:history="1" r:id="rIdzadwwwfm6jgtnpllef62l">
               <w:r>
                 <w:rPr>
                   <w:rFonts w:ascii="Arial" w:cs="Arial" w:eastAsia="Arial" w:hAnsi="Arial"/>
@@ -18861,7 +18861,7 @@
               <w:spacing w:after="10" w:before="0"/>
               <w:ind w:left="120"/>
             </w:pPr>
-            <w:hyperlink w:history="1" r:id="rId75lcbdyi1aokgbht_a-yl">
+            <w:hyperlink w:history="1" r:id="rIddjik9ic2n0znzilqlf2-x">
               <w:r>
                 <w:rPr>
                   <w:rFonts w:ascii="Arial" w:cs="Arial" w:eastAsia="Arial" w:hAnsi="Arial"/>
@@ -18939,7 +18939,7 @@
               </w:rPr>
               <w:t xml:space="preserve">Say: 'Wanjiru asked why soap feels slippery. Using the evidence on your table, write a claim.' Give 3 minutes of writing. Cold-call 3 learners to read their claim; after each, ask: 'What evidence supports that?' and 'Who can add reasoning using the word OH-?' WAIT TIME: 10-15 seconds. Write the definition on the board: 'Base: substance that neutralises acids. Alkali: a base that dissolves in water producing OH- (aq) ions.' Then use the card sort: 'Where does magnesium hydroxide go? It is in antacids; we will see why in Lesson 7.' Do NOT teach neutralisation now; just say: 'Bases react with acids, and we will test this in Lesson 7.' Ask: 'Soap is more basic than baking soda. Using OH- ions, how would you explain that?' Correct misconceptions: pH above 7 does not mean strong; strength is Lesson 8. Do not explain strong vs weak in detail, only that baking soda gives fewer OH- than soap.</w:t>
             </w:r>
-            <w:ins w:id="9163" w:author="Claude (AI) - proposed" w:date="2026-10-15T03:01:22Z">
+            <w:ins w:id="9163" w:author="Claude (AI) - proposed" w:date="2026-10-18T00:27:02Z">
               <w:r>
                 <w:rPr>
                   <w:rFonts w:ascii="Arial" w:cs="Arial" w:eastAsia="Arial" w:hAnsi="Arial"/>
@@ -19076,7 +19076,7 @@
             <w:pPr>
               <w:spacing w:after="20" w:before="0"/>
             </w:pPr>
-            <w:hyperlink w:history="1" r:id="rIdicf7j-ya27hne5vkf_9gz">
+            <w:hyperlink w:history="1" r:id="rIdnj_dlfmpgyjwbcvo_ad_u">
               <w:r>
                 <w:rPr>
                   <w:rFonts w:ascii="Arial" w:cs="Arial" w:eastAsia="Arial" w:hAnsi="Arial"/>
@@ -19109,7 +19109,7 @@
               <w:spacing w:after="10" w:before="0"/>
               <w:ind w:left="120"/>
             </w:pPr>
-            <w:hyperlink w:history="1" r:id="rId6k81ohywwrihjbbictriz">
+            <w:hyperlink w:history="1" r:id="rId5jlhszsa7-khalrpb3iuv">
               <w:r>
                 <w:rPr>
                   <w:rFonts w:ascii="Arial" w:cs="Arial" w:eastAsia="Arial" w:hAnsi="Arial"/>
@@ -19154,7 +19154,7 @@
             <w:pPr>
               <w:spacing w:after="20" w:before="0"/>
             </w:pPr>
-            <w:hyperlink w:history="1" r:id="rId4hpuyrgksiyhe-ceobwrf">
+            <w:hyperlink w:history="1" r:id="rIdgwha_nb5jasgshqfzxhoj">
               <w:r>
                 <w:rPr>
                   <w:rFonts w:ascii="Arial" w:cs="Arial" w:eastAsia="Arial" w:hAnsi="Arial"/>
@@ -19187,7 +19187,7 @@
               <w:spacing w:after="10" w:before="0"/>
               <w:ind w:left="120"/>
             </w:pPr>
-            <w:hyperlink w:history="1" r:id="rIdqe_-0xq3ruz5jxbygjxct">
+            <w:hyperlink w:history="1" r:id="rIdn28gzgsu4tgj3qz6tvhr-">
               <w:r>
                 <w:rPr>
                   <w:rFonts w:ascii="Arial" w:cs="Arial" w:eastAsia="Arial" w:hAnsi="Arial"/>
@@ -19387,7 +19387,7 @@
             <w:pPr>
               <w:spacing w:after="20" w:before="0"/>
             </w:pPr>
-            <w:hyperlink w:history="1" r:id="rIdcbqul6t4diidldhu75hr0">
+            <w:hyperlink w:history="1" r:id="rId68oav9t_fovjzqscn6sgn">
               <w:r>
                 <w:rPr>
                   <w:rFonts w:ascii="Arial" w:cs="Arial" w:eastAsia="Arial" w:hAnsi="Arial"/>
@@ -19436,7 +19436,7 @@
               <w:spacing w:after="10" w:before="0"/>
               <w:ind w:left="120"/>
             </w:pPr>
-            <w:hyperlink w:history="1" r:id="rIdpona6cufpsgnzjm-j6ida">
+            <w:hyperlink w:history="1" r:id="rIdgpqad_v26wdynlexcxvcb">
               <w:r>
                 <w:rPr>
                   <w:rFonts w:ascii="Arial" w:cs="Arial" w:eastAsia="Arial" w:hAnsi="Arial"/>
@@ -19481,7 +19481,7 @@
             <w:pPr>
               <w:spacing w:after="20" w:before="0"/>
             </w:pPr>
-            <w:hyperlink w:history="1" r:id="rIdk3mobr0uqsbqnbbwgrvty">
+            <w:hyperlink w:history="1" r:id="rIdeato50gqszpj2xly9fxev">
               <w:r>
                 <w:rPr>
                   <w:rFonts w:ascii="Arial" w:cs="Arial" w:eastAsia="Arial" w:hAnsi="Arial"/>
@@ -19514,7 +19514,7 @@
               <w:spacing w:after="10" w:before="0"/>
               <w:ind w:left="120"/>
             </w:pPr>
-            <w:hyperlink w:history="1" r:id="rIdjpy6rqz1dndtzni8a5xc4">
+            <w:hyperlink w:history="1" r:id="rIdjet6glfq0z_n68rs01twf">
               <w:r>
                 <w:rPr>
                   <w:rFonts w:ascii="Arial" w:cs="Arial" w:eastAsia="Arial" w:hAnsi="Arial"/>
@@ -19592,7 +19592,7 @@
               </w:rPr>
               <w:t xml:space="preserve">Say: '</w:t>
             </w:r>
-            <w:ins w:id="9164" w:author="Claude (AI) - proposed" w:date="2026-10-15T03:01:22Z">
+            <w:ins w:id="9164" w:author="Claude (AI) - proposed" w:date="2026-10-18T00:27:02Z">
               <w:r>
                 <w:rPr>
                   <w:rFonts w:ascii="Arial" w:cs="Arial" w:eastAsia="Arial" w:hAnsi="Arial"/>
@@ -20047,7 +20047,7 @@
               </w:rPr>
               <w:t xml:space="preserve">Soap feels slippery because </w:t>
             </w:r>
-            <w:del w:id="9165" w:author="Claude (AI) - proposed" w:date="2026-10-15T03:01:22Z">
+            <w:del w:id="9165" w:author="Claude (AI) - proposed" w:date="2026-10-18T00:27:02Z">
               <w:r>
                 <w:rPr>
                   <w:rFonts w:ascii="Arial" w:cs="Arial" w:eastAsia="Arial" w:hAnsi="Arial"/>
@@ -20062,7 +20062,7 @@
                 <w:delText xml:space="preserve">it is an alkali that releases</w:delText>
               </w:r>
             </w:del>
-            <w:ins w:id="9166" w:author="Claude (AI) - proposed" w:date="2026-10-15T03:01:22Z">
+            <w:ins w:id="9166" w:author="Claude (AI) - proposed" w:date="2026-10-18T00:27:02Z">
               <w:r>
                 <w:rPr>
                   <w:rFonts w:ascii="Arial" w:cs="Arial" w:eastAsia="Arial" w:hAnsi="Arial"/>
@@ -20090,7 +20090,7 @@
               </w:rPr>
               <w:t xml:space="preserve"> OH- (aq) ions </w:t>
             </w:r>
-            <w:del w:id="9167" w:author="Claude (AI) - proposed" w:date="2026-10-15T03:01:22Z">
+            <w:del w:id="9167" w:author="Claude (AI) - proposed" w:date="2026-10-18T00:27:02Z">
               <w:r>
                 <w:rPr>
                   <w:rFonts w:ascii="Arial" w:cs="Arial" w:eastAsia="Arial" w:hAnsi="Arial"/>
@@ -20105,7 +20105,7 @@
                 <w:delText xml:space="preserve">in water</w:delText>
               </w:r>
             </w:del>
-            <w:ins w:id="9168" w:author="Claude (AI) - proposed" w:date="2026-10-15T03:01:22Z">
+            <w:ins w:id="9168" w:author="Claude (AI) - proposed" w:date="2026-10-18T00:27:02Z">
               <w:r>
                 <w:rPr>
                   <w:rFonts w:ascii="Arial" w:cs="Arial" w:eastAsia="Arial" w:hAnsi="Arial"/>
@@ -20153,7 +20153,7 @@
         </w:rPr>
         <w:t xml:space="preserve">© 2026 SeaVuria and ARES. Aligned with KICD objectives. Developed by SeaVuria; technical implementation by ARES (with AI assistance from Claude). Licensed under </w:t>
       </w:r>
-      <w:hyperlink w:history="1" r:id="rIdgdvhoamro6jw3hm-ysgmp">
+      <w:hyperlink w:history="1" r:id="rIdl87-keetvjritwmrnjvbk">
         <w:r>
           <w:rPr>
             <w:rFonts w:ascii="Arial" w:cs="Arial" w:eastAsia="Arial" w:hAnsi="Arial"/>
@@ -20174,7 +20174,7 @@
         </w:rPr>
         <w:t xml:space="preserve"> (</w:t>
       </w:r>
-      <w:hyperlink w:history="1" r:id="rIdyast5i9ymus_5o_l47s35">
+      <w:hyperlink w:history="1" r:id="rId-etn-thill9ag27kigzs4">
         <w:r>
           <w:rPr>
             <w:rFonts w:ascii="Arial" w:cs="Arial" w:eastAsia="Arial" w:hAnsi="Arial"/>
@@ -20682,10 +20682,10 @@
               <w:spacing w:after="40" w:before="0"/>
               <w:jc w:val="left"/>
               <w:rPr>
-                <w:ins w:id="9170" w:author="Claude (AI) - proposed" w:date="2026-10-15T03:01:22Z"/>
-              </w:rPr>
-            </w:pPr>
-            <w:ins w:id="9169" w:author="Claude (AI) - proposed" w:date="2026-10-15T03:01:22Z">
+                <w:ins w:id="9170" w:author="Claude (AI) - proposed" w:date="2026-10-18T00:27:02Z"/>
+              </w:rPr>
+            </w:pPr>
+            <w:ins w:id="9169" w:author="Claude (AI) - proposed" w:date="2026-10-18T00:27:02Z">
               <w:r>
                 <w:rPr>
                   <w:rFonts w:ascii="Arial" w:cs="Arial" w:eastAsia="Arial" w:hAnsi="Arial"/>
@@ -20707,10 +20707,10 @@
               <w:spacing w:after="40" w:before="0"/>
               <w:jc w:val="left"/>
               <w:rPr>
-                <w:del w:id="9172" w:author="Claude (AI) - proposed" w:date="2026-10-15T03:01:22Z"/>
-              </w:rPr>
-            </w:pPr>
-            <w:del w:id="9171" w:author="Claude (AI) - proposed" w:date="2026-10-15T03:01:22Z">
+                <w:del w:id="9172" w:author="Claude (AI) - proposed" w:date="2026-10-18T00:27:02Z"/>
+              </w:rPr>
+            </w:pPr>
+            <w:del w:id="9171" w:author="Claude (AI) - proposed" w:date="2026-10-18T00:27:02Z">
               <w:r>
                 <w:rPr>
                   <w:rFonts w:ascii="Arial" w:cs="Arial" w:eastAsia="Arial" w:hAnsi="Arial"/>
@@ -20861,7 +20861,7 @@
               </w:rPr>
               <w:t xml:space="preserve">Wear goggles throughout. Never taste any lab chemical. Use only dilute (0.</w:t>
             </w:r>
-            <w:del w:id="9173" w:author="Claude (AI) - proposed" w:date="2026-10-15T03:01:22Z">
+            <w:del w:id="9173" w:author="Claude (AI) - proposed" w:date="2026-10-18T00:27:02Z">
               <w:r>
                 <w:rPr>
                   <w:rFonts w:ascii="Arial" w:cs="Arial" w:eastAsia="Arial" w:hAnsi="Arial"/>
@@ -20876,7 +20876,7 @@
                 <w:delText xml:space="preserve">1</w:delText>
               </w:r>
             </w:del>
-            <w:ins w:id="9174" w:author="Claude (AI) - proposed" w:date="2026-10-15T03:01:22Z">
+            <w:ins w:id="9174" w:author="Claude (AI) - proposed" w:date="2026-10-18T00:27:02Z">
               <w:r>
                 <w:rPr>
                   <w:rFonts w:ascii="Arial" w:cs="Arial" w:eastAsia="Arial" w:hAnsi="Arial"/>
@@ -21287,7 +21287,7 @@
             <w:pPr>
               <w:spacing w:after="20" w:before="0"/>
             </w:pPr>
-            <w:hyperlink w:history="1" r:id="rId-pusp-64pe8eoffws3fch">
+            <w:hyperlink w:history="1" r:id="rId1zrre7pkwkaxyqyosaeie">
               <w:r>
                 <w:rPr>
                   <w:rFonts w:ascii="Arial" w:cs="Arial" w:eastAsia="Arial" w:hAnsi="Arial"/>
@@ -21320,7 +21320,7 @@
               <w:spacing w:after="10" w:before="0"/>
               <w:ind w:left="120"/>
             </w:pPr>
-            <w:hyperlink w:history="1" r:id="rIdjxcdkqg4p940ubejqlyhy">
+            <w:hyperlink w:history="1" r:id="rIdeifdfd4zuqlw9xg2knj-k">
               <w:r>
                 <w:rPr>
                   <w:rFonts w:ascii="Arial" w:cs="Arial" w:eastAsia="Arial" w:hAnsi="Arial"/>
@@ -21382,7 +21382,7 @@
               <w:spacing w:after="10" w:before="0"/>
               <w:ind w:left="120"/>
             </w:pPr>
-            <w:hyperlink w:history="1" r:id="rIdirxi1pgo4cus0lm9yi04o">
+            <w:hyperlink w:history="1" r:id="rIdfv7tttlgn-jbdjyr3gqpz">
               <w:r>
                 <w:rPr>
                   <w:rFonts w:ascii="Arial" w:cs="Arial" w:eastAsia="Arial" w:hAnsi="Arial"/>
@@ -21597,7 +21597,7 @@
             <w:pPr>
               <w:spacing w:after="20" w:before="0"/>
             </w:pPr>
-            <w:hyperlink w:history="1" r:id="rIdx9ycottm6oelno3eq-tzd">
+            <w:hyperlink w:history="1" r:id="rIdp1g9zc_xus5z9brvjm4jc">
               <w:r>
                 <w:rPr>
                   <w:rFonts w:ascii="Arial" w:cs="Arial" w:eastAsia="Arial" w:hAnsi="Arial"/>
@@ -21630,7 +21630,7 @@
               <w:spacing w:after="10" w:before="0"/>
               <w:ind w:left="120"/>
             </w:pPr>
-            <w:hyperlink w:history="1" r:id="rIdrfa5coavffmu96d7nouv9">
+            <w:hyperlink w:history="1" r:id="rIdhk3dq82gjmcahvklo0io0">
               <w:r>
                 <w:rPr>
                   <w:rFonts w:ascii="Arial" w:cs="Arial" w:eastAsia="Arial" w:hAnsi="Arial"/>
@@ -21692,7 +21692,7 @@
               <w:spacing w:after="10" w:before="0"/>
               <w:ind w:left="120"/>
             </w:pPr>
-            <w:hyperlink w:history="1" r:id="rIdqqscsspjxtou7wsdhhxuk">
+            <w:hyperlink w:history="1" r:id="rIdat3vjskfkq567c5s0hizn">
               <w:r>
                 <w:rPr>
                   <w:rFonts w:ascii="Arial" w:cs="Arial" w:eastAsia="Arial" w:hAnsi="Arial"/>
@@ -21752,7 +21752,7 @@
               </w:rPr>
               <w:t xml:space="preserve">Groups of 4 carry out two investigations with a data table. Investigation A (carbonate): add 1 spoon of baking soda to 10 mL of vinegar in a test tube. Use a delivery tube to pass the gas into limewater (or hold a tube of limewater at the mouth). Record the fizzing and the limewater colour change (it turns milky). They then repeat with lemon juice to see if it also fizzes, and test water + baking soda as a control (no fizz). Investigation B (metal): place a 2 cm strip of magnesium ribbon in 5 mL of 0.</w:t>
             </w:r>
-            <w:del w:id="9175" w:author="Claude (AI) - proposed" w:date="2026-10-15T03:01:22Z">
+            <w:del w:id="9175" w:author="Claude (AI) - proposed" w:date="2026-10-18T00:27:02Z">
               <w:r>
                 <w:rPr>
                   <w:rFonts w:ascii="Arial" w:cs="Arial" w:eastAsia="Arial" w:hAnsi="Arial"/>
@@ -21767,7 +21767,7 @@
                 <w:delText xml:space="preserve">1</w:delText>
               </w:r>
             </w:del>
-            <w:ins w:id="9176" w:author="Claude (AI) - proposed" w:date="2026-10-15T03:01:22Z">
+            <w:ins w:id="9176" w:author="Claude (AI) - proposed" w:date="2026-10-18T00:27:02Z">
               <w:r>
                 <w:rPr>
                   <w:rFonts w:ascii="Arial" w:cs="Arial" w:eastAsia="Arial" w:hAnsi="Arial"/>
@@ -21950,7 +21950,7 @@
             <w:pPr>
               <w:spacing w:after="20" w:before="0"/>
             </w:pPr>
-            <w:hyperlink w:history="1" r:id="rIdn1gm7gknib6gxp6snovuk">
+            <w:hyperlink w:history="1" r:id="rIds_rt_xyfdlzzupfyfxo5z">
               <w:r>
                 <w:rPr>
                   <w:rFonts w:ascii="Arial" w:cs="Arial" w:eastAsia="Arial" w:hAnsi="Arial"/>
@@ -21983,7 +21983,7 @@
               <w:spacing w:after="10" w:before="0"/>
               <w:ind w:left="120"/>
             </w:pPr>
-            <w:hyperlink w:history="1" r:id="rIdpe5bgjqjch3nrxalwybdu">
+            <w:hyperlink w:history="1" r:id="rIdfwfjbjmdk-4n4hmd1-4y2">
               <w:r>
                 <w:rPr>
                   <w:rFonts w:ascii="Arial" w:cs="Arial" w:eastAsia="Arial" w:hAnsi="Arial"/>
@@ -22045,7 +22045,7 @@
               <w:spacing w:after="10" w:before="0"/>
               <w:ind w:left="120"/>
             </w:pPr>
-            <w:hyperlink w:history="1" r:id="rIdsoivxbkdx93bjttyppu7x">
+            <w:hyperlink w:history="1" r:id="rIdgfnsedn0xsti_hr-0gq3b">
               <w:r>
                 <w:rPr>
                   <w:rFonts w:ascii="Arial" w:cs="Arial" w:eastAsia="Arial" w:hAnsi="Arial"/>
@@ -22260,7 +22260,7 @@
             <w:pPr>
               <w:spacing w:after="20" w:before="0"/>
             </w:pPr>
-            <w:hyperlink w:history="1" r:id="rIdw2zjequq1xvnnbppapo9z">
+            <w:hyperlink w:history="1" r:id="rIdhy0armmp6r26b6ebt0nmk">
               <w:r>
                 <w:rPr>
                   <w:rFonts w:ascii="Arial" w:cs="Arial" w:eastAsia="Arial" w:hAnsi="Arial"/>
@@ -22293,7 +22293,7 @@
               <w:spacing w:after="10" w:before="0"/>
               <w:ind w:left="120"/>
             </w:pPr>
-            <w:hyperlink w:history="1" r:id="rId2sper-hwpsaujhhtjvwz5">
+            <w:hyperlink w:history="1" r:id="rIdkdb4uwf2cwshtvcrc6daz">
               <w:r>
                 <w:rPr>
                   <w:rFonts w:ascii="Arial" w:cs="Arial" w:eastAsia="Arial" w:hAnsi="Arial"/>
@@ -22355,7 +22355,7 @@
               <w:spacing w:after="10" w:before="0"/>
               <w:ind w:left="120"/>
             </w:pPr>
-            <w:hyperlink w:history="1" r:id="rIdjrfd_jm4rl-_ucneimels">
+            <w:hyperlink w:history="1" r:id="rIds2v9dxw7-ltgutznsi0yj">
               <w:r>
                 <w:rPr>
                   <w:rFonts w:ascii="Arial" w:cs="Arial" w:eastAsia="Arial" w:hAnsi="Arial"/>
@@ -22570,7 +22570,7 @@
             <w:pPr>
               <w:spacing w:after="20" w:before="0"/>
             </w:pPr>
-            <w:hyperlink w:history="1" r:id="rIdqmk3e2efnar_7ef73xdvy">
+            <w:hyperlink w:history="1" r:id="rIdtum_ygjtffpzcvzxd3w2t">
               <w:r>
                 <w:rPr>
                   <w:rFonts w:ascii="Arial" w:cs="Arial" w:eastAsia="Arial" w:hAnsi="Arial"/>
@@ -22619,7 +22619,7 @@
               <w:spacing w:after="10" w:before="0"/>
               <w:ind w:left="120"/>
             </w:pPr>
-            <w:hyperlink w:history="1" r:id="rIdwwsw9gstlhbhugexbzflg">
+            <w:hyperlink w:history="1" r:id="rIdhsxslqwbchtv6vnwlkrbr">
               <w:r>
                 <w:rPr>
                   <w:rFonts w:ascii="Arial" w:cs="Arial" w:eastAsia="Arial" w:hAnsi="Arial"/>
@@ -22681,7 +22681,7 @@
               <w:spacing w:after="10" w:before="0"/>
               <w:ind w:left="120"/>
             </w:pPr>
-            <w:hyperlink w:history="1" r:id="rId0gwq4kogfhnfsxnpq6bma">
+            <w:hyperlink w:history="1" r:id="rIdu61r4gqqwdocis8kntfov">
               <w:r>
                 <w:rPr>
                   <w:rFonts w:ascii="Arial" w:cs="Arial" w:eastAsia="Arial" w:hAnsi="Arial"/>
@@ -23221,7 +23221,7 @@
         </w:rPr>
         <w:t xml:space="preserve">© 2026 SeaVuria and ARES. Aligned with KICD objectives. Developed by SeaVuria; technical implementation by ARES (with AI assistance from Claude). Licensed under </w:t>
       </w:r>
-      <w:hyperlink w:history="1" r:id="rIditkhumoh7jcbd4qwvayaz">
+      <w:hyperlink w:history="1" r:id="rIdcpg3aynuccgjjos2wpfli">
         <w:r>
           <w:rPr>
             <w:rFonts w:ascii="Arial" w:cs="Arial" w:eastAsia="Arial" w:hAnsi="Arial"/>
@@ -23242,7 +23242,7 @@
         </w:rPr>
         <w:t xml:space="preserve"> (</w:t>
       </w:r>
-      <w:hyperlink w:history="1" r:id="rIdvonlum82ja2djl860ytxb">
+      <w:hyperlink w:history="1" r:id="rIdvjaxsvun5xvjxd7dxfwsc">
         <w:r>
           <w:rPr>
             <w:rFonts w:ascii="Arial" w:cs="Arial" w:eastAsia="Arial" w:hAnsi="Arial"/>
@@ -23750,10 +23750,10 @@
               <w:spacing w:after="40" w:before="0"/>
               <w:jc w:val="left"/>
               <w:rPr>
-                <w:ins w:id="9178" w:author="Claude (AI) - proposed" w:date="2026-10-15T03:01:22Z"/>
-              </w:rPr>
-            </w:pPr>
-            <w:ins w:id="9177" w:author="Claude (AI) - proposed" w:date="2026-10-15T03:01:22Z">
+                <w:ins w:id="9178" w:author="Claude (AI) - proposed" w:date="2026-10-18T00:27:02Z"/>
+              </w:rPr>
+            </w:pPr>
+            <w:ins w:id="9177" w:author="Claude (AI) - proposed" w:date="2026-10-18T00:27:02Z">
               <w:r>
                 <w:rPr>
                   <w:rFonts w:ascii="Arial" w:cs="Arial" w:eastAsia="Arial" w:hAnsi="Arial"/>
@@ -23775,10 +23775,10 @@
               <w:spacing w:after="40" w:before="0"/>
               <w:jc w:val="left"/>
               <w:rPr>
-                <w:del w:id="9180" w:author="Claude (AI) - proposed" w:date="2026-10-15T03:01:22Z"/>
-              </w:rPr>
-            </w:pPr>
-            <w:del w:id="9179" w:author="Claude (AI) - proposed" w:date="2026-10-15T03:01:22Z">
+                <w:del w:id="9180" w:author="Claude (AI) - proposed" w:date="2026-10-18T00:27:02Z"/>
+              </w:rPr>
+            </w:pPr>
+            <w:del w:id="9179" w:author="Claude (AI) - proposed" w:date="2026-10-18T00:27:02Z">
               <w:r>
                 <w:rPr>
                   <w:rFonts w:ascii="Arial" w:cs="Arial" w:eastAsia="Arial" w:hAnsi="Arial"/>
@@ -24312,7 +24312,7 @@
             <w:pPr>
               <w:spacing w:after="20" w:before="0"/>
             </w:pPr>
-            <w:hyperlink w:history="1" r:id="rIdk5j2ytvcjgdzgyyjjhc8p">
+            <w:hyperlink w:history="1" r:id="rIdvhg6qrv3tdq4c01biyclz">
               <w:r>
                 <w:rPr>
                   <w:rFonts w:ascii="Arial" w:cs="Arial" w:eastAsia="Arial" w:hAnsi="Arial"/>
@@ -24345,7 +24345,7 @@
               <w:spacing w:after="10" w:before="0"/>
               <w:ind w:left="120"/>
             </w:pPr>
-            <w:hyperlink w:history="1" r:id="rIddiwvwq583dj2df-dthydu">
+            <w:hyperlink w:history="1" r:id="rId2lval9ntwh_97tvzuq6iv">
               <w:r>
                 <w:rPr>
                   <w:rFonts w:ascii="Arial" w:cs="Arial" w:eastAsia="Arial" w:hAnsi="Arial"/>
@@ -24390,7 +24390,7 @@
             <w:pPr>
               <w:spacing w:after="20" w:before="0"/>
             </w:pPr>
-            <w:hyperlink w:history="1" r:id="rIdhnayrdc-i6xvzydnqholk">
+            <w:hyperlink w:history="1" r:id="rIdwkh1ojym65lcqg-qq_j6z">
               <w:r>
                 <w:rPr>
                   <w:rFonts w:ascii="Arial" w:cs="Arial" w:eastAsia="Arial" w:hAnsi="Arial"/>
@@ -24423,7 +24423,7 @@
               <w:spacing w:after="10" w:before="0"/>
               <w:ind w:left="120"/>
             </w:pPr>
-            <w:hyperlink w:history="1" r:id="rIdylj2x4d7sxgj6itywf1pw">
+            <w:hyperlink w:history="1" r:id="rIdvq1kucirp6benkxbyxdwn">
               <w:r>
                 <w:rPr>
                   <w:rFonts w:ascii="Arial" w:cs="Arial" w:eastAsia="Arial" w:hAnsi="Arial"/>
@@ -24623,7 +24623,7 @@
             <w:pPr>
               <w:spacing w:after="20" w:before="0"/>
             </w:pPr>
-            <w:hyperlink w:history="1" r:id="rId4rofbkgzwnupsqkhdyssm">
+            <w:hyperlink w:history="1" r:id="rIdiqtuhy3vgz7g-ox-mg63y">
               <w:r>
                 <w:rPr>
                   <w:rFonts w:ascii="Arial" w:cs="Arial" w:eastAsia="Arial" w:hAnsi="Arial"/>
@@ -24656,7 +24656,7 @@
               <w:spacing w:after="10" w:before="0"/>
               <w:ind w:left="120"/>
             </w:pPr>
-            <w:hyperlink w:history="1" r:id="rIde0jhnqnpk4ctezvwpvzrx">
+            <w:hyperlink w:history="1" r:id="rIddwtr1nmejm_cnzmx8pynm">
               <w:r>
                 <w:rPr>
                   <w:rFonts w:ascii="Arial" w:cs="Arial" w:eastAsia="Arial" w:hAnsi="Arial"/>
@@ -24701,7 +24701,7 @@
             <w:pPr>
               <w:spacing w:after="20" w:before="0"/>
             </w:pPr>
-            <w:hyperlink w:history="1" r:id="rId8nyizvubm_ieucbcqsyco">
+            <w:hyperlink w:history="1" r:id="rIdztexx1jghtk7rjjjvgqe4">
               <w:r>
                 <w:rPr>
                   <w:rFonts w:ascii="Arial" w:cs="Arial" w:eastAsia="Arial" w:hAnsi="Arial"/>
@@ -24734,7 +24734,7 @@
               <w:spacing w:after="10" w:before="0"/>
               <w:ind w:left="120"/>
             </w:pPr>
-            <w:hyperlink w:history="1" r:id="rIdaznei4vtu-o9guwfl9aqk">
+            <w:hyperlink w:history="1" r:id="rIdzprehw9tv96c8sb3mtkm0">
               <w:r>
                 <w:rPr>
                   <w:rFonts w:ascii="Arial" w:cs="Arial" w:eastAsia="Arial" w:hAnsi="Arial"/>
@@ -24934,7 +24934,7 @@
             <w:pPr>
               <w:spacing w:after="20" w:before="0"/>
             </w:pPr>
-            <w:hyperlink w:history="1" r:id="rIdwvvgqqfweudoxti8rbitl">
+            <w:hyperlink w:history="1" r:id="rIdb-fsfbrdmkxmvy1-zxskd">
               <w:r>
                 <w:rPr>
                   <w:rFonts w:ascii="Arial" w:cs="Arial" w:eastAsia="Arial" w:hAnsi="Arial"/>
@@ -24983,7 +24983,7 @@
               <w:spacing w:after="10" w:before="0"/>
               <w:ind w:left="120"/>
             </w:pPr>
-            <w:hyperlink w:history="1" r:id="rIdcr7iba91hw0sn4lrvlil-">
+            <w:hyperlink w:history="1" r:id="rIdptyxwgdprg1jxvrr1om8c">
               <w:r>
                 <w:rPr>
                   <w:rFonts w:ascii="Arial" w:cs="Arial" w:eastAsia="Arial" w:hAnsi="Arial"/>
@@ -25028,7 +25028,7 @@
             <w:pPr>
               <w:spacing w:after="20" w:before="0"/>
             </w:pPr>
-            <w:hyperlink w:history="1" r:id="rIdkpzwk_hnhnhbjvn2uavnz">
+            <w:hyperlink w:history="1" r:id="rIdmjqotoheyklqt9df4zajf">
               <w:r>
                 <w:rPr>
                   <w:rFonts w:ascii="Arial" w:cs="Arial" w:eastAsia="Arial" w:hAnsi="Arial"/>
@@ -25061,7 +25061,7 @@
               <w:spacing w:after="10" w:before="0"/>
               <w:ind w:left="120"/>
             </w:pPr>
-            <w:hyperlink w:history="1" r:id="rIddux4xxm9ajzusyunsxaj2">
+            <w:hyperlink w:history="1" r:id="rIdqhii0comnarvkdoqfb9ac">
               <w:r>
                 <w:rPr>
                   <w:rFonts w:ascii="Arial" w:cs="Arial" w:eastAsia="Arial" w:hAnsi="Arial"/>
@@ -25261,7 +25261,7 @@
             <w:pPr>
               <w:spacing w:after="20" w:before="0"/>
             </w:pPr>
-            <w:hyperlink w:history="1" r:id="rId-9ucxqavnkt6ta_xtx6kl">
+            <w:hyperlink w:history="1" r:id="rId03ggqu4b3gk3nmiin5mpz">
               <w:r>
                 <w:rPr>
                   <w:rFonts w:ascii="Arial" w:cs="Arial" w:eastAsia="Arial" w:hAnsi="Arial"/>
@@ -25310,7 +25310,7 @@
               <w:spacing w:after="10" w:before="0"/>
               <w:ind w:left="120"/>
             </w:pPr>
-            <w:hyperlink w:history="1" r:id="rId5yxtnfefydhtiotqkfvxr">
+            <w:hyperlink w:history="1" r:id="rIdzhjwm2vytktwkhcgchbfx">
               <w:r>
                 <w:rPr>
                   <w:rFonts w:ascii="Arial" w:cs="Arial" w:eastAsia="Arial" w:hAnsi="Arial"/>
@@ -25355,7 +25355,7 @@
             <w:pPr>
               <w:spacing w:after="20" w:before="0"/>
             </w:pPr>
-            <w:hyperlink w:history="1" r:id="rIdcidn2jpkoa2hueaoujxyw">
+            <w:hyperlink w:history="1" r:id="rIdotvyf6vmlduca5mqqfhzu">
               <w:r>
                 <w:rPr>
                   <w:rFonts w:ascii="Arial" w:cs="Arial" w:eastAsia="Arial" w:hAnsi="Arial"/>
@@ -25388,7 +25388,7 @@
               <w:spacing w:after="10" w:before="0"/>
               <w:ind w:left="120"/>
             </w:pPr>
-            <w:hyperlink w:history="1" r:id="rIdvur-9gnohqipzlhmbhv-6">
+            <w:hyperlink w:history="1" r:id="rIdc7r3tzgw9tubm5ot9ql9h">
               <w:r>
                 <w:rPr>
                   <w:rFonts w:ascii="Arial" w:cs="Arial" w:eastAsia="Arial" w:hAnsi="Arial"/>
@@ -25433,7 +25433,7 @@
               </w:rPr>
               <w:t xml:space="preserve">Learners return to the DQB started in Lesson 1. They place sticky notes with answers to earlier questions (e.g. 'Why do patients with hyperacidity get antacids?' answered by neutralisation evidence) and add new questions such as 'Why does the stomach need acid at all?', 'Can too much antacid be harmful?', 'Is a strong acid neutralised the same way as a weak acid?' and 'How does lime help </w:t>
             </w:r>
-            <w:del w:id="9181" w:author="Claude (AI) - proposed" w:date="2026-10-15T03:01:22Z">
+            <w:del w:id="9181" w:author="Claude (AI) - proposed" w:date="2026-10-18T00:27:02Z">
               <w:r>
                 <w:rPr>
                   <w:rFonts w:ascii="Arial" w:cs="Arial" w:eastAsia="Arial" w:hAnsi="Arial"/>
@@ -25448,7 +25448,7 @@
                 <w:delText xml:space="preserve">tea</w:delText>
               </w:r>
             </w:del>
-            <w:ins w:id="9182" w:author="Claude (AI) - proposed" w:date="2026-10-15T03:01:22Z">
+            <w:ins w:id="9182" w:author="Claude (AI) - proposed" w:date="2026-10-18T00:27:02Z">
               <w:r>
                 <w:rPr>
                   <w:rFonts w:ascii="Arial" w:cs="Arial" w:eastAsia="Arial" w:hAnsi="Arial"/>
@@ -25631,7 +25631,7 @@
             <w:pPr>
               <w:spacing w:after="20" w:before="0"/>
             </w:pPr>
-            <w:hyperlink w:history="1" r:id="rIdnr5p8qrsnirjmf4qjf3-e">
+            <w:hyperlink w:history="1" r:id="rIdro6hme5q0zwmqmx7rwopa">
               <w:r>
                 <w:rPr>
                   <w:rFonts w:ascii="Arial" w:cs="Arial" w:eastAsia="Arial" w:hAnsi="Arial"/>
@@ -25664,7 +25664,7 @@
               <w:spacing w:after="10" w:before="0"/>
               <w:ind w:left="120"/>
             </w:pPr>
-            <w:hyperlink w:history="1" r:id="rIdpff7hxfrrt88m13vde_cf">
+            <w:hyperlink w:history="1" r:id="rIdyhnluzix40bi-zly4swkw">
               <w:r>
                 <w:rPr>
                   <w:rFonts w:ascii="Arial" w:cs="Arial" w:eastAsia="Arial" w:hAnsi="Arial"/>
@@ -25709,7 +25709,7 @@
             <w:pPr>
               <w:spacing w:after="20" w:before="0"/>
             </w:pPr>
-            <w:hyperlink w:history="1" r:id="rIdvdxltmxsmafqihfbaqhri">
+            <w:hyperlink w:history="1" r:id="rIdijj4tdkrqpft6_8la94mt">
               <w:r>
                 <w:rPr>
                   <w:rFonts w:ascii="Arial" w:cs="Arial" w:eastAsia="Arial" w:hAnsi="Arial"/>
@@ -25742,7 +25742,7 @@
               <w:spacing w:after="10" w:before="0"/>
               <w:ind w:left="120"/>
             </w:pPr>
-            <w:hyperlink w:history="1" r:id="rIdr7yxbsicgz4xq7eehgz9c">
+            <w:hyperlink w:history="1" r:id="rIdqdotvythh4_mgss-d53w9">
               <w:r>
                 <w:rPr>
                   <w:rFonts w:ascii="Arial" w:cs="Arial" w:eastAsia="Arial" w:hAnsi="Arial"/>
@@ -26267,7 +26267,7 @@
         </w:rPr>
         <w:t xml:space="preserve">© 2026 SeaVuria and ARES. Aligned with KICD objectives. Developed by SeaVuria; technical implementation by ARES (with AI assistance from Claude). Licensed under </w:t>
       </w:r>
-      <w:hyperlink w:history="1" r:id="rIdagdngn2gootv35vmljvjc">
+      <w:hyperlink w:history="1" r:id="rIdba7zpl03m7voqj__mrazy">
         <w:r>
           <w:rPr>
             <w:rFonts w:ascii="Arial" w:cs="Arial" w:eastAsia="Arial" w:hAnsi="Arial"/>
@@ -26288,7 +26288,7 @@
         </w:rPr>
         <w:t xml:space="preserve"> (</w:t>
       </w:r>
-      <w:hyperlink w:history="1" r:id="rIdpztztwsx1zk_pwbd9o4o9">
+      <w:hyperlink w:history="1" r:id="rIdl1zw2ggmmg3xzrepj-gap">
         <w:r>
           <w:rPr>
             <w:rFonts w:ascii="Arial" w:cs="Arial" w:eastAsia="Arial" w:hAnsi="Arial"/>
@@ -26796,7 +26796,7 @@
               <w:spacing w:after="40" w:before="0"/>
               <w:jc w:val="left"/>
             </w:pPr>
-            <w:del w:id="9183" w:author="Claude (AI) - proposed" w:date="2026-10-15T03:01:22Z">
+            <w:del w:id="9183" w:author="Claude (AI) - proposed" w:date="2026-10-18T00:27:02Z">
               <w:r>
                 <w:rPr>
                   <w:rFonts w:ascii="Arial" w:cs="Arial" w:eastAsia="Arial" w:hAnsi="Arial"/>
@@ -26811,7 +26811,7 @@
                 <w:delText xml:space="preserve">1. How do we classify substances as acids or bases? 2. Why are acids and bases important in our day-to-day life? (Focus today</w:delText>
               </w:r>
             </w:del>
-            <w:ins w:id="9184" w:author="Claude (AI) - proposed" w:date="2026-10-15T03:01:22Z">
+            <w:ins w:id="9184" w:author="Claude (AI) - proposed" w:date="2026-10-18T00:27:02Z">
               <w:r>
                 <w:rPr>
                   <w:rFonts w:ascii="Arial" w:cs="Arial" w:eastAsia="Arial" w:hAnsi="Arial"/>
@@ -26839,7 +26839,7 @@
               </w:rPr>
               <w:t xml:space="preserve">: how do we tell how strong an acid or base is, and why does strength matter for use and safety?</w:t>
             </w:r>
-            <w:del w:id="9185" w:author="Claude (AI) - proposed" w:date="2026-10-15T03:01:22Z">
+            <w:del w:id="9185" w:author="Claude (AI) - proposed" w:date="2026-10-18T00:27:02Z">
               <w:r>
                 <w:rPr>
                   <w:rFonts w:ascii="Arial" w:cs="Arial" w:eastAsia="Arial" w:hAnsi="Arial"/>
@@ -27373,7 +27373,7 @@
             <w:pPr>
               <w:spacing w:after="20" w:before="0"/>
             </w:pPr>
-            <w:hyperlink w:history="1" r:id="rIdvna_z3szt8f-h5lzxlpic">
+            <w:hyperlink w:history="1" r:id="rId2ff1dd9p2y85hagw1oclf">
               <w:r>
                 <w:rPr>
                   <w:rFonts w:ascii="Arial" w:cs="Arial" w:eastAsia="Arial" w:hAnsi="Arial"/>
@@ -27406,7 +27406,7 @@
               <w:spacing w:after="10" w:before="0"/>
               <w:ind w:left="120"/>
             </w:pPr>
-            <w:hyperlink w:history="1" r:id="rIdekckaq0gy5-pykytzgcnr">
+            <w:hyperlink w:history="1" r:id="rId9osl8qydbf9bvkyjkpxre">
               <w:r>
                 <w:rPr>
                   <w:rFonts w:ascii="Arial" w:cs="Arial" w:eastAsia="Arial" w:hAnsi="Arial"/>
@@ -27451,7 +27451,7 @@
             <w:pPr>
               <w:spacing w:after="20" w:before="0"/>
             </w:pPr>
-            <w:hyperlink w:history="1" r:id="rIdjcr9eja2xv0aart1rffru">
+            <w:hyperlink w:history="1" r:id="rIdktynfojfyutfdd6sr_odm">
               <w:r>
                 <w:rPr>
                   <w:rFonts w:ascii="Arial" w:cs="Arial" w:eastAsia="Arial" w:hAnsi="Arial"/>
@@ -27484,7 +27484,7 @@
               <w:spacing w:after="10" w:before="0"/>
               <w:ind w:left="120"/>
             </w:pPr>
-            <w:hyperlink w:history="1" r:id="rIdgvbvz3holpnnjof5bzwss">
+            <w:hyperlink w:history="1" r:id="rIdpghusxfigtkyjshawoi9s">
               <w:r>
                 <w:rPr>
                   <w:rFonts w:ascii="Arial" w:cs="Arial" w:eastAsia="Arial" w:hAnsi="Arial"/>
@@ -27684,7 +27684,7 @@
             <w:pPr>
               <w:spacing w:after="20" w:before="0"/>
             </w:pPr>
-            <w:hyperlink w:history="1" r:id="rIdde8uidotsoov5l5zprlb9">
+            <w:hyperlink w:history="1" r:id="rIdl9zffiqozppzcvyhb6xa2">
               <w:r>
                 <w:rPr>
                   <w:rFonts w:ascii="Arial" w:cs="Arial" w:eastAsia="Arial" w:hAnsi="Arial"/>
@@ -27717,7 +27717,7 @@
               <w:spacing w:after="10" w:before="0"/>
               <w:ind w:left="120"/>
             </w:pPr>
-            <w:hyperlink w:history="1" r:id="rId6kqihznp1gzoplstubox1">
+            <w:hyperlink w:history="1" r:id="rIdwlkchyeq0r3owdzu9z26t">
               <w:r>
                 <w:rPr>
                   <w:rFonts w:ascii="Arial" w:cs="Arial" w:eastAsia="Arial" w:hAnsi="Arial"/>
@@ -27762,7 +27762,7 @@
             <w:pPr>
               <w:spacing w:after="20" w:before="0"/>
             </w:pPr>
-            <w:hyperlink w:history="1" r:id="rIdp87caomyeps8valtk4d6t">
+            <w:hyperlink w:history="1" r:id="rId5n6hyj_ngx7u1dsmidcpr">
               <w:r>
                 <w:rPr>
                   <w:rFonts w:ascii="Arial" w:cs="Arial" w:eastAsia="Arial" w:hAnsi="Arial"/>
@@ -27795,7 +27795,7 @@
               <w:spacing w:after="10" w:before="0"/>
               <w:ind w:left="120"/>
             </w:pPr>
-            <w:hyperlink w:history="1" r:id="rIdzg8ijpqdtpcmhtcubesmd">
+            <w:hyperlink w:history="1" r:id="rIdxkgikrmyvl13folnnvsg5">
               <w:r>
                 <w:rPr>
                   <w:rFonts w:ascii="Arial" w:cs="Arial" w:eastAsia="Arial" w:hAnsi="Arial"/>
@@ -27840,7 +27840,7 @@
               </w:rPr>
               <w:t xml:space="preserve">In groups of 4, learners wearing goggles carry out a practical. They add 3 drops of universal indicator to 2 cm3 of each pre-prepared 0.1 M solution in labelled test tubes: hydrochloric acid, ethanoic acid, sodium hydroxide and ammonia solution. They also test lemon juice and vinegar from the phenomenon. They match the colour to the universal indicator pH chart and record the pH in a table: HCl pH 1 (red), ethanoic acid pH 3 (orange), NaOH pH 13 (purple), ammonia pH 11 (blue-purple), lemon juice pH 2 (red-orange), vinegar pH 3 on the indicator chart (orange; pH meter value 2.8), and water pH 7 (green) as a reference. Each group plots the results on a class pH scale chart (0 to 14). They also observe that the HCl and ethanoic acid have the SAME concentration (0.1 M) but DIFFERENT pH, and likewise for NaOH and ammonia.</w:t>
             </w:r>
-            <w:ins w:id="9186" w:author="Claude (AI) - proposed" w:date="2026-10-15T03:01:22Z">
+            <w:ins w:id="9186" w:author="Claude (AI) - proposed" w:date="2026-10-18T00:27:02Z">
               <w:r>
                 <w:rPr>
                   <w:rFonts w:ascii="Arial" w:cs="Arial" w:eastAsia="Arial" w:hAnsi="Arial"/>
@@ -28010,7 +28010,7 @@
             <w:pPr>
               <w:spacing w:after="20" w:before="0"/>
             </w:pPr>
-            <w:hyperlink w:history="1" r:id="rIdq-yc_svaylpf2t7n39-lm">
+            <w:hyperlink w:history="1" r:id="rId-rf8eyonf76w0fbacxhwa">
               <w:r>
                 <w:rPr>
                   <w:rFonts w:ascii="Arial" w:cs="Arial" w:eastAsia="Arial" w:hAnsi="Arial"/>
@@ -28043,7 +28043,7 @@
               <w:spacing w:after="10" w:before="0"/>
               <w:ind w:left="120"/>
             </w:pPr>
-            <w:hyperlink w:history="1" r:id="rId3hia--3ykfakzj5qt3dfv">
+            <w:hyperlink w:history="1" r:id="rIdbgpmrh0uanuoulsuuwwfa">
               <w:r>
                 <w:rPr>
                   <w:rFonts w:ascii="Arial" w:cs="Arial" w:eastAsia="Arial" w:hAnsi="Arial"/>
@@ -28088,7 +28088,7 @@
             <w:pPr>
               <w:spacing w:after="20" w:before="0"/>
             </w:pPr>
-            <w:hyperlink w:history="1" r:id="rIdkmwbmeylbst0fnzi6ljyo">
+            <w:hyperlink w:history="1" r:id="rIdl8u4oa1vzwdmudhrse4is">
               <w:r>
                 <w:rPr>
                   <w:rFonts w:ascii="Arial" w:cs="Arial" w:eastAsia="Arial" w:hAnsi="Arial"/>
@@ -28121,7 +28121,7 @@
               <w:spacing w:after="10" w:before="0"/>
               <w:ind w:left="120"/>
             </w:pPr>
-            <w:hyperlink w:history="1" r:id="rId2eolymzuzgkflyv0-1w69">
+            <w:hyperlink w:history="1" r:id="rIdlcnhrm87icsnhlviyc2tw">
               <w:r>
                 <w:rPr>
                   <w:rFonts w:ascii="Arial" w:cs="Arial" w:eastAsia="Arial" w:hAnsi="Arial"/>
@@ -28166,7 +28166,7 @@
               </w:rPr>
               <w:t xml:space="preserve">Learners analyse their data to answer: 'Why do 0.1 M HCl and 0.1 M ethanoic acid have different pH values?' The teacher introduces the idea of degree of ionisation with a particle drawing. In HCl nearly every molecule splits into H+ (aq) and Cl- (aq), so there are many H+ ions and pH is 1. In ethanoic acid (acetic acid) only a few molecules ionise and most stay as whole molecules, so there are fewer H+ ions and pH is 3. The same reasoning is applied to the bases: NaOH ionises almost completely into Na+ and OH- (aq) (pH 13), while ammonia produces fewer OH- (aq) (pH 11). Learners complete a sentence frame: 'A strong acid ______ while a weak acid ______.' Then they separate strength from concentration: a dilute strong acid and a concentrated weak acid are discussed with a Kenyan example (a very watery HCl versus strong vinegar). Finally they use the pH graph: each pH unit is a 10-fold change in H+ concentration, so lemon juice (pH 2.0, 1 x 10^-2 mol/L) has about 6 times more H+ than vinegar (pH 2.8, about 1.6 x 10^-3 mol/L), since the difference of 0.8 pH units gives 10^0.8 ≈ 6.3. They also compare soap (10.0) and baking soda (8.3), a difference of 1.7, and explain that soap is the stronger base in this comparison. Learners link this to Lesson 7: a pharmacist in Nairobi chooses an antacid such as magnesium hydroxide, a </w:t>
             </w:r>
-            <w:del w:id="9187" w:author="Claude (AI) - proposed" w:date="2026-10-15T03:01:22Z">
+            <w:del w:id="9187" w:author="Claude (AI) - proposed" w:date="2026-10-18T00:27:02Z">
               <w:r>
                 <w:rPr>
                   <w:rFonts w:ascii="Arial" w:cs="Arial" w:eastAsia="Arial" w:hAnsi="Arial"/>
@@ -28181,7 +28181,7 @@
                 <w:delText xml:space="preserve">weak base</w:delText>
               </w:r>
             </w:del>
-            <w:ins w:id="9188" w:author="Claude (AI) - proposed" w:date="2026-10-15T03:01:22Z">
+            <w:ins w:id="9188" w:author="Claude (AI) - proposed" w:date="2026-10-18T00:27:02Z">
               <w:r>
                 <w:rPr>
                   <w:rFonts w:ascii="Arial" w:cs="Arial" w:eastAsia="Arial" w:hAnsi="Arial"/>
@@ -28242,7 +28242,7 @@
               </w:rPr>
               <w:t xml:space="preserve">Pose: 'Both tubes had 0.1 M. If concentration is the same, what else could cause a different pH?' WAIT TIME 10-15 seconds, then Think-Pair-Share for 2 minutes. Cold-call 3 pairs. Draw on the board two beakers: one with nearly all molecules split into H+ and Cl-, one with few molecules split. Say: 'Strength is about how much of the acid ionises, not how much is dissolved.' Use the analogy of 10 learners in a class: in a strong acid almost all 10 leave their seats (ionise), in a weak acid only 1 or 2 leave. </w:t>
             </w:r>
-            <w:ins w:id="9189" w:author="Claude (AI) - proposed" w:date="2026-10-15T03:01:22Z">
+            <w:ins w:id="9189" w:author="Claude (AI) - proposed" w:date="2026-10-18T00:27:02Z">
               <w:r>
                 <w:rPr>
                   <w:rFonts w:ascii="Arial" w:cs="Arial" w:eastAsia="Arial" w:hAnsi="Arial"/>
@@ -28270,7 +28270,7 @@
               </w:rPr>
               <w:t xml:space="preserve">Clarify language: 'Strong does not mean concentrated, and weak does not mean dilute.' Write on the board: pH 2.0 to 2.8 is a difference of 0.8, so 10^0.8 ≈ 6.3, about 6 times. Ask: 'If one pH unit is 10 times, what would a difference of 2 units be?' (100 times) Cold-call 3 learners to explain. Address the misconception that Otieno raised: 'Lemon juice has more H+ than vinegar, so it is more acidic, though both are weak acids.' Ask: 'Why do pharmacists in Nairobi prefer magnesium hydroxide, a </w:t>
             </w:r>
-            <w:del w:id="9190" w:author="Claude (AI) - proposed" w:date="2026-10-15T03:01:22Z">
+            <w:del w:id="9190" w:author="Claude (AI) - proposed" w:date="2026-10-18T00:27:02Z">
               <w:r>
                 <w:rPr>
                   <w:rFonts w:ascii="Arial" w:cs="Arial" w:eastAsia="Arial" w:hAnsi="Arial"/>
@@ -28285,7 +28285,7 @@
                 <w:delText xml:space="preserve">weak</w:delText>
               </w:r>
             </w:del>
-            <w:ins w:id="9191" w:author="Claude (AI) - proposed" w:date="2026-10-15T03:01:22Z">
+            <w:ins w:id="9191" w:author="Claude (AI) - proposed" w:date="2026-10-18T00:27:02Z">
               <w:r>
                 <w:rPr>
                   <w:rFonts w:ascii="Arial" w:cs="Arial" w:eastAsia="Arial" w:hAnsi="Arial"/>
@@ -28313,7 +28313,7 @@
               </w:rPr>
               <w:t xml:space="preserve"> base, to NaOH for hyperacidity?'</w:t>
             </w:r>
-            <w:ins w:id="9192" w:author="Claude (AI) - proposed" w:date="2026-10-15T03:01:22Z">
+            <w:ins w:id="9192" w:author="Claude (AI) - proposed" w:date="2026-10-18T00:27:02Z">
               <w:r>
                 <w:rPr>
                   <w:rFonts w:ascii="Arial" w:cs="Arial" w:eastAsia="Arial" w:hAnsi="Arial"/>
@@ -28463,7 +28463,7 @@
             <w:pPr>
               <w:spacing w:after="20" w:before="0"/>
             </w:pPr>
-            <w:hyperlink w:history="1" r:id="rIdocrwustbvxlkg72kzbgi7">
+            <w:hyperlink w:history="1" r:id="rIdibbqba1pbrgu2nyegwed5">
               <w:r>
                 <w:rPr>
                   <w:rFonts w:ascii="Arial" w:cs="Arial" w:eastAsia="Arial" w:hAnsi="Arial"/>
@@ -28496,7 +28496,7 @@
               <w:spacing w:after="10" w:before="0"/>
               <w:ind w:left="120"/>
             </w:pPr>
-            <w:hyperlink w:history="1" r:id="rIduuvyqtow1wfrqrlgkvcf1">
+            <w:hyperlink w:history="1" r:id="rIdegc9qpevdrkrxkao0bmwu">
               <w:r>
                 <w:rPr>
                   <w:rFonts w:ascii="Arial" w:cs="Arial" w:eastAsia="Arial" w:hAnsi="Arial"/>
@@ -28541,7 +28541,7 @@
             <w:pPr>
               <w:spacing w:after="20" w:before="0"/>
             </w:pPr>
-            <w:hyperlink w:history="1" r:id="rIdg5qvxyy2xtqgb0ch1s3ol">
+            <w:hyperlink w:history="1" r:id="rIdufxfujfowvx8abplw5j6b">
               <w:r>
                 <w:rPr>
                   <w:rFonts w:ascii="Arial" w:cs="Arial" w:eastAsia="Arial" w:hAnsi="Arial"/>
@@ -28574,7 +28574,7 @@
               <w:spacing w:after="10" w:before="0"/>
               <w:ind w:left="120"/>
             </w:pPr>
-            <w:hyperlink w:history="1" r:id="rId_4cdpuvyntew8bbkmglyu">
+            <w:hyperlink w:history="1" r:id="rIdr7zmqvh505__gaqp8oqd7">
               <w:r>
                 <w:rPr>
                   <w:rFonts w:ascii="Arial" w:cs="Arial" w:eastAsia="Arial" w:hAnsi="Arial"/>
@@ -28619,7 +28619,7 @@
               </w:rPr>
               <w:t xml:space="preserve">Learners return to the DQB, which has the main question: 'Does the alkalinity of a substance determine its uses in day to day life? Why are patients with hyperacidity issues given antacid medications?' They review earlier questions (for example Otieno's 'Why is lemon sour?' and Wanjiru's 'Why is soap slippery?'). They mark questions that have been partly answered with evidence from this lesson, such as 'Why is lemon juice lower in pH than vinegar?' They write new questions on sticky notes, for example: 'Is a strong acid always more dangerous?', 'Why does soap, at pH 10, feel safe on the skin but NaOH, at pH 13, burns?', 'Why is the </w:t>
             </w:r>
-            <w:del w:id="9193" w:author="Claude (AI) - proposed" w:date="2026-10-15T03:01:22Z">
+            <w:del w:id="9193" w:author="Claude (AI) - proposed" w:date="2026-10-18T00:27:02Z">
               <w:r>
                 <w:rPr>
                   <w:rFonts w:ascii="Arial" w:cs="Arial" w:eastAsia="Arial" w:hAnsi="Arial"/>
@@ -28634,7 +28634,7 @@
                 <w:delText xml:space="preserve">weak</w:delText>
               </w:r>
             </w:del>
-            <w:ins w:id="9194" w:author="Claude (AI) - proposed" w:date="2026-10-15T03:01:22Z">
+            <w:ins w:id="9194" w:author="Claude (AI) - proposed" w:date="2026-10-18T00:27:02Z">
               <w:r>
                 <w:rPr>
                   <w:rFonts w:ascii="Arial" w:cs="Arial" w:eastAsia="Arial" w:hAnsi="Arial"/>
@@ -28817,7 +28817,7 @@
             <w:pPr>
               <w:spacing w:after="20" w:before="0"/>
             </w:pPr>
-            <w:hyperlink w:history="1" r:id="rId3_w2bcruj25uvaf7mhtud">
+            <w:hyperlink w:history="1" r:id="rIdy1qfzw-lhv2borgx7m65d">
               <w:r>
                 <w:rPr>
                   <w:rFonts w:ascii="Arial" w:cs="Arial" w:eastAsia="Arial" w:hAnsi="Arial"/>
@@ -28850,7 +28850,7 @@
               <w:spacing w:after="10" w:before="0"/>
               <w:ind w:left="120"/>
             </w:pPr>
-            <w:hyperlink w:history="1" r:id="rIdapedzs7b8zhhkdk4jxeks">
+            <w:hyperlink w:history="1" r:id="rIdhks85idop10gkjrmyi-qs">
               <w:r>
                 <w:rPr>
                   <w:rFonts w:ascii="Arial" w:cs="Arial" w:eastAsia="Arial" w:hAnsi="Arial"/>
@@ -28895,7 +28895,7 @@
             <w:pPr>
               <w:spacing w:after="20" w:before="0"/>
             </w:pPr>
-            <w:hyperlink w:history="1" r:id="rIdqdg9nais0shg0okfrnz13">
+            <w:hyperlink w:history="1" r:id="rIdiswpy6rcjfzx7agv-llkf">
               <w:r>
                 <w:rPr>
                   <w:rFonts w:ascii="Arial" w:cs="Arial" w:eastAsia="Arial" w:hAnsi="Arial"/>
@@ -28928,7 +28928,7 @@
               <w:spacing w:after="10" w:before="0"/>
               <w:ind w:left="120"/>
             </w:pPr>
-            <w:hyperlink w:history="1" r:id="rIdpci_uwdlav8xxf0vpnfwz">
+            <w:hyperlink w:history="1" r:id="rIdzpw-9-tzawavabhqpaikg">
               <w:r>
                 <w:rPr>
                   <w:rFonts w:ascii="Arial" w:cs="Arial" w:eastAsia="Arial" w:hAnsi="Arial"/>
@@ -28973,7 +28973,7 @@
               </w:rPr>
               <w:t xml:space="preserve">Learners revise their particle drawings of H+ and OH- ions for each product from earlier lessons. On a new page they add a 'strength' section. For each of four beakers (0.1 M HCl, 0.1 M ethanoic acid, 0.1 M NaOH, 0.1 M ammonia) they draw the ions and the whole molecules that did not ionise, using more H+ (aq) or OH- (aq) for strong substances and fewer for weak ones. They add a labelled pH scale (0 to 14) with the household products (lemon juice 2.0, vinegar 2.8, water 7.0, baking soda 8.3, soap 10.0) and the lab solutions. They write a caption under lemon juice and vinegar: 'pH 2.0 has about 6 times more H+ than pH 2.8.' They add a note explaining why a </w:t>
             </w:r>
-            <w:del w:id="9195" w:author="Claude (AI) - proposed" w:date="2026-10-15T03:01:22Z">
+            <w:del w:id="9195" w:author="Claude (AI) - proposed" w:date="2026-10-18T00:27:02Z">
               <w:r>
                 <w:rPr>
                   <w:rFonts w:ascii="Arial" w:cs="Arial" w:eastAsia="Arial" w:hAnsi="Arial"/>
@@ -28988,7 +28988,7 @@
                 <w:delText xml:space="preserve">weak</w:delText>
               </w:r>
             </w:del>
-            <w:ins w:id="9196" w:author="Claude (AI) - proposed" w:date="2026-10-15T03:01:22Z">
+            <w:ins w:id="9196" w:author="Claude (AI) - proposed" w:date="2026-10-18T00:27:02Z">
               <w:r>
                 <w:rPr>
                   <w:rFonts w:ascii="Arial" w:cs="Arial" w:eastAsia="Arial" w:hAnsi="Arial"/>
@@ -29340,7 +29340,7 @@
               </w:rPr>
               <w:t xml:space="preserve">With universal indicator, 0.1 M hydrochloric acid showed pH 1 and 0.1 M ethanoic acid showed pH 3; 0.1 M sodium hydroxide showed pH 13 and 0.1 M ammonia showed pH 11. </w:t>
             </w:r>
-            <w:ins w:id="9197" w:author="Claude (AI) - proposed" w:date="2026-10-15T03:01:22Z">
+            <w:ins w:id="9197" w:author="Claude (AI) - proposed" w:date="2026-10-18T00:27:02Z">
               <w:r>
                 <w:rPr>
                   <w:rFonts w:ascii="Arial" w:cs="Arial" w:eastAsia="Arial" w:hAnsi="Arial"/>
@@ -29504,7 +29504,7 @@
               </w:rPr>
               <w:t xml:space="preserve">At equal concentration, HCl gives many more H+ (aq) ions than ethanoic acid, so its pH is lower; NaOH gives more OH- (aq) than ammonia, so its pH is higher. This helps explain why a </w:t>
             </w:r>
-            <w:del w:id="9198" w:author="Claude (AI) - proposed" w:date="2026-10-15T03:01:22Z">
+            <w:del w:id="9198" w:author="Claude (AI) - proposed" w:date="2026-10-18T00:27:02Z">
               <w:r>
                 <w:rPr>
                   <w:rFonts w:ascii="Arial" w:cs="Arial" w:eastAsia="Arial" w:hAnsi="Arial"/>
@@ -29519,7 +29519,7 @@
                 <w:delText xml:space="preserve">weak</w:delText>
               </w:r>
             </w:del>
-            <w:ins w:id="9199" w:author="Claude (AI) - proposed" w:date="2026-10-15T03:01:22Z">
+            <w:ins w:id="9199" w:author="Claude (AI) - proposed" w:date="2026-10-18T00:27:02Z">
               <w:r>
                 <w:rPr>
                   <w:rFonts w:ascii="Arial" w:cs="Arial" w:eastAsia="Arial" w:hAnsi="Arial"/>
@@ -29567,7 +29567,7 @@
         </w:rPr>
         <w:t xml:space="preserve">© 2026 SeaVuria and ARES. Aligned with KICD objectives. Developed by SeaVuria; technical implementation by ARES (with AI assistance from Claude). Licensed under </w:t>
       </w:r>
-      <w:hyperlink w:history="1" r:id="rIdihz21jxebwllwqth-yrej">
+      <w:hyperlink w:history="1" r:id="rId0ytgvwnaldov08zowpeov">
         <w:r>
           <w:rPr>
             <w:rFonts w:ascii="Arial" w:cs="Arial" w:eastAsia="Arial" w:hAnsi="Arial"/>
@@ -29588,7 +29588,7 @@
         </w:rPr>
         <w:t xml:space="preserve"> (</w:t>
       </w:r>
-      <w:hyperlink w:history="1" r:id="rIdzpcq22jkutj2biktb192s">
+      <w:hyperlink w:history="1" r:id="rId8gqroqg_5l1plzvnldqcb">
         <w:r>
           <w:rPr>
             <w:rFonts w:ascii="Arial" w:cs="Arial" w:eastAsia="Arial" w:hAnsi="Arial"/>
@@ -30096,10 +30096,10 @@
               <w:spacing w:after="40" w:before="0"/>
               <w:jc w:val="left"/>
               <w:rPr>
-                <w:ins w:id="9201" w:author="Claude (AI) - proposed" w:date="2026-10-15T03:01:22Z"/>
-              </w:rPr>
-            </w:pPr>
-            <w:ins w:id="9200" w:author="Claude (AI) - proposed" w:date="2026-10-15T03:01:22Z">
+                <w:ins w:id="9201" w:author="Claude (AI) - proposed" w:date="2026-10-18T00:27:02Z"/>
+              </w:rPr>
+            </w:pPr>
+            <w:ins w:id="9200" w:author="Claude (AI) - proposed" w:date="2026-10-18T00:27:02Z">
               <w:r>
                 <w:rPr>
                   <w:rFonts w:ascii="Arial" w:cs="Arial" w:eastAsia="Arial" w:hAnsi="Arial"/>
@@ -30121,10 +30121,10 @@
               <w:spacing w:after="40" w:before="0"/>
               <w:jc w:val="left"/>
               <w:rPr>
-                <w:del w:id="9203" w:author="Claude (AI) - proposed" w:date="2026-10-15T03:01:22Z"/>
-              </w:rPr>
-            </w:pPr>
-            <w:del w:id="9202" w:author="Claude (AI) - proposed" w:date="2026-10-15T03:01:22Z">
+                <w:del w:id="9203" w:author="Claude (AI) - proposed" w:date="2026-10-18T00:27:02Z"/>
+              </w:rPr>
+            </w:pPr>
+            <w:del w:id="9202" w:author="Claude (AI) - proposed" w:date="2026-10-18T00:27:02Z">
               <w:r>
                 <w:rPr>
                   <w:rFonts w:ascii="Arial" w:cs="Arial" w:eastAsia="Arial" w:hAnsi="Arial"/>
@@ -30370,7 +30370,7 @@
               </w:rPr>
               <w:t xml:space="preserve">Mrs Achieng returns to the four products on display in the Kisumu classroom: lemon juice (pH 2.0), vinegar (pH 2.8), baking soda solution (pH 8.3) and soap solution (pH 10.0), with water (pH 7.0) as the reference line. Learners already know which are acids and which are bases, and why. Now they ask: do these properties decide how each product is used? In a Predict phase, learners guess which product would be best for </w:t>
             </w:r>
-            <w:del w:id="9204" w:author="Claude (AI) - proposed" w:date="2026-10-15T03:01:22Z">
+            <w:del w:id="9204" w:author="Claude (AI) - proposed" w:date="2026-10-18T00:27:02Z">
               <w:r>
                 <w:rPr>
                   <w:rFonts w:ascii="Arial" w:cs="Arial" w:eastAsia="Arial" w:hAnsi="Arial"/>
@@ -30385,7 +30385,7 @@
                 <w:delText xml:space="preserve">four</w:delText>
               </w:r>
             </w:del>
-            <w:ins w:id="9205" w:author="Claude (AI) - proposed" w:date="2026-10-15T03:01:22Z">
+            <w:ins w:id="9205" w:author="Claude (AI) - proposed" w:date="2026-10-18T00:27:02Z">
               <w:r>
                 <w:rPr>
                   <w:rFonts w:ascii="Arial" w:cs="Arial" w:eastAsia="Arial" w:hAnsi="Arial"/>
@@ -30413,7 +30413,7 @@
               </w:rPr>
               <w:t xml:space="preserve"> jobs: preserving kachumbari onions, cleaning greasy sufuria, raising mandazi</w:t>
             </w:r>
-            <w:del w:id="9206" w:author="Claude (AI) - proposed" w:date="2026-10-15T03:01:22Z">
+            <w:del w:id="9206" w:author="Claude (AI) - proposed" w:date="2026-10-18T00:27:02Z">
               <w:r>
                 <w:rPr>
                   <w:rFonts w:ascii="Arial" w:cs="Arial" w:eastAsia="Arial" w:hAnsi="Arial"/>
@@ -30428,7 +30428,7 @@
                 <w:delText xml:space="preserve"> and</w:delText>
               </w:r>
             </w:del>
-            <w:ins w:id="9207" w:author="Claude (AI) - proposed" w:date="2026-10-15T03:01:22Z">
+            <w:ins w:id="9207" w:author="Claude (AI) - proposed" w:date="2026-10-18T00:27:02Z">
               <w:r>
                 <w:rPr>
                   <w:rFonts w:ascii="Arial" w:cs="Arial" w:eastAsia="Arial" w:hAnsi="Arial"/>
@@ -30456,7 +30456,7 @@
               </w:rPr>
               <w:t xml:space="preserve"> fixing acidic soil</w:t>
             </w:r>
-            <w:ins w:id="9208" w:author="Claude (AI) - proposed" w:date="2026-10-15T03:01:22Z">
+            <w:ins w:id="9208" w:author="Claude (AI) - proposed" w:date="2026-10-18T00:27:02Z">
               <w:r>
                 <w:rPr>
                   <w:rFonts w:ascii="Arial" w:cs="Arial" w:eastAsia="Arial" w:hAnsi="Arial"/>
@@ -30789,7 +30789,7 @@
               <w:spacing w:after="10" w:before="0"/>
               <w:ind w:left="120"/>
             </w:pPr>
-            <w:hyperlink w:history="1" r:id="rIdbetxyk6vewnxu1wuhq7wm">
+            <w:hyperlink w:history="1" r:id="rIdskmbdnkrhs6b2tdysa-v5">
               <w:r>
                 <w:rPr>
                   <w:rFonts w:ascii="Arial" w:cs="Arial" w:eastAsia="Arial" w:hAnsi="Arial"/>
@@ -30849,7 +30849,7 @@
             <w:pPr>
               <w:spacing w:after="20" w:before="0"/>
             </w:pPr>
-            <w:hyperlink w:history="1" r:id="rIda2s1v7-9z9muotq0zcuyp">
+            <w:hyperlink w:history="1" r:id="rIdz_sk4x8t-o6oulpnmab9v">
               <w:r>
                 <w:rPr>
                   <w:rFonts w:ascii="Arial" w:cs="Arial" w:eastAsia="Arial" w:hAnsi="Arial"/>
@@ -30898,7 +30898,7 @@
               <w:spacing w:after="10" w:before="0"/>
               <w:ind w:left="120"/>
             </w:pPr>
-            <w:hyperlink w:history="1" r:id="rId2ypq32sgl31munobuordg">
+            <w:hyperlink w:history="1" r:id="rIdr23mwexswcoh74g5myfx_">
               <w:r>
                 <w:rPr>
                   <w:rFonts w:ascii="Arial" w:cs="Arial" w:eastAsia="Arial" w:hAnsi="Arial"/>
@@ -30943,7 +30943,7 @@
               </w:rPr>
               <w:t xml:space="preserve">Learners look at the four products and the pH graph from Lesson 1 (lemon juice 2.0, vinegar 2.8, water 7.0, baking soda 8.3, soap 10.0). Otieno asks, 'If lemon juice is so sour, can we use it to wash dishes?' and Wanjiru asks, 'Why is vinegar not used to make mandazi rise?' Learners get a prediction card with four jobs: (a) keeping kachumbari onions from spoiling, (b) removing grease from a sufuria, (c) making mandazi rise and soften, (d) helping maize grow in </w:t>
             </w:r>
-            <w:del w:id="9209" w:author="Claude (AI) - proposed" w:date="2026-10-15T03:01:22Z">
+            <w:del w:id="9209" w:author="Claude (AI) - proposed" w:date="2026-10-18T00:27:02Z">
               <w:r>
                 <w:rPr>
                   <w:rFonts w:ascii="Arial" w:cs="Arial" w:eastAsia="Arial" w:hAnsi="Arial"/>
@@ -30958,7 +30958,7 @@
                 <w:delText xml:space="preserve">the acidic tea soil of Kericho</w:delText>
               </w:r>
             </w:del>
-            <w:ins w:id="9210" w:author="Claude (AI) - proposed" w:date="2026-10-15T03:01:22Z">
+            <w:ins w:id="9210" w:author="Claude (AI) - proposed" w:date="2026-10-18T00:27:02Z">
               <w:r>
                 <w:rPr>
                   <w:rFonts w:ascii="Arial" w:cs="Arial" w:eastAsia="Arial" w:hAnsi="Arial"/>
@@ -31158,7 +31158,7 @@
               <w:spacing w:after="10" w:before="0"/>
               <w:ind w:left="120"/>
             </w:pPr>
-            <w:hyperlink w:history="1" r:id="rIdgff27doiomfhpqibdh0b9">
+            <w:hyperlink w:history="1" r:id="rIdl9nxcucu_b-5acdbcp56c">
               <w:r>
                 <w:rPr>
                   <w:rFonts w:ascii="Arial" w:cs="Arial" w:eastAsia="Arial" w:hAnsi="Arial"/>
@@ -31218,7 +31218,7 @@
             <w:pPr>
               <w:spacing w:after="20" w:before="0"/>
             </w:pPr>
-            <w:hyperlink w:history="1" r:id="rIdwfpms28ozuej8wny-tveq">
+            <w:hyperlink w:history="1" r:id="rIdo5-u128wjkv540gdmmuhw">
               <w:r>
                 <w:rPr>
                   <w:rFonts w:ascii="Arial" w:cs="Arial" w:eastAsia="Arial" w:hAnsi="Arial"/>
@@ -31267,7 +31267,7 @@
               <w:spacing w:after="10" w:before="0"/>
               <w:ind w:left="120"/>
             </w:pPr>
-            <w:hyperlink w:history="1" r:id="rIdwyd31jbxjx60ffbwtfzor">
+            <w:hyperlink w:history="1" r:id="rIdl3av8tag0b1ctburulwmt">
               <w:r>
                 <w:rPr>
                   <w:rFonts w:ascii="Arial" w:cs="Arial" w:eastAsia="Arial" w:hAnsi="Arial"/>
@@ -31312,7 +31312,7 @@
               </w:rPr>
               <w:t xml:space="preserve">In groups of 4, learners rotate through four </w:t>
             </w:r>
-            <w:del w:id="9211" w:author="Claude (AI) - proposed" w:date="2026-10-15T03:01:22Z">
+            <w:del w:id="9211" w:author="Claude (AI) - proposed" w:date="2026-10-18T00:27:02Z">
               <w:r>
                 <w:rPr>
                   <w:rFonts w:ascii="Arial" w:cs="Arial" w:eastAsia="Arial" w:hAnsi="Arial"/>
@@ -31327,7 +31327,7 @@
                 <w:delText xml:space="preserve">8</w:delText>
               </w:r>
             </w:del>
-            <w:ins w:id="9212" w:author="Claude (AI) - proposed" w:date="2026-10-15T03:01:22Z">
+            <w:ins w:id="9212" w:author="Claude (AI) - proposed" w:date="2026-10-18T00:27:02Z">
               <w:r>
                 <w:rPr>
                   <w:rFonts w:ascii="Arial" w:cs="Arial" w:eastAsia="Arial" w:hAnsi="Arial"/>
@@ -31355,7 +31355,7 @@
               </w:rPr>
               <w:t xml:space="preserve">-minute evidence stations using data cards, photographs and safe demonstrations, and complete a Use-Property-Safety table. STATION 1 Pickling (acid): vinegar (5% ethanoic acid (acetic acid), pH 2.8) used by mama mboga for kachumbari and onions; a sealed jar of onions in vinegar vs onions in water (prepared two days earlier by the teacher) are compared for smell and appearance; learners record how the low pH and H+ (aq) of vinegar make the environment unsuitable for many spoilage microbes, and note that lemon juice (pH 2.0) is used for flavour and tea. STATION 2 Cleaning and baking (bases): learners test greasy oil on a plate with water, vinegar, and soap solution (pH 10.0) and compare how well each lifts the grease; they also read the recipe card where Mama Wanjiru uses baking soda (pH 8.3) in mandazi and note that vinegar + baking soda produced CO2 in Lesson 6, so baking soda releasing CO2 helps dough rise. STATION 3 Farming: Mr Kamau's </w:t>
             </w:r>
-            <w:del w:id="9213" w:author="Claude (AI) - proposed" w:date="2026-10-15T03:01:22Z">
+            <w:del w:id="9213" w:author="Claude (AI) - proposed" w:date="2026-10-18T00:27:02Z">
               <w:r>
                 <w:rPr>
                   <w:rFonts w:ascii="Arial" w:cs="Arial" w:eastAsia="Arial" w:hAnsi="Arial"/>
@@ -31416,7 +31416,7 @@
               </w:rPr>
               <w:t xml:space="preserve">Before rotation say, 'Each station asks the same three questions: What is the use? Which property of the substance makes it work? What could go wrong if we are careless?' Assign roles (reader, recorder, reporter, safety officer). Set a timer for </w:t>
             </w:r>
-            <w:del w:id="9214" w:author="Claude (AI) - proposed" w:date="2026-10-15T03:01:22Z">
+            <w:del w:id="9214" w:author="Claude (AI) - proposed" w:date="2026-10-18T00:27:02Z">
               <w:r>
                 <w:rPr>
                   <w:rFonts w:ascii="Arial" w:cs="Arial" w:eastAsia="Arial" w:hAnsi="Arial"/>
@@ -31431,7 +31431,7 @@
                 <w:delText xml:space="preserve">8</w:delText>
               </w:r>
             </w:del>
-            <w:ins w:id="9215" w:author="Claude (AI) - proposed" w:date="2026-10-15T03:01:22Z">
+            <w:ins w:id="9215" w:author="Claude (AI) - proposed" w:date="2026-10-18T00:27:02Z">
               <w:r>
                 <w:rPr>
                   <w:rFonts w:ascii="Arial" w:cs="Arial" w:eastAsia="Arial" w:hAnsi="Arial"/>
@@ -31459,7 +31459,7 @@
               </w:rPr>
               <w:t xml:space="preserve"> minutes per station</w:t>
             </w:r>
-            <w:ins w:id="9216" w:author="Claude (AI) - proposed" w:date="2026-10-15T03:01:22Z">
+            <w:ins w:id="9216" w:author="Claude (AI) - proposed" w:date="2026-10-18T00:27:02Z">
               <w:r>
                 <w:rPr>
                   <w:rFonts w:ascii="Arial" w:cs="Arial" w:eastAsia="Arial" w:hAnsi="Arial"/>
@@ -31626,7 +31626,7 @@
               <w:spacing w:after="10" w:before="0"/>
               <w:ind w:left="120"/>
             </w:pPr>
-            <w:hyperlink w:history="1" r:id="rIdnsn6kcrwjing4jz5dhiqd">
+            <w:hyperlink w:history="1" r:id="rId4udqfsd8igktw58wiyoys">
               <w:r>
                 <w:rPr>
                   <w:rFonts w:ascii="Arial" w:cs="Arial" w:eastAsia="Arial" w:hAnsi="Arial"/>
@@ -31686,7 +31686,7 @@
             <w:pPr>
               <w:spacing w:after="20" w:before="0"/>
             </w:pPr>
-            <w:hyperlink w:history="1" r:id="rIdmyeguhidnn7gsamjukeks">
+            <w:hyperlink w:history="1" r:id="rId1tlslbthgmxlxca2ufufs">
               <w:r>
                 <w:rPr>
                   <w:rFonts w:ascii="Arial" w:cs="Arial" w:eastAsia="Arial" w:hAnsi="Arial"/>
@@ -31735,7 +31735,7 @@
               <w:spacing w:after="10" w:before="0"/>
               <w:ind w:left="120"/>
             </w:pPr>
-            <w:hyperlink w:history="1" r:id="rIdp7bqersp5mxjd_hzy63zy">
+            <w:hyperlink w:history="1" r:id="rIda395fjormcszbrv7ngxnq">
               <w:r>
                 <w:rPr>
                   <w:rFonts w:ascii="Arial" w:cs="Arial" w:eastAsia="Arial" w:hAnsi="Arial"/>
@@ -31780,7 +31780,7 @@
               </w:rPr>
               <w:t xml:space="preserve">Each learner writes Claim-Evidence-Reasoning (CER) statements for two uses of their choice, for example: Claim: 'Vinegar is suitable for pickling kachumbari.' Evidence: 'It has pH 2.8, lower than water (7.0), and contains H+ (aq) ions from ethanoic acid.' Reasoning: 'The acidic conditions help prevent spoilage, and vinegar is safe in food at 5% strength.' Then in groups they run a 'Safety Courtroom' on soap: Is soap a good product or a dangerous product? They argue for both, using that soap at pH 10.0 has OH- (aq) of 1 x 10^-4 mol/L, removes grease and is useful, but is harmful if swallowed, so the precaution is storage and use for washing only. Next, they compare strong and weak: Why is a weak acid (vinegar, ethanoic acid pH 3 at 0.1 M) safe in food but a strong acid (0.1 M HCl pH 1) is not, and why a </w:t>
             </w:r>
-            <w:del w:id="9217" w:author="Claude (AI) - proposed" w:date="2026-10-15T03:01:22Z">
+            <w:del w:id="9217" w:author="Claude (AI) - proposed" w:date="2026-10-18T00:27:02Z">
               <w:r>
                 <w:rPr>
                   <w:rFonts w:ascii="Arial" w:cs="Arial" w:eastAsia="Arial" w:hAnsi="Arial"/>
@@ -31795,7 +31795,7 @@
                 <w:delText xml:space="preserve">weak</w:delText>
               </w:r>
             </w:del>
-            <w:ins w:id="9218" w:author="Claude (AI) - proposed" w:date="2026-10-15T03:01:22Z">
+            <w:ins w:id="9218" w:author="Claude (AI) - proposed" w:date="2026-10-18T00:27:02Z">
               <w:r>
                 <w:rPr>
                   <w:rFonts w:ascii="Arial" w:cs="Arial" w:eastAsia="Arial" w:hAnsi="Arial"/>
@@ -31995,7 +31995,7 @@
               <w:spacing w:after="10" w:before="0"/>
               <w:ind w:left="120"/>
             </w:pPr>
-            <w:hyperlink w:history="1" r:id="rId0tuikwahsjaechv6rdoou">
+            <w:hyperlink w:history="1" r:id="rIdj1orkgo8k_avljamzb69r">
               <w:r>
                 <w:rPr>
                   <w:rFonts w:ascii="Arial" w:cs="Arial" w:eastAsia="Arial" w:hAnsi="Arial"/>
@@ -32055,7 +32055,7 @@
             <w:pPr>
               <w:spacing w:after="20" w:before="0"/>
             </w:pPr>
-            <w:hyperlink w:history="1" r:id="rIdx6cirzbuettjhn6mp5xom">
+            <w:hyperlink w:history="1" r:id="rIdyzivnsz6kz8ttffrmxdg4">
               <w:r>
                 <w:rPr>
                   <w:rFonts w:ascii="Arial" w:cs="Arial" w:eastAsia="Arial" w:hAnsi="Arial"/>
@@ -32104,7 +32104,7 @@
               <w:spacing w:after="10" w:before="0"/>
               <w:ind w:left="120"/>
             </w:pPr>
-            <w:hyperlink w:history="1" r:id="rId5svydquz8ib0haiz1zrd4">
+            <w:hyperlink w:history="1" r:id="rIdevt0o8azoyp9slk9rsn9t">
               <w:r>
                 <w:rPr>
                   <w:rFonts w:ascii="Arial" w:cs="Arial" w:eastAsia="Arial" w:hAnsi="Arial"/>
@@ -32149,7 +32149,7 @@
               </w:rPr>
               <w:t xml:space="preserve">Learners return to the Driving Question Board, which shows 'Does the alkalinity of a substance determine its uses in day to day life? Why are patients with hyperacidity issues given antacid medications?' They use sticky notes in two colours: green for questions they can now answer with evidence (for example 'Why is lime added to the soil in Kericho?' with the answer 'It neutralises acidic H+ (aq) and raises the pH from about 4.5 to about 6.0') and yellow for new or unanswered questions (for example 'Why does a patient not take too many antacids?', 'Could we use lemon juice to clean?', 'Are all cleaners basic?'). They attach evidence cards (pickling table, soil pH, antacid pH change) to the relevant questions. In pairs they decide which questions are still open and which will be needed to answer the driving question in Lesson 10.</w:t>
             </w:r>
-            <w:ins w:id="9219" w:author="Claude (AI) - proposed" w:date="2026-10-15T03:01:22Z">
+            <w:ins w:id="9219" w:author="Claude (AI) - proposed" w:date="2026-10-18T00:27:02Z">
               <w:r>
                 <w:rPr>
                   <w:rFonts w:ascii="Arial" w:cs="Arial" w:eastAsia="Arial" w:hAnsi="Arial"/>
@@ -32336,7 +32336,7 @@
               <w:spacing w:after="10" w:before="0"/>
               <w:ind w:left="120"/>
             </w:pPr>
-            <w:hyperlink w:history="1" r:id="rIdsxbc4coo_my8gz1uoblza">
+            <w:hyperlink w:history="1" r:id="rIde0mlukvkwyktxl0_dzrjh">
               <w:r>
                 <w:rPr>
                   <w:rFonts w:ascii="Arial" w:cs="Arial" w:eastAsia="Arial" w:hAnsi="Arial"/>
@@ -32396,7 +32396,7 @@
             <w:pPr>
               <w:spacing w:after="20" w:before="0"/>
             </w:pPr>
-            <w:hyperlink w:history="1" r:id="rIdwabhwtu9gyqvlwdn-jxvx">
+            <w:hyperlink w:history="1" r:id="rId3sffvxakgiicf0ipgx1kz">
               <w:r>
                 <w:rPr>
                   <w:rFonts w:ascii="Arial" w:cs="Arial" w:eastAsia="Arial" w:hAnsi="Arial"/>
@@ -32445,7 +32445,7 @@
               <w:spacing w:after="10" w:before="0"/>
               <w:ind w:left="120"/>
             </w:pPr>
-            <w:hyperlink w:history="1" r:id="rId_pabyryz_bwtddgetm1gs">
+            <w:hyperlink w:history="1" r:id="rIdielt_oc8dlbxnsyuua79z">
               <w:r>
                 <w:rPr>
                   <w:rFonts w:ascii="Arial" w:cs="Arial" w:eastAsia="Arial" w:hAnsi="Arial"/>
@@ -32970,7 +32970,7 @@
         </w:rPr>
         <w:t xml:space="preserve">© 2026 SeaVuria and ARES. Aligned with KICD objectives. Developed by SeaVuria; technical implementation by ARES (with AI assistance from Claude). Licensed under </w:t>
       </w:r>
-      <w:hyperlink w:history="1" r:id="rIdzop4svw3k37ppwj2wwopw">
+      <w:hyperlink w:history="1" r:id="rId4-9rbq4bkfeyoobspn4qx">
         <w:r>
           <w:rPr>
             <w:rFonts w:ascii="Arial" w:cs="Arial" w:eastAsia="Arial" w:hAnsi="Arial"/>
@@ -32991,7 +32991,7 @@
         </w:rPr>
         <w:t xml:space="preserve"> (</w:t>
       </w:r>
-      <w:hyperlink w:history="1" r:id="rId2uqyjhuqfihsk_mdexky7">
+      <w:hyperlink w:history="1" r:id="rIdqtfdcp0bp_07f5s4xrdyr">
         <w:r>
           <w:rPr>
             <w:rFonts w:ascii="Arial" w:cs="Arial" w:eastAsia="Arial" w:hAnsi="Arial"/>
@@ -33499,10 +33499,10 @@
               <w:spacing w:after="40" w:before="0"/>
               <w:jc w:val="left"/>
               <w:rPr>
-                <w:ins w:id="9221" w:author="Claude (AI) - proposed" w:date="2026-10-15T03:01:22Z"/>
-              </w:rPr>
-            </w:pPr>
-            <w:ins w:id="9220" w:author="Claude (AI) - proposed" w:date="2026-10-15T03:01:22Z">
+                <w:ins w:id="9221" w:author="Claude (AI) - proposed" w:date="2026-10-18T00:27:02Z"/>
+              </w:rPr>
+            </w:pPr>
+            <w:ins w:id="9220" w:author="Claude (AI) - proposed" w:date="2026-10-18T00:27:02Z">
               <w:r>
                 <w:rPr>
                   <w:rFonts w:ascii="Arial" w:cs="Arial" w:eastAsia="Arial" w:hAnsi="Arial"/>
@@ -33524,10 +33524,10 @@
               <w:spacing w:after="40" w:before="0"/>
               <w:jc w:val="left"/>
               <w:rPr>
-                <w:del w:id="9223" w:author="Claude (AI) - proposed" w:date="2026-10-15T03:01:22Z"/>
-              </w:rPr>
-            </w:pPr>
-            <w:del w:id="9222" w:author="Claude (AI) - proposed" w:date="2026-10-15T03:01:22Z">
+                <w:del w:id="9223" w:author="Claude (AI) - proposed" w:date="2026-10-18T00:27:02Z"/>
+              </w:rPr>
+            </w:pPr>
+            <w:del w:id="9222" w:author="Claude (AI) - proposed" w:date="2026-10-18T00:27:02Z">
               <w:r>
                 <w:rPr>
                   <w:rFonts w:ascii="Arial" w:cs="Arial" w:eastAsia="Arial" w:hAnsi="Arial"/>
@@ -34061,7 +34061,7 @@
             <w:pPr>
               <w:spacing w:after="20" w:before="0"/>
             </w:pPr>
-            <w:hyperlink w:history="1" r:id="rIdi53cqitogt_t53l7r3987">
+            <w:hyperlink w:history="1" r:id="rIdcuy8og2johiwq0rsujvub">
               <w:r>
                 <w:rPr>
                   <w:rFonts w:ascii="Arial" w:cs="Arial" w:eastAsia="Arial" w:hAnsi="Arial"/>
@@ -34094,7 +34094,7 @@
               <w:spacing w:after="10" w:before="0"/>
               <w:ind w:left="120"/>
             </w:pPr>
-            <w:hyperlink w:history="1" r:id="rIdh6o56w2lgb9tqbi3aevuw">
+            <w:hyperlink w:history="1" r:id="rIdwl2hq0_o1c423scfsvwte">
               <w:r>
                 <w:rPr>
                   <w:rFonts w:ascii="Arial" w:cs="Arial" w:eastAsia="Arial" w:hAnsi="Arial"/>
@@ -34139,7 +34139,7 @@
             <w:pPr>
               <w:spacing w:after="20" w:before="0"/>
             </w:pPr>
-            <w:hyperlink w:history="1" r:id="rId3u2xarh7zjjjgzilxdnd7">
+            <w:hyperlink w:history="1" r:id="rIdxmou6xh2y4rx0dyxdjmal">
               <w:r>
                 <w:rPr>
                   <w:rFonts w:ascii="Arial" w:cs="Arial" w:eastAsia="Arial" w:hAnsi="Arial"/>
@@ -34188,7 +34188,7 @@
               <w:spacing w:after="10" w:before="0"/>
               <w:ind w:left="120"/>
             </w:pPr>
-            <w:hyperlink w:history="1" r:id="rIdyt25a5ujqtuamdiz0xtbl">
+            <w:hyperlink w:history="1" r:id="rIdo3nm97ecdhj9uyxp0duk2">
               <w:r>
                 <w:rPr>
                   <w:rFonts w:ascii="Arial" w:cs="Arial" w:eastAsia="Arial" w:hAnsi="Arial"/>
@@ -34388,7 +34388,7 @@
             <w:pPr>
               <w:spacing w:after="20" w:before="0"/>
             </w:pPr>
-            <w:hyperlink w:history="1" r:id="rIdcwdnkxaq7hymgfe6x4gh8">
+            <w:hyperlink w:history="1" r:id="rIdhpn8tg7nfacm0b5tce_zh">
               <w:r>
                 <w:rPr>
                   <w:rFonts w:ascii="Arial" w:cs="Arial" w:eastAsia="Arial" w:hAnsi="Arial"/>
@@ -34421,7 +34421,7 @@
               <w:spacing w:after="10" w:before="0"/>
               <w:ind w:left="120"/>
             </w:pPr>
-            <w:hyperlink w:history="1" r:id="rIdnfbal3ktk6-voeowu6rjv">
+            <w:hyperlink w:history="1" r:id="rIdugtjwk-wzznfofcel37uq">
               <w:r>
                 <w:rPr>
                   <w:rFonts w:ascii="Arial" w:cs="Arial" w:eastAsia="Arial" w:hAnsi="Arial"/>
@@ -34466,7 +34466,7 @@
             <w:pPr>
               <w:spacing w:after="20" w:before="0"/>
             </w:pPr>
-            <w:hyperlink w:history="1" r:id="rIdg-h82sovbmskfwl-ku-ns">
+            <w:hyperlink w:history="1" r:id="rIdzmwqwy76g9jodqwz-qu2b">
               <w:r>
                 <w:rPr>
                   <w:rFonts w:ascii="Arial" w:cs="Arial" w:eastAsia="Arial" w:hAnsi="Arial"/>
@@ -34515,7 +34515,7 @@
               <w:spacing w:after="10" w:before="0"/>
               <w:ind w:left="120"/>
             </w:pPr>
-            <w:hyperlink w:history="1" r:id="rIdcf8ly7szqd5nthxygfj3t">
+            <w:hyperlink w:history="1" r:id="rIdu7iorwwbwjrqfylic8myx">
               <w:r>
                 <w:rPr>
                   <w:rFonts w:ascii="Arial" w:cs="Arial" w:eastAsia="Arial" w:hAnsi="Arial"/>
@@ -34715,7 +34715,7 @@
             <w:pPr>
               <w:spacing w:after="20" w:before="0"/>
             </w:pPr>
-            <w:hyperlink w:history="1" r:id="rIdcjeltg02ravva1lar4cdf">
+            <w:hyperlink w:history="1" r:id="rIdgsrrzq6rnmshjx2xnq4nn">
               <w:r>
                 <w:rPr>
                   <w:rFonts w:ascii="Arial" w:cs="Arial" w:eastAsia="Arial" w:hAnsi="Arial"/>
@@ -34764,7 +34764,7 @@
               <w:spacing w:after="10" w:before="0"/>
               <w:ind w:left="120"/>
             </w:pPr>
-            <w:hyperlink w:history="1" r:id="rIdfz8g4wyqwmncygdyaelws">
+            <w:hyperlink w:history="1" r:id="rIdwb4qvafgvpmk2zd7e3kr4">
               <w:r>
                 <w:rPr>
                   <w:rFonts w:ascii="Arial" w:cs="Arial" w:eastAsia="Arial" w:hAnsi="Arial"/>
@@ -34809,7 +34809,7 @@
             <w:pPr>
               <w:spacing w:after="20" w:before="0"/>
             </w:pPr>
-            <w:hyperlink w:history="1" r:id="rIdf41qjvgbql5lremkrff37">
+            <w:hyperlink w:history="1" r:id="rIdva6krposxjsafkchr9mh-">
               <w:r>
                 <w:rPr>
                   <w:rFonts w:ascii="Arial" w:cs="Arial" w:eastAsia="Arial" w:hAnsi="Arial"/>
@@ -34858,7 +34858,7 @@
               <w:spacing w:after="10" w:before="0"/>
               <w:ind w:left="120"/>
             </w:pPr>
-            <w:hyperlink w:history="1" r:id="rIddrmfhlav18yblb8chxnf4">
+            <w:hyperlink w:history="1" r:id="rIdyg6rwslrzn6mxzxkmoszr">
               <w:r>
                 <w:rPr>
                   <w:rFonts w:ascii="Arial" w:cs="Arial" w:eastAsia="Arial" w:hAnsi="Arial"/>
@@ -34903,7 +34903,7 @@
               </w:rPr>
               <w:t xml:space="preserve">Individually, learners write their Final Explanation using the Claim-Evidence-Reasoning (CER) frame. Claim: answers the driving question, that alkalinity, together with strength and safety, largely determines uses. Evidence: at least four data points, for example soap pH 10.0 and its slippery feel for cleaning, vinegar pH 2.8 for pickling, lime raising Kericho soil from about 4.5 to 6.0, and stomach pH rising from about 1.5 to 2 to about 3.5 to 5 after an antacid. Reasoning: link to ions, for example acids release H+ (aq), bases/alkalis neutralise acids or give OH- (aq), and H+ (aq) + OH- (aq) gives H2O, so acid + base gives salt + water. They must specifically explain why a patient in Nairobi with hyperacidity after eating spicy nyama choma is given magnesium hydroxide: excess stomach hydrochloric acid is neutralised, forming salt and water and raising stomach pH to a safer level. They also address the limits: strong bases such as sodium hydroxide (pH 13) are unsafe to swallow, which is why </w:t>
             </w:r>
-            <w:del w:id="9224" w:author="Claude (AI) - proposed" w:date="2026-10-15T03:01:22Z">
+            <w:del w:id="9224" w:author="Claude (AI) - proposed" w:date="2026-10-18T00:27:02Z">
               <w:r>
                 <w:rPr>
                   <w:rFonts w:ascii="Arial" w:cs="Arial" w:eastAsia="Arial" w:hAnsi="Arial"/>
@@ -34918,7 +34918,7 @@
                 <w:delText xml:space="preserve">weak bases</w:delText>
               </w:r>
             </w:del>
-            <w:ins w:id="9225" w:author="Claude (AI) - proposed" w:date="2026-10-15T03:01:22Z">
+            <w:ins w:id="9225" w:author="Claude (AI) - proposed" w:date="2026-10-18T00:27:02Z">
               <w:r>
                 <w:rPr>
                   <w:rFonts w:ascii="Arial" w:cs="Arial" w:eastAsia="Arial" w:hAnsi="Arial"/>
@@ -34979,7 +34979,7 @@
               </w:rPr>
               <w:t xml:space="preserve">Model one sentence stem only: 'I claim ___ because the data show ___, which means ___.' Say: 'Do not just state a fact. Tell me which number proves it and what the ions are doing.' Give 8 minutes of silent writing. Circulate and ask: 'Why is soap pH 10.0 good for cleaning but not for drinking?' and 'Why not give the patient sodium hydroxide at pH 13?' Allow WAIT TIME of 10-15 seconds. Then run a peer critique: pairs swap and tick the checklist (claim, 4 data points with values, ion reasoning, antacid reaction, safety). Cold-call 5 learners to read one strong reasoning sentence aloud, and invite the class to say whether it uses evidence.</w:t>
             </w:r>
-            <w:ins w:id="9226" w:author="Claude (AI) - proposed" w:date="2026-10-15T03:01:22Z">
+            <w:ins w:id="9226" w:author="Claude (AI) - proposed" w:date="2026-10-18T00:27:02Z">
               <w:r>
                 <w:rPr>
                   <w:rFonts w:ascii="Arial" w:cs="Arial" w:eastAsia="Arial" w:hAnsi="Arial"/>
@@ -35116,7 +35116,7 @@
             <w:pPr>
               <w:spacing w:after="20" w:before="0"/>
             </w:pPr>
-            <w:hyperlink w:history="1" r:id="rIds--ez49xc3cabg9hxz2xr">
+            <w:hyperlink w:history="1" r:id="rIdrugvblip3fj55szvlt-g2">
               <w:r>
                 <w:rPr>
                   <w:rFonts w:ascii="Arial" w:cs="Arial" w:eastAsia="Arial" w:hAnsi="Arial"/>
@@ -35165,7 +35165,7 @@
               <w:spacing w:after="10" w:before="0"/>
               <w:ind w:left="120"/>
             </w:pPr>
-            <w:hyperlink w:history="1" r:id="rId0mq83t0jngdpfsg2unosc">
+            <w:hyperlink w:history="1" r:id="rIdxdiznnanvwfg0gkyyikaz">
               <w:r>
                 <w:rPr>
                   <w:rFonts w:ascii="Arial" w:cs="Arial" w:eastAsia="Arial" w:hAnsi="Arial"/>
@@ -35210,7 +35210,7 @@
             <w:pPr>
               <w:spacing w:after="20" w:before="0"/>
             </w:pPr>
-            <w:hyperlink w:history="1" r:id="rIdihux6xujp4_qp2fxjktos">
+            <w:hyperlink w:history="1" r:id="rIdoboxxw5mmo6jkk5zyosmh">
               <w:r>
                 <w:rPr>
                   <w:rFonts w:ascii="Arial" w:cs="Arial" w:eastAsia="Arial" w:hAnsi="Arial"/>
@@ -35259,7 +35259,7 @@
               <w:spacing w:after="10" w:before="0"/>
               <w:ind w:left="120"/>
             </w:pPr>
-            <w:hyperlink w:history="1" r:id="rIddfhr68qqo1liia_vqscdq">
+            <w:hyperlink w:history="1" r:id="rIdjty4ue8koc988lfgtxr_7">
               <w:r>
                 <w:rPr>
                   <w:rFonts w:ascii="Arial" w:cs="Arial" w:eastAsia="Arial" w:hAnsi="Arial"/>
@@ -35337,7 +35337,7 @@
               </w:rPr>
               <w:t xml:space="preserve">Say: 'Walk to the board. Pick a question that you can now answer with evidence, not just opinion.' Allow WAIT TIME of 10-15 seconds before groups move. Ask 6 learners (cold-call) to read a question and state the evidence that answers it. Probe: 'Which lesson gave us that? What would we still need to test?' Highlight the </w:t>
             </w:r>
-            <w:del w:id="9227" w:author="Claude (AI) - proposed" w:date="2026-10-15T03:01:22Z">
+            <w:del w:id="9227" w:author="Claude (AI) - proposed" w:date="2026-10-18T00:27:02Z">
               <w:r>
                 <w:rPr>
                   <w:rFonts w:ascii="Arial" w:cs="Arial" w:eastAsia="Arial" w:hAnsi="Arial"/>
@@ -35352,7 +35352,7 @@
                 <w:delText xml:space="preserve">unit's two key inquiry questions: how we classify acids and bases, and why they are important</w:delText>
               </w:r>
             </w:del>
-            <w:ins w:id="9228" w:author="Claude (AI) - proposed" w:date="2026-10-15T03:01:22Z">
+            <w:ins w:id="9228" w:author="Claude (AI) - proposed" w:date="2026-10-18T00:27:02Z">
               <w:r>
                 <w:rPr>
                   <w:rFonts w:ascii="Arial" w:cs="Arial" w:eastAsia="Arial" w:hAnsi="Arial"/>
@@ -35502,7 +35502,7 @@
             <w:pPr>
               <w:spacing w:after="20" w:before="0"/>
             </w:pPr>
-            <w:hyperlink w:history="1" r:id="rIdngwfdvmiigkvsn52n1xyd">
+            <w:hyperlink w:history="1" r:id="rIdduixfgoswrs8u9v018jyy">
               <w:r>
                 <w:rPr>
                   <w:rFonts w:ascii="Arial" w:cs="Arial" w:eastAsia="Arial" w:hAnsi="Arial"/>
@@ -35551,7 +35551,7 @@
               <w:spacing w:after="10" w:before="0"/>
               <w:ind w:left="120"/>
             </w:pPr>
-            <w:hyperlink w:history="1" r:id="rIdihrc5fljl1vp67d1l70vp">
+            <w:hyperlink w:history="1" r:id="rIdenj6-nfmir2n0u-gjiiq6">
               <w:r>
                 <w:rPr>
                   <w:rFonts w:ascii="Arial" w:cs="Arial" w:eastAsia="Arial" w:hAnsi="Arial"/>
@@ -35596,7 +35596,7 @@
             <w:pPr>
               <w:spacing w:after="20" w:before="0"/>
             </w:pPr>
-            <w:hyperlink w:history="1" r:id="rId4kxnlx1xdmblh0lbff91g">
+            <w:hyperlink w:history="1" r:id="rId9wzvzgu_s6mj3_wqar1ca">
               <w:r>
                 <w:rPr>
                   <w:rFonts w:ascii="Arial" w:cs="Arial" w:eastAsia="Arial" w:hAnsi="Arial"/>
@@ -35645,7 +35645,7 @@
               <w:spacing w:after="10" w:before="0"/>
               <w:ind w:left="120"/>
             </w:pPr>
-            <w:hyperlink w:history="1" r:id="rIdtdezsf1wacalhtgwwmucb">
+            <w:hyperlink w:history="1" r:id="rIdgtjyzgazvvzk8qeqq8ou-">
               <w:r>
                 <w:rPr>
                   <w:rFonts w:ascii="Arial" w:cs="Arial" w:eastAsia="Arial" w:hAnsi="Arial"/>
@@ -36170,7 +36170,7 @@
         </w:rPr>
         <w:t xml:space="preserve">© 2026 SeaVuria and ARES. Aligned with KICD objectives. Developed by SeaVuria; technical implementation by ARES (with AI assistance from Claude). Licensed under </w:t>
       </w:r>
-      <w:hyperlink w:history="1" r:id="rId8pwit4uq6vdhluu1ykrmt">
+      <w:hyperlink w:history="1" r:id="rIdbqp5igzsawqi0galucjht">
         <w:r>
           <w:rPr>
             <w:rFonts w:ascii="Arial" w:cs="Arial" w:eastAsia="Arial" w:hAnsi="Arial"/>
@@ -36191,7 +36191,7 @@
         </w:rPr>
         <w:t xml:space="preserve"> (</w:t>
       </w:r>
-      <w:hyperlink w:history="1" r:id="rIdtzpotxdj_p8ahjs-yoygc">
+      <w:hyperlink w:history="1" r:id="rIdmjnedlzhi7lhzwfa952xo">
         <w:r>
           <w:rPr>
             <w:rFonts w:ascii="Arial" w:cs="Arial" w:eastAsia="Arial" w:hAnsi="Arial"/>
